--- a/reports/2026-07-14-基金午报.docx
+++ b/reports/2026-07-14-基金午报.docx
@@ -4,6351 +4,359 @@
   <w:body>
     <w:p>
       <w:pPr>
-        <w:spacing w:after="60"/>
+        <w:spacing w:after="0" w:before="0" w:line="240" w:lineRule="auto"/>
       </w:pPr>
       <w:r>
-        <w:rPr>
-          <w:b/>
-          <w:color w:val="0B2545"/>
-          <w:sz w:val="44"/>
-          <w:rFonts w:eastAsia="Arial Unicode MS" w:ascii="Arial Unicode MS" w:hAnsi="Arial Unicode MS" w:cs="Arial Unicode MS"/>
-        </w:rPr>
-        <w:t>2026-07-14 基金午间研究报告</w:t>
+        <w:drawing>
+          <wp:inline xmlns:a="http://schemas.openxmlformats.org/drawingml/2006/main" xmlns:pic="http://schemas.openxmlformats.org/drawingml/2006/picture">
+            <wp:extent cx="7562088" cy="9784080"/>
+            <wp:docPr id="1" name="Picture 1"/>
+            <wp:cNvGraphicFramePr>
+              <a:graphicFrameLocks noChangeAspect="1"/>
+            </wp:cNvGraphicFramePr>
+            <a:graphic>
+              <a:graphicData uri="http://schemas.openxmlformats.org/drawingml/2006/picture">
+                <pic:pic>
+                  <pic:nvPicPr>
+                    <pic:cNvPr id="0" name="page-1.png"/>
+                    <pic:cNvPicPr/>
+                  </pic:nvPicPr>
+                  <pic:blipFill>
+                    <a:blip r:embed="rId9"/>
+                    <a:stretch>
+                      <a:fillRect/>
+                    </a:stretch>
+                  </pic:blipFill>
+                  <pic:spPr>
+                    <a:xfrm>
+                      <a:off x="0" y="0"/>
+                      <a:ext cx="7562088" cy="9784080"/>
+                    </a:xfrm>
+                    <a:prstGeom prst="rect"/>
+                  </pic:spPr>
+                </pic:pic>
+              </a:graphicData>
+            </a:graphic>
+          </wp:inline>
+        </w:drawing>
       </w:r>
     </w:p>
     <w:p>
       <w:r>
-        <w:rPr>
-          <w:rFonts w:eastAsia="Arial Unicode MS" w:ascii="Arial Unicode MS" w:hAnsi="Arial Unicode MS" w:cs="Arial Unicode MS"/>
-        </w:rPr>
-        <w:t>生成时间：2026-07-14 13:40 Asia/Shanghai；主要行情抓取：11:30 午间截面 + 13:28 盘中估算复核。</w:t>
-      </w:r>
-    </w:p>
-    <w:p>
-      <w:r>
-        <w:rPr>
-          <w:rFonts w:eastAsia="Arial Unicode MS" w:ascii="Arial Unicode MS" w:hAnsi="Arial Unicode MS" w:cs="Arial Unicode MS"/>
-        </w:rPr>
-        <w:t>适用范围：用户只交易中国大陆场外开放式基金；本报告是研究与手工申赎草案，不自动下单，不承诺收益。</w:t>
-      </w:r>
-    </w:p>
-    <w:p>
-      <w:r>
-        <w:rPr>
-          <w:rFonts w:eastAsia="Arial Unicode MS" w:ascii="Arial Unicode MS" w:hAnsi="Arial Unicode MS" w:cs="Arial Unicode MS"/>
-        </w:rPr>
-        <w:t>关键机制：普通产品通常 15:00 前提交才可能按 2026-07-14 的未知价正式净值确认；盘中指数和估算净值只用于决定是否提交，不是成交价。</w:t>
-      </w:r>
-    </w:p>
-    <w:p>
-      <w:pPr>
-        <w:pStyle w:val="Heading1"/>
-      </w:pPr>
-      <w:r>
-        <w:rPr>
-          <w:rFonts w:eastAsia="Arial Unicode MS" w:ascii="Arial Unicode MS" w:hAnsi="Arial Unicode MS" w:cs="Arial Unicode MS"/>
-        </w:rPr>
-        <w:t>只看结论</w:t>
-      </w:r>
-    </w:p>
-    <w:p>
-      <w:pPr>
-        <w:ind w:left="360" w:hanging="216"/>
-      </w:pPr>
-      <w:r>
-        <w:rPr>
-          <w:b/>
-          <w:rFonts w:eastAsia="Arial Unicode MS" w:ascii="Arial Unicode MS" w:hAnsi="Arial Unicode MS" w:cs="Arial Unicode MS"/>
-        </w:rPr>
-        <w:t xml:space="preserve">• </w:t>
-      </w:r>
-      <w:r>
-        <w:rPr>
-          <w:rFonts w:eastAsia="Arial Unicode MS" w:ascii="Arial Unicode MS" w:hAnsi="Arial Unicode MS" w:cs="Arial Unicode MS"/>
-        </w:rPr>
-        <w:t>当前主结论：等待；不新增申购，不立即赎回。只有 14:45 联合阈值触发时，才做弱势重叠科技仓的结构性赎回草案。</w:t>
-      </w:r>
-    </w:p>
-    <w:p>
-      <w:pPr>
-        <w:ind w:left="360" w:hanging="216"/>
-      </w:pPr>
-      <w:r>
-        <w:rPr>
-          <w:b/>
-          <w:rFonts w:eastAsia="Arial Unicode MS" w:ascii="Arial Unicode MS" w:hAnsi="Arial Unicode MS" w:cs="Arial Unicode MS"/>
-        </w:rPr>
-        <w:t xml:space="preserve">• </w:t>
-      </w:r>
-      <w:r>
-        <w:rPr>
-          <w:rFonts w:eastAsia="Arial Unicode MS" w:ascii="Arial Unicode MS" w:hAnsi="Arial Unicode MS" w:cs="Arial Unicode MS"/>
-        </w:rPr>
-        <w:t>优先对象：010004 景顺长城电子信息产业股票C；若确认破位且平台费率/状态无冲突，再考虑 019024 易方达信息行业精选股票C。</w:t>
-      </w:r>
-    </w:p>
-    <w:p>
-      <w:pPr>
-        <w:ind w:left="360" w:hanging="216"/>
-      </w:pPr>
-      <w:r>
-        <w:rPr>
-          <w:b/>
-          <w:rFonts w:eastAsia="Arial Unicode MS" w:ascii="Arial Unicode MS" w:hAnsi="Arial Unicode MS" w:cs="Arial Unicode MS"/>
-        </w:rPr>
-        <w:t xml:space="preserve">• </w:t>
-      </w:r>
-      <w:r>
-        <w:rPr>
-          <w:rFonts w:eastAsia="Arial Unicode MS" w:ascii="Arial Unicode MS" w:hAnsi="Arial Unicode MS" w:cs="Arial Unicode MS"/>
-        </w:rPr>
-        <w:t>预计净值日：若 15:00 前提交且产品/平台无特殊规则，预计适用 2026-07-14 收盘后正式净值；绝不按 13:28 估算价成交。</w:t>
-      </w:r>
-    </w:p>
-    <w:p>
-      <w:pPr>
-        <w:ind w:left="360" w:hanging="216"/>
-      </w:pPr>
-      <w:r>
-        <w:rPr>
-          <w:b/>
-          <w:rFonts w:eastAsia="Arial Unicode MS" w:ascii="Arial Unicode MS" w:hAnsi="Arial Unicode MS" w:cs="Arial Unicode MS"/>
-        </w:rPr>
-        <w:t xml:space="preserve">• </w:t>
-      </w:r>
-      <w:r>
-        <w:rPr>
-          <w:rFonts w:eastAsia="Arial Unicode MS" w:ascii="Arial Unicode MS" w:hAnsi="Arial Unicode MS" w:cs="Arial Unicode MS"/>
-        </w:rPr>
-        <w:t>不是系统性撤退：沪指 13:28 已回到 3900 上方，市场宽度上午未坍塌；问题更像拥挤科技仓结构性修复/出清。</w:t>
-      </w:r>
-    </w:p>
-    <w:p>
-      <w:pPr>
-        <w:pStyle w:val="Heading1"/>
-      </w:pPr>
-      <w:r>
-        <w:rPr>
-          <w:rFonts w:eastAsia="Arial Unicode MS" w:ascii="Arial Unicode MS" w:hAnsi="Arial Unicode MS" w:cs="Arial Unicode MS"/>
-        </w:rPr>
-        <w:t>数据质量与风险否决</w:t>
-      </w:r>
-    </w:p>
-    <w:p>
-      <w:pPr>
-        <w:ind w:left="360" w:hanging="216"/>
-      </w:pPr>
-      <w:r>
-        <w:rPr>
-          <w:b/>
-          <w:rFonts w:eastAsia="Arial Unicode MS" w:ascii="Arial Unicode MS" w:hAnsi="Arial Unicode MS" w:cs="Arial Unicode MS"/>
-        </w:rPr>
-        <w:t xml:space="preserve">• </w:t>
-      </w:r>
-      <w:r>
-        <w:rPr>
-          <w:rFonts w:eastAsia="Arial Unicode MS" w:ascii="Arial Unicode MS" w:hAnsi="Arial Unicode MS" w:cs="Arial Unicode MS"/>
-        </w:rPr>
-        <w:t>项目启动检查为 ready_with_warnings：transactions.csv 为空、portfolio-history.csv 为空、持仓市值 38,324.93 元与 profile 的 30,000 元配置资金差异超过 10%。</w:t>
-      </w:r>
-    </w:p>
-    <w:p>
-      <w:pPr>
-        <w:ind w:left="360" w:hanging="216"/>
-      </w:pPr>
-      <w:r>
-        <w:rPr>
-          <w:b/>
-          <w:rFonts w:eastAsia="Arial Unicode MS" w:ascii="Arial Unicode MS" w:hAnsi="Arial Unicode MS" w:cs="Arial Unicode MS"/>
-        </w:rPr>
-        <w:t xml:space="preserve">• </w:t>
-      </w:r>
-      <w:r>
-        <w:rPr>
-          <w:rFonts w:eastAsia="Arial Unicode MS" w:ascii="Arial Unicode MS" w:hAnsi="Arial Unicode MS" w:cs="Arial Unicode MS"/>
-        </w:rPr>
-        <w:t>因此风险官否决新增申购：真实现金、真实成交持有期、账户高点回撤都无法核验。</w:t>
-      </w:r>
-    </w:p>
-    <w:p>
-      <w:pPr>
-        <w:ind w:left="360" w:hanging="216"/>
-      </w:pPr>
-      <w:r>
-        <w:rPr>
-          <w:b/>
-          <w:rFonts w:eastAsia="Arial Unicode MS" w:ascii="Arial Unicode MS" w:hAnsi="Arial Unicode MS" w:cs="Arial Unicode MS"/>
-        </w:rPr>
-        <w:t xml:space="preserve">• </w:t>
-      </w:r>
-      <w:r>
-        <w:rPr>
-          <w:rFonts w:eastAsia="Arial Unicode MS" w:ascii="Arial Unicode MS" w:hAnsi="Arial Unicode MS" w:cs="Arial Unicode MS"/>
-        </w:rPr>
-        <w:t>多数基金申赎状态、规模、官方费率仍为 unknown；仅 010004 与 019024 赎回开放和赎回费率有项目内官方资料支撑。</w:t>
-      </w:r>
-    </w:p>
-    <w:p>
-      <w:pPr>
-        <w:ind w:left="360" w:hanging="216"/>
-      </w:pPr>
-      <w:r>
-        <w:rPr>
-          <w:b/>
-          <w:rFonts w:eastAsia="Arial Unicode MS" w:ascii="Arial Unicode MS" w:hAnsi="Arial Unicode MS" w:cs="Arial Unicode MS"/>
-        </w:rPr>
-        <w:t xml:space="preserve">• </w:t>
-      </w:r>
-      <w:r>
-        <w:rPr>
-          <w:rFonts w:eastAsia="Arial Unicode MS" w:ascii="Arial Unicode MS" w:hAnsi="Arial Unicode MS" w:cs="Arial Unicode MS"/>
-        </w:rPr>
-        <w:t>东财/天天基金盘中估算属于模型估值；QDII 的 04:00 估算与海外市场/净值时滞相关，不得用 A 股盘中波动替代正式净值。</w:t>
-      </w:r>
-    </w:p>
-    <w:p>
-      <w:pPr>
-        <w:pStyle w:val="Heading1"/>
-      </w:pPr>
-      <w:r>
-        <w:rPr>
-          <w:rFonts w:eastAsia="Arial Unicode MS" w:ascii="Arial Unicode MS" w:hAnsi="Arial Unicode MS" w:cs="Arial Unicode MS"/>
-        </w:rPr>
-        <w:t>自我审计</w:t>
-      </w:r>
-    </w:p>
-    <w:p>
-      <w:pPr>
-        <w:ind w:left="360" w:hanging="216"/>
-      </w:pPr>
-      <w:r>
-        <w:rPr>
-          <w:b/>
-          <w:rFonts w:eastAsia="Arial Unicode MS" w:ascii="Arial Unicode MS" w:hAnsi="Arial Unicode MS" w:cs="Arial Unicode MS"/>
-        </w:rPr>
-        <w:t xml:space="preserve">• </w:t>
-      </w:r>
-      <w:r>
-        <w:rPr>
-          <w:rFonts w:eastAsia="Arial Unicode MS" w:ascii="Arial Unicode MS" w:hAnsi="Arial Unicode MS" w:cs="Arial Unicode MS"/>
-        </w:rPr>
-        <w:t>首次回填已存在：decision-journal.csv 内含 2026-07-12、2026-07-13 报告重建记录，record_origin 为 reconstructed_from_report；缺失字段保持空白。</w:t>
-      </w:r>
-    </w:p>
-    <w:p>
-      <w:pPr>
-        <w:ind w:left="360" w:hanging="216"/>
-      </w:pPr>
-      <w:r>
-        <w:rPr>
-          <w:b/>
-          <w:rFonts w:eastAsia="Arial Unicode MS" w:ascii="Arial Unicode MS" w:hAnsi="Arial Unicode MS" w:cs="Arial Unicode MS"/>
-        </w:rPr>
-        <w:t xml:space="preserve">• </w:t>
-      </w:r>
-      <w:r>
-        <w:rPr>
-          <w:rFonts w:eastAsia="Arial Unicode MS" w:ascii="Arial Unicode MS" w:hAnsi="Arial Unicode MS" w:cs="Arial Unicode MS"/>
-        </w:rPr>
-        <w:t>截至本次运行，可直接到期复核的原生建议不足：2026-07-14 11:38 记录的 evaluation_due_date 为 2026-07-15，尚无随后正式净值；7 月 13 晚间记录缺少完整评估日与真实执行。</w:t>
-      </w:r>
-    </w:p>
-    <w:p>
-      <w:pPr>
-        <w:ind w:left="360" w:hanging="216"/>
-      </w:pPr>
-      <w:r>
-        <w:rPr>
-          <w:b/>
-          <w:rFonts w:eastAsia="Arial Unicode MS" w:ascii="Arial Unicode MS" w:hAnsi="Arial Unicode MS" w:cs="Arial Unicode MS"/>
-        </w:rPr>
-        <w:t xml:space="preserve">• </w:t>
-      </w:r>
-      <w:r>
-        <w:rPr>
-          <w:rFonts w:eastAsia="Arial Unicode MS" w:ascii="Arial Unicode MS" w:hAnsi="Arial Unicode MS" w:cs="Arial Unicode MS"/>
-        </w:rPr>
-        <w:t>交易账本为空，用户实际执行未知；本次只记录假设和本次原始判断，不修改永久参数。</w:t>
-      </w:r>
-    </w:p>
-    <w:p>
-      <w:pPr>
-        <w:ind w:left="360" w:hanging="216"/>
-      </w:pPr>
-      <w:r>
-        <w:rPr>
-          <w:b/>
-          <w:rFonts w:eastAsia="Arial Unicode MS" w:ascii="Arial Unicode MS" w:hAnsi="Arial Unicode MS" w:cs="Arial Unicode MS"/>
-        </w:rPr>
-        <w:t xml:space="preserve">• </w:t>
-      </w:r>
-      <w:r>
-        <w:rPr>
-          <w:rFonts w:eastAsia="Arial Unicode MS" w:ascii="Arial Unicode MS" w:hAnsi="Arial Unicode MS" w:cs="Arial Unicode MS"/>
-        </w:rPr>
-        <w:t>本次已追加 DEC-20260714-NOON-002：基准震荡 55%、偏强 25%、偏弱 20%，行动为等待，条件性结构减仓。</w:t>
-      </w:r>
-    </w:p>
-    <w:p>
-      <w:pPr>
-        <w:pStyle w:val="Heading1"/>
-      </w:pPr>
-      <w:r>
-        <w:rPr>
-          <w:rFonts w:eastAsia="Arial Unicode MS" w:ascii="Arial Unicode MS" w:hAnsi="Arial Unicode MS" w:cs="Arial Unicode MS"/>
-        </w:rPr>
-        <w:t>持仓复述</w:t>
-      </w:r>
-    </w:p>
-    <w:tbl>
-      <w:tblPr>
-        <w:tblStyle w:val="TableGrid"/>
-        <w:tblW w:type="dxa" w:w="9360"/>
-        <w:jc w:val="center"/>
-        <w:tblLayout w:type="fixed"/>
-        <w:tblLook w:firstColumn="1" w:firstRow="1" w:lastColumn="0" w:lastRow="0" w:noHBand="0" w:noVBand="1" w:val="04A0"/>
-      </w:tblPr>
-      <w:tblGrid>
-        <w:gridCol w:w="1872"/>
-        <w:gridCol w:w="1872"/>
-        <w:gridCol w:w="1872"/>
-        <w:gridCol w:w="1872"/>
-        <w:gridCol w:w="1872"/>
-      </w:tblGrid>
-      <w:tr>
-        <w:tc>
-          <w:tcPr>
-            <w:tcW w:type="dxa" w:w="1080"/>
-            <w:shd w:fill="F2F4F7"/>
-            <w:tcMar>
-              <w:top w:w="80" w:type="dxa"/>
-              <w:start w:w="120" w:type="dxa"/>
-              <w:bottom w:w="80" w:type="dxa"/>
-              <w:end w:w="120" w:type="dxa"/>
-            </w:tcMar>
-            <w:vAlign w:val="center"/>
-          </w:tcPr>
-          <w:p>
-            <w:pPr>
-              <w:spacing w:after="40"/>
-            </w:pPr>
-            <w:r>
-              <w:rPr>
-                <w:rFonts w:ascii="Arial Unicode MS" w:hAnsi="Arial Unicode MS" w:eastAsia="Arial Unicode MS" w:cs="Arial Unicode MS"/>
-                <w:sz w:val="17"/>
-              </w:rPr>
-              <w:t>代码</w:t>
-            </w:r>
-          </w:p>
-        </w:tc>
-        <w:tc>
-          <w:tcPr>
-            <w:tcW w:type="dxa" w:w="3096"/>
-            <w:shd w:fill="F2F4F7"/>
-            <w:tcMar>
-              <w:top w:w="80" w:type="dxa"/>
-              <w:start w:w="120" w:type="dxa"/>
-              <w:bottom w:w="80" w:type="dxa"/>
-              <w:end w:w="120" w:type="dxa"/>
-            </w:tcMar>
-            <w:vAlign w:val="center"/>
-          </w:tcPr>
-          <w:p>
-            <w:pPr>
-              <w:spacing w:after="40"/>
-            </w:pPr>
-            <w:r>
-              <w:rPr>
-                <w:rFonts w:ascii="Arial Unicode MS" w:hAnsi="Arial Unicode MS" w:eastAsia="Arial Unicode MS" w:cs="Arial Unicode MS"/>
-                <w:sz w:val="17"/>
-              </w:rPr>
-              <w:t>基金</w:t>
-            </w:r>
-          </w:p>
-        </w:tc>
-        <w:tc>
-          <w:tcPr>
-            <w:tcW w:type="dxa" w:w="1656"/>
-            <w:shd w:fill="F2F4F7"/>
-            <w:tcMar>
-              <w:top w:w="80" w:type="dxa"/>
-              <w:start w:w="120" w:type="dxa"/>
-              <w:bottom w:w="80" w:type="dxa"/>
-              <w:end w:w="120" w:type="dxa"/>
-            </w:tcMar>
-            <w:vAlign w:val="center"/>
-          </w:tcPr>
-          <w:p>
-            <w:pPr>
-              <w:spacing w:after="40"/>
-            </w:pPr>
-            <w:r>
-              <w:rPr>
-                <w:rFonts w:ascii="Arial Unicode MS" w:hAnsi="Arial Unicode MS" w:eastAsia="Arial Unicode MS" w:cs="Arial Unicode MS"/>
-                <w:sz w:val="17"/>
-              </w:rPr>
-              <w:t>最新正式净值口径市值</w:t>
-            </w:r>
-          </w:p>
-        </w:tc>
-        <w:tc>
-          <w:tcPr>
-            <w:tcW w:type="dxa" w:w="1080"/>
-            <w:shd w:fill="F2F4F7"/>
-            <w:tcMar>
-              <w:top w:w="80" w:type="dxa"/>
-              <w:start w:w="120" w:type="dxa"/>
-              <w:bottom w:w="80" w:type="dxa"/>
-              <w:end w:w="120" w:type="dxa"/>
-            </w:tcMar>
-            <w:vAlign w:val="center"/>
-          </w:tcPr>
-          <w:p>
-            <w:pPr>
-              <w:spacing w:after="40"/>
-            </w:pPr>
-            <w:r>
-              <w:rPr>
-                <w:rFonts w:ascii="Arial Unicode MS" w:hAnsi="Arial Unicode MS" w:eastAsia="Arial Unicode MS" w:cs="Arial Unicode MS"/>
-                <w:sz w:val="17"/>
-              </w:rPr>
-              <w:t>占比</w:t>
-            </w:r>
-          </w:p>
-        </w:tc>
-        <w:tc>
-          <w:tcPr>
-            <w:tcW w:type="dxa" w:w="2448"/>
-            <w:shd w:fill="F2F4F7"/>
-            <w:tcMar>
-              <w:top w:w="80" w:type="dxa"/>
-              <w:start w:w="120" w:type="dxa"/>
-              <w:bottom w:w="80" w:type="dxa"/>
-              <w:end w:w="120" w:type="dxa"/>
-            </w:tcMar>
-            <w:vAlign w:val="center"/>
-          </w:tcPr>
-          <w:p>
-            <w:pPr>
-              <w:spacing w:after="40"/>
-            </w:pPr>
-            <w:r>
-              <w:rPr>
-                <w:rFonts w:ascii="Arial Unicode MS" w:hAnsi="Arial Unicode MS" w:eastAsia="Arial Unicode MS" w:cs="Arial Unicode MS"/>
-                <w:sz w:val="17"/>
-              </w:rPr>
-              <w:t>午间处理</w:t>
-            </w:r>
-          </w:p>
-        </w:tc>
-      </w:tr>
-      <w:tr>
-        <w:tc>
-          <w:tcPr>
-            <w:tcW w:type="dxa" w:w="1080"/>
-            <w:tcMar>
-              <w:top w:w="80" w:type="dxa"/>
-              <w:start w:w="120" w:type="dxa"/>
-              <w:bottom w:w="80" w:type="dxa"/>
-              <w:end w:w="120" w:type="dxa"/>
-            </w:tcMar>
-            <w:vAlign w:val="center"/>
-          </w:tcPr>
-          <w:p>
-            <w:pPr>
-              <w:spacing w:after="40"/>
-            </w:pPr>
-            <w:r>
-              <w:rPr>
-                <w:rFonts w:ascii="Arial Unicode MS" w:hAnsi="Arial Unicode MS" w:eastAsia="Arial Unicode MS" w:cs="Arial Unicode MS"/>
-                <w:sz w:val="17"/>
-              </w:rPr>
-              <w:t>007339</w:t>
-            </w:r>
-          </w:p>
-        </w:tc>
-        <w:tc>
-          <w:tcPr>
-            <w:tcW w:type="dxa" w:w="3096"/>
-            <w:tcMar>
-              <w:top w:w="80" w:type="dxa"/>
-              <w:start w:w="120" w:type="dxa"/>
-              <w:bottom w:w="80" w:type="dxa"/>
-              <w:end w:w="120" w:type="dxa"/>
-            </w:tcMar>
-            <w:vAlign w:val="center"/>
-          </w:tcPr>
-          <w:p>
-            <w:pPr>
-              <w:spacing w:after="40"/>
-            </w:pPr>
-            <w:r>
-              <w:rPr>
-                <w:rFonts w:ascii="Arial Unicode MS" w:hAnsi="Arial Unicode MS" w:eastAsia="Arial Unicode MS" w:cs="Arial Unicode MS"/>
-                <w:sz w:val="17"/>
-              </w:rPr>
-              <w:t>易方达沪深300ETF联接C</w:t>
-            </w:r>
-          </w:p>
-        </w:tc>
-        <w:tc>
-          <w:tcPr>
-            <w:tcW w:type="dxa" w:w="1656"/>
-            <w:tcMar>
-              <w:top w:w="80" w:type="dxa"/>
-              <w:start w:w="120" w:type="dxa"/>
-              <w:bottom w:w="80" w:type="dxa"/>
-              <w:end w:w="120" w:type="dxa"/>
-            </w:tcMar>
-            <w:vAlign w:val="center"/>
-          </w:tcPr>
-          <w:p>
-            <w:pPr>
-              <w:spacing w:after="40"/>
-            </w:pPr>
-            <w:r>
-              <w:rPr>
-                <w:rFonts w:ascii="Arial Unicode MS" w:hAnsi="Arial Unicode MS" w:eastAsia="Arial Unicode MS" w:cs="Arial Unicode MS"/>
-                <w:sz w:val="17"/>
-              </w:rPr>
-              <w:t>9,830.27</w:t>
-            </w:r>
-          </w:p>
-        </w:tc>
-        <w:tc>
-          <w:tcPr>
-            <w:tcW w:type="dxa" w:w="1080"/>
-            <w:tcMar>
-              <w:top w:w="80" w:type="dxa"/>
-              <w:start w:w="120" w:type="dxa"/>
-              <w:bottom w:w="80" w:type="dxa"/>
-              <w:end w:w="120" w:type="dxa"/>
-            </w:tcMar>
-            <w:vAlign w:val="center"/>
-          </w:tcPr>
-          <w:p>
-            <w:pPr>
-              <w:spacing w:after="40"/>
-            </w:pPr>
-            <w:r>
-              <w:rPr>
-                <w:rFonts w:ascii="Arial Unicode MS" w:hAnsi="Arial Unicode MS" w:eastAsia="Arial Unicode MS" w:cs="Arial Unicode MS"/>
-                <w:sz w:val="17"/>
-              </w:rPr>
-              <w:t>25.65%</w:t>
-            </w:r>
-          </w:p>
-        </w:tc>
-        <w:tc>
-          <w:tcPr>
-            <w:tcW w:type="dxa" w:w="2448"/>
-            <w:tcMar>
-              <w:top w:w="80" w:type="dxa"/>
-              <w:start w:w="120" w:type="dxa"/>
-              <w:bottom w:w="80" w:type="dxa"/>
-              <w:end w:w="120" w:type="dxa"/>
-            </w:tcMar>
-            <w:vAlign w:val="center"/>
-          </w:tcPr>
-          <w:p>
-            <w:pPr>
-              <w:spacing w:after="40"/>
-            </w:pPr>
-            <w:r>
-              <w:rPr>
-                <w:rFonts w:ascii="Arial Unicode MS" w:hAnsi="Arial Unicode MS" w:eastAsia="Arial Unicode MS" w:cs="Arial Unicode MS"/>
-                <w:sz w:val="17"/>
-              </w:rPr>
-              <w:t>宽基核心；费率/状态未核验</w:t>
-            </w:r>
-          </w:p>
-        </w:tc>
-      </w:tr>
-      <w:tr>
-        <w:tc>
-          <w:tcPr>
-            <w:tcW w:type="dxa" w:w="1080"/>
-            <w:tcMar>
-              <w:top w:w="80" w:type="dxa"/>
-              <w:start w:w="120" w:type="dxa"/>
-              <w:bottom w:w="80" w:type="dxa"/>
-              <w:end w:w="120" w:type="dxa"/>
-            </w:tcMar>
-            <w:vAlign w:val="center"/>
-          </w:tcPr>
-          <w:p>
-            <w:pPr>
-              <w:spacing w:after="40"/>
-            </w:pPr>
-            <w:r>
-              <w:rPr>
-                <w:rFonts w:ascii="Arial Unicode MS" w:hAnsi="Arial Unicode MS" w:eastAsia="Arial Unicode MS" w:cs="Arial Unicode MS"/>
-                <w:sz w:val="17"/>
-              </w:rPr>
-              <w:t>021894</w:t>
-            </w:r>
-          </w:p>
-        </w:tc>
-        <w:tc>
-          <w:tcPr>
-            <w:tcW w:type="dxa" w:w="3096"/>
-            <w:tcMar>
-              <w:top w:w="80" w:type="dxa"/>
-              <w:start w:w="120" w:type="dxa"/>
-              <w:bottom w:w="80" w:type="dxa"/>
-              <w:end w:w="120" w:type="dxa"/>
-            </w:tcMar>
-            <w:vAlign w:val="center"/>
-          </w:tcPr>
-          <w:p>
-            <w:pPr>
-              <w:spacing w:after="40"/>
-            </w:pPr>
-            <w:r>
-              <w:rPr>
-                <w:rFonts w:ascii="Arial Unicode MS" w:hAnsi="Arial Unicode MS" w:eastAsia="Arial Unicode MS" w:cs="Arial Unicode MS"/>
-                <w:sz w:val="17"/>
-              </w:rPr>
-              <w:t>易方达半导体材料设备ETF联接C</w:t>
-            </w:r>
-          </w:p>
-        </w:tc>
-        <w:tc>
-          <w:tcPr>
-            <w:tcW w:type="dxa" w:w="1656"/>
-            <w:tcMar>
-              <w:top w:w="80" w:type="dxa"/>
-              <w:start w:w="120" w:type="dxa"/>
-              <w:bottom w:w="80" w:type="dxa"/>
-              <w:end w:w="120" w:type="dxa"/>
-            </w:tcMar>
-            <w:vAlign w:val="center"/>
-          </w:tcPr>
-          <w:p>
-            <w:pPr>
-              <w:spacing w:after="40"/>
-            </w:pPr>
-            <w:r>
-              <w:rPr>
-                <w:rFonts w:ascii="Arial Unicode MS" w:hAnsi="Arial Unicode MS" w:eastAsia="Arial Unicode MS" w:cs="Arial Unicode MS"/>
-                <w:sz w:val="17"/>
-              </w:rPr>
-              <w:t>4,909.98</w:t>
-            </w:r>
-          </w:p>
-        </w:tc>
-        <w:tc>
-          <w:tcPr>
-            <w:tcW w:type="dxa" w:w="1080"/>
-            <w:tcMar>
-              <w:top w:w="80" w:type="dxa"/>
-              <w:start w:w="120" w:type="dxa"/>
-              <w:bottom w:w="80" w:type="dxa"/>
-              <w:end w:w="120" w:type="dxa"/>
-            </w:tcMar>
-            <w:vAlign w:val="center"/>
-          </w:tcPr>
-          <w:p>
-            <w:pPr>
-              <w:spacing w:after="40"/>
-            </w:pPr>
-            <w:r>
-              <w:rPr>
-                <w:rFonts w:ascii="Arial Unicode MS" w:hAnsi="Arial Unicode MS" w:eastAsia="Arial Unicode MS" w:cs="Arial Unicode MS"/>
-                <w:sz w:val="17"/>
-              </w:rPr>
-              <w:t>12.81%</w:t>
-            </w:r>
-          </w:p>
-        </w:tc>
-        <w:tc>
-          <w:tcPr>
-            <w:tcW w:type="dxa" w:w="2448"/>
-            <w:tcMar>
-              <w:top w:w="80" w:type="dxa"/>
-              <w:start w:w="120" w:type="dxa"/>
-              <w:bottom w:w="80" w:type="dxa"/>
-              <w:end w:w="120" w:type="dxa"/>
-            </w:tcMar>
-            <w:vAlign w:val="center"/>
-          </w:tcPr>
-          <w:p>
-            <w:pPr>
-              <w:spacing w:after="40"/>
-            </w:pPr>
-            <w:r>
-              <w:rPr>
-                <w:rFonts w:ascii="Arial Unicode MS" w:hAnsi="Arial Unicode MS" w:eastAsia="Arial Unicode MS" w:cs="Arial Unicode MS"/>
-                <w:sz w:val="17"/>
-              </w:rPr>
-              <w:t>半导体指数；今日估算偏弱</w:t>
-            </w:r>
-          </w:p>
-        </w:tc>
-      </w:tr>
-      <w:tr>
-        <w:tc>
-          <w:tcPr>
-            <w:tcW w:type="dxa" w:w="1080"/>
-            <w:tcMar>
-              <w:top w:w="80" w:type="dxa"/>
-              <w:start w:w="120" w:type="dxa"/>
-              <w:bottom w:w="80" w:type="dxa"/>
-              <w:end w:w="120" w:type="dxa"/>
-            </w:tcMar>
-            <w:vAlign w:val="center"/>
-          </w:tcPr>
-          <w:p>
-            <w:pPr>
-              <w:spacing w:after="40"/>
-            </w:pPr>
-            <w:r>
-              <w:rPr>
-                <w:rFonts w:ascii="Arial Unicode MS" w:hAnsi="Arial Unicode MS" w:eastAsia="Arial Unicode MS" w:cs="Arial Unicode MS"/>
-                <w:sz w:val="17"/>
-              </w:rPr>
-              <w:t>010004</w:t>
-            </w:r>
-          </w:p>
-        </w:tc>
-        <w:tc>
-          <w:tcPr>
-            <w:tcW w:type="dxa" w:w="3096"/>
-            <w:tcMar>
-              <w:top w:w="80" w:type="dxa"/>
-              <w:start w:w="120" w:type="dxa"/>
-              <w:bottom w:w="80" w:type="dxa"/>
-              <w:end w:w="120" w:type="dxa"/>
-            </w:tcMar>
-            <w:vAlign w:val="center"/>
-          </w:tcPr>
-          <w:p>
-            <w:pPr>
-              <w:spacing w:after="40"/>
-            </w:pPr>
-            <w:r>
-              <w:rPr>
-                <w:rFonts w:ascii="Arial Unicode MS" w:hAnsi="Arial Unicode MS" w:eastAsia="Arial Unicode MS" w:cs="Arial Unicode MS"/>
-                <w:sz w:val="17"/>
-              </w:rPr>
-              <w:t>景顺长城电子信息产业股票C</w:t>
-            </w:r>
-          </w:p>
-        </w:tc>
-        <w:tc>
-          <w:tcPr>
-            <w:tcW w:type="dxa" w:w="1656"/>
-            <w:tcMar>
-              <w:top w:w="80" w:type="dxa"/>
-              <w:start w:w="120" w:type="dxa"/>
-              <w:bottom w:w="80" w:type="dxa"/>
-              <w:end w:w="120" w:type="dxa"/>
-            </w:tcMar>
-            <w:vAlign w:val="center"/>
-          </w:tcPr>
-          <w:p>
-            <w:pPr>
-              <w:spacing w:after="40"/>
-            </w:pPr>
-            <w:r>
-              <w:rPr>
-                <w:rFonts w:ascii="Arial Unicode MS" w:hAnsi="Arial Unicode MS" w:eastAsia="Arial Unicode MS" w:cs="Arial Unicode MS"/>
-                <w:sz w:val="17"/>
-              </w:rPr>
-              <w:t>4,642.20</w:t>
-            </w:r>
-          </w:p>
-        </w:tc>
-        <w:tc>
-          <w:tcPr>
-            <w:tcW w:type="dxa" w:w="1080"/>
-            <w:tcMar>
-              <w:top w:w="80" w:type="dxa"/>
-              <w:start w:w="120" w:type="dxa"/>
-              <w:bottom w:w="80" w:type="dxa"/>
-              <w:end w:w="120" w:type="dxa"/>
-            </w:tcMar>
-            <w:vAlign w:val="center"/>
-          </w:tcPr>
-          <w:p>
-            <w:pPr>
-              <w:spacing w:after="40"/>
-            </w:pPr>
-            <w:r>
-              <w:rPr>
-                <w:rFonts w:ascii="Arial Unicode MS" w:hAnsi="Arial Unicode MS" w:eastAsia="Arial Unicode MS" w:cs="Arial Unicode MS"/>
-                <w:sz w:val="17"/>
-              </w:rPr>
-              <w:t>12.11%</w:t>
-            </w:r>
-          </w:p>
-        </w:tc>
-        <w:tc>
-          <w:tcPr>
-            <w:tcW w:type="dxa" w:w="2448"/>
-            <w:tcMar>
-              <w:top w:w="80" w:type="dxa"/>
-              <w:start w:w="120" w:type="dxa"/>
-              <w:bottom w:w="80" w:type="dxa"/>
-              <w:end w:w="120" w:type="dxa"/>
-            </w:tcMar>
-            <w:vAlign w:val="center"/>
-          </w:tcPr>
-          <w:p>
-            <w:pPr>
-              <w:spacing w:after="40"/>
-            </w:pPr>
-            <w:r>
-              <w:rPr>
-                <w:rFonts w:ascii="Arial Unicode MS" w:hAnsi="Arial Unicode MS" w:eastAsia="Arial Unicode MS" w:cs="Arial Unicode MS"/>
-                <w:sz w:val="17"/>
-              </w:rPr>
-              <w:t>弱势重叠科技；可做条件减仓草案</w:t>
-            </w:r>
-          </w:p>
-        </w:tc>
-      </w:tr>
-      <w:tr>
-        <w:tc>
-          <w:tcPr>
-            <w:tcW w:type="dxa" w:w="1080"/>
-            <w:tcMar>
-              <w:top w:w="80" w:type="dxa"/>
-              <w:start w:w="120" w:type="dxa"/>
-              <w:bottom w:w="80" w:type="dxa"/>
-              <w:end w:w="120" w:type="dxa"/>
-            </w:tcMar>
-            <w:vAlign w:val="center"/>
-          </w:tcPr>
-          <w:p>
-            <w:pPr>
-              <w:spacing w:after="40"/>
-            </w:pPr>
-            <w:r>
-              <w:rPr>
-                <w:rFonts w:ascii="Arial Unicode MS" w:hAnsi="Arial Unicode MS" w:eastAsia="Arial Unicode MS" w:cs="Arial Unicode MS"/>
-                <w:sz w:val="17"/>
-              </w:rPr>
-              <w:t>012922</w:t>
-            </w:r>
-          </w:p>
-        </w:tc>
-        <w:tc>
-          <w:tcPr>
-            <w:tcW w:type="dxa" w:w="3096"/>
-            <w:tcMar>
-              <w:top w:w="80" w:type="dxa"/>
-              <w:start w:w="120" w:type="dxa"/>
-              <w:bottom w:w="80" w:type="dxa"/>
-              <w:end w:w="120" w:type="dxa"/>
-            </w:tcMar>
-            <w:vAlign w:val="center"/>
-          </w:tcPr>
-          <w:p>
-            <w:pPr>
-              <w:spacing w:after="40"/>
-            </w:pPr>
-            <w:r>
-              <w:rPr>
-                <w:rFonts w:ascii="Arial Unicode MS" w:hAnsi="Arial Unicode MS" w:eastAsia="Arial Unicode MS" w:cs="Arial Unicode MS"/>
-                <w:sz w:val="17"/>
-              </w:rPr>
-              <w:t>易方达全球成长精选(QDII)C</w:t>
-            </w:r>
-          </w:p>
-        </w:tc>
-        <w:tc>
-          <w:tcPr>
-            <w:tcW w:type="dxa" w:w="1656"/>
-            <w:tcMar>
-              <w:top w:w="80" w:type="dxa"/>
-              <w:start w:w="120" w:type="dxa"/>
-              <w:bottom w:w="80" w:type="dxa"/>
-              <w:end w:w="120" w:type="dxa"/>
-            </w:tcMar>
-            <w:vAlign w:val="center"/>
-          </w:tcPr>
-          <w:p>
-            <w:pPr>
-              <w:spacing w:after="40"/>
-            </w:pPr>
-            <w:r>
-              <w:rPr>
-                <w:rFonts w:ascii="Arial Unicode MS" w:hAnsi="Arial Unicode MS" w:eastAsia="Arial Unicode MS" w:cs="Arial Unicode MS"/>
-                <w:sz w:val="17"/>
-              </w:rPr>
-              <w:t>3,077.02</w:t>
-            </w:r>
-          </w:p>
-        </w:tc>
-        <w:tc>
-          <w:tcPr>
-            <w:tcW w:type="dxa" w:w="1080"/>
-            <w:tcMar>
-              <w:top w:w="80" w:type="dxa"/>
-              <w:start w:w="120" w:type="dxa"/>
-              <w:bottom w:w="80" w:type="dxa"/>
-              <w:end w:w="120" w:type="dxa"/>
-            </w:tcMar>
-            <w:vAlign w:val="center"/>
-          </w:tcPr>
-          <w:p>
-            <w:pPr>
-              <w:spacing w:after="40"/>
-            </w:pPr>
-            <w:r>
-              <w:rPr>
-                <w:rFonts w:ascii="Arial Unicode MS" w:hAnsi="Arial Unicode MS" w:eastAsia="Arial Unicode MS" w:cs="Arial Unicode MS"/>
-                <w:sz w:val="17"/>
-              </w:rPr>
-              <w:t>8.03%</w:t>
-            </w:r>
-          </w:p>
-        </w:tc>
-        <w:tc>
-          <w:tcPr>
-            <w:tcW w:type="dxa" w:w="2448"/>
-            <w:tcMar>
-              <w:top w:w="80" w:type="dxa"/>
-              <w:start w:w="120" w:type="dxa"/>
-              <w:bottom w:w="80" w:type="dxa"/>
-              <w:end w:w="120" w:type="dxa"/>
-            </w:tcMar>
-            <w:vAlign w:val="center"/>
-          </w:tcPr>
-          <w:p>
-            <w:pPr>
-              <w:spacing w:after="40"/>
-            </w:pPr>
-            <w:r>
-              <w:rPr>
-                <w:rFonts w:ascii="Arial Unicode MS" w:hAnsi="Arial Unicode MS" w:eastAsia="Arial Unicode MS" w:cs="Arial Unicode MS"/>
-                <w:sz w:val="17"/>
-              </w:rPr>
-              <w:t>QDII；净值时滞</w:t>
-            </w:r>
-          </w:p>
-        </w:tc>
-      </w:tr>
-      <w:tr>
-        <w:tc>
-          <w:tcPr>
-            <w:tcW w:type="dxa" w:w="1080"/>
-            <w:tcMar>
-              <w:top w:w="80" w:type="dxa"/>
-              <w:start w:w="120" w:type="dxa"/>
-              <w:bottom w:w="80" w:type="dxa"/>
-              <w:end w:w="120" w:type="dxa"/>
-            </w:tcMar>
-            <w:vAlign w:val="center"/>
-          </w:tcPr>
-          <w:p>
-            <w:pPr>
-              <w:spacing w:after="40"/>
-            </w:pPr>
-            <w:r>
-              <w:rPr>
-                <w:rFonts w:ascii="Arial Unicode MS" w:hAnsi="Arial Unicode MS" w:eastAsia="Arial Unicode MS" w:cs="Arial Unicode MS"/>
-                <w:sz w:val="17"/>
-              </w:rPr>
-              <w:t>021528</w:t>
-            </w:r>
-          </w:p>
-        </w:tc>
-        <w:tc>
-          <w:tcPr>
-            <w:tcW w:type="dxa" w:w="3096"/>
-            <w:tcMar>
-              <w:top w:w="80" w:type="dxa"/>
-              <w:start w:w="120" w:type="dxa"/>
-              <w:bottom w:w="80" w:type="dxa"/>
-              <w:end w:w="120" w:type="dxa"/>
-            </w:tcMar>
-            <w:vAlign w:val="center"/>
-          </w:tcPr>
-          <w:p>
-            <w:pPr>
-              <w:spacing w:after="40"/>
-            </w:pPr>
-            <w:r>
-              <w:rPr>
-                <w:rFonts w:ascii="Arial Unicode MS" w:hAnsi="Arial Unicode MS" w:eastAsia="Arial Unicode MS" w:cs="Arial Unicode MS"/>
-                <w:sz w:val="17"/>
-              </w:rPr>
-              <w:t>财通成长优选C</w:t>
-            </w:r>
-          </w:p>
-        </w:tc>
-        <w:tc>
-          <w:tcPr>
-            <w:tcW w:type="dxa" w:w="1656"/>
-            <w:tcMar>
-              <w:top w:w="80" w:type="dxa"/>
-              <w:start w:w="120" w:type="dxa"/>
-              <w:bottom w:w="80" w:type="dxa"/>
-              <w:end w:w="120" w:type="dxa"/>
-            </w:tcMar>
-            <w:vAlign w:val="center"/>
-          </w:tcPr>
-          <w:p>
-            <w:pPr>
-              <w:spacing w:after="40"/>
-            </w:pPr>
-            <w:r>
-              <w:rPr>
-                <w:rFonts w:ascii="Arial Unicode MS" w:hAnsi="Arial Unicode MS" w:eastAsia="Arial Unicode MS" w:cs="Arial Unicode MS"/>
-                <w:sz w:val="17"/>
-              </w:rPr>
-              <w:t>2,448.39</w:t>
-            </w:r>
-          </w:p>
-        </w:tc>
-        <w:tc>
-          <w:tcPr>
-            <w:tcW w:type="dxa" w:w="1080"/>
-            <w:tcMar>
-              <w:top w:w="80" w:type="dxa"/>
-              <w:start w:w="120" w:type="dxa"/>
-              <w:bottom w:w="80" w:type="dxa"/>
-              <w:end w:w="120" w:type="dxa"/>
-            </w:tcMar>
-            <w:vAlign w:val="center"/>
-          </w:tcPr>
-          <w:p>
-            <w:pPr>
-              <w:spacing w:after="40"/>
-            </w:pPr>
-            <w:r>
-              <w:rPr>
-                <w:rFonts w:ascii="Arial Unicode MS" w:hAnsi="Arial Unicode MS" w:eastAsia="Arial Unicode MS" w:cs="Arial Unicode MS"/>
-                <w:sz w:val="17"/>
-              </w:rPr>
-              <w:t>6.39%</w:t>
-            </w:r>
-          </w:p>
-        </w:tc>
-        <w:tc>
-          <w:tcPr>
-            <w:tcW w:type="dxa" w:w="2448"/>
-            <w:tcMar>
-              <w:top w:w="80" w:type="dxa"/>
-              <w:start w:w="120" w:type="dxa"/>
-              <w:bottom w:w="80" w:type="dxa"/>
-              <w:end w:w="120" w:type="dxa"/>
-            </w:tcMar>
-            <w:vAlign w:val="center"/>
-          </w:tcPr>
-          <w:p>
-            <w:pPr>
-              <w:spacing w:after="40"/>
-            </w:pPr>
-            <w:r>
-              <w:rPr>
-                <w:rFonts w:ascii="Arial Unicode MS" w:hAnsi="Arial Unicode MS" w:eastAsia="Arial Unicode MS" w:cs="Arial Unicode MS"/>
-                <w:sz w:val="17"/>
-              </w:rPr>
-              <w:t>主动权益；估算修复但状态未知</w:t>
-            </w:r>
-          </w:p>
-        </w:tc>
-      </w:tr>
-      <w:tr>
-        <w:tc>
-          <w:tcPr>
-            <w:tcW w:type="dxa" w:w="1080"/>
-            <w:tcMar>
-              <w:top w:w="80" w:type="dxa"/>
-              <w:start w:w="120" w:type="dxa"/>
-              <w:bottom w:w="80" w:type="dxa"/>
-              <w:end w:w="120" w:type="dxa"/>
-            </w:tcMar>
-            <w:vAlign w:val="center"/>
-          </w:tcPr>
-          <w:p>
-            <w:pPr>
-              <w:spacing w:after="40"/>
-            </w:pPr>
-            <w:r>
-              <w:rPr>
-                <w:rFonts w:ascii="Arial Unicode MS" w:hAnsi="Arial Unicode MS" w:eastAsia="Arial Unicode MS" w:cs="Arial Unicode MS"/>
-                <w:sz w:val="17"/>
-              </w:rPr>
-              <w:t>007818</w:t>
-            </w:r>
-          </w:p>
-        </w:tc>
-        <w:tc>
-          <w:tcPr>
-            <w:tcW w:type="dxa" w:w="3096"/>
-            <w:tcMar>
-              <w:top w:w="80" w:type="dxa"/>
-              <w:start w:w="120" w:type="dxa"/>
-              <w:bottom w:w="80" w:type="dxa"/>
-              <w:end w:w="120" w:type="dxa"/>
-            </w:tcMar>
-            <w:vAlign w:val="center"/>
-          </w:tcPr>
-          <w:p>
-            <w:pPr>
-              <w:spacing w:after="40"/>
-            </w:pPr>
-            <w:r>
-              <w:rPr>
-                <w:rFonts w:ascii="Arial Unicode MS" w:hAnsi="Arial Unicode MS" w:eastAsia="Arial Unicode MS" w:cs="Arial Unicode MS"/>
-                <w:sz w:val="17"/>
-              </w:rPr>
-              <w:t>国泰通信设备ETF联接C</w:t>
-            </w:r>
-          </w:p>
-        </w:tc>
-        <w:tc>
-          <w:tcPr>
-            <w:tcW w:type="dxa" w:w="1656"/>
-            <w:tcMar>
-              <w:top w:w="80" w:type="dxa"/>
-              <w:start w:w="120" w:type="dxa"/>
-              <w:bottom w:w="80" w:type="dxa"/>
-              <w:end w:w="120" w:type="dxa"/>
-            </w:tcMar>
-            <w:vAlign w:val="center"/>
-          </w:tcPr>
-          <w:p>
-            <w:pPr>
-              <w:spacing w:after="40"/>
-            </w:pPr>
-            <w:r>
-              <w:rPr>
-                <w:rFonts w:ascii="Arial Unicode MS" w:hAnsi="Arial Unicode MS" w:eastAsia="Arial Unicode MS" w:cs="Arial Unicode MS"/>
-                <w:sz w:val="17"/>
-              </w:rPr>
-              <w:t>1,951.93</w:t>
-            </w:r>
-          </w:p>
-        </w:tc>
-        <w:tc>
-          <w:tcPr>
-            <w:tcW w:type="dxa" w:w="1080"/>
-            <w:tcMar>
-              <w:top w:w="80" w:type="dxa"/>
-              <w:start w:w="120" w:type="dxa"/>
-              <w:bottom w:w="80" w:type="dxa"/>
-              <w:end w:w="120" w:type="dxa"/>
-            </w:tcMar>
-            <w:vAlign w:val="center"/>
-          </w:tcPr>
-          <w:p>
-            <w:pPr>
-              <w:spacing w:after="40"/>
-            </w:pPr>
-            <w:r>
-              <w:rPr>
-                <w:rFonts w:ascii="Arial Unicode MS" w:hAnsi="Arial Unicode MS" w:eastAsia="Arial Unicode MS" w:cs="Arial Unicode MS"/>
-                <w:sz w:val="17"/>
-              </w:rPr>
-              <w:t>5.09%</w:t>
-            </w:r>
-          </w:p>
-        </w:tc>
-        <w:tc>
-          <w:tcPr>
-            <w:tcW w:type="dxa" w:w="2448"/>
-            <w:tcMar>
-              <w:top w:w="80" w:type="dxa"/>
-              <w:start w:w="120" w:type="dxa"/>
-              <w:bottom w:w="80" w:type="dxa"/>
-              <w:end w:w="120" w:type="dxa"/>
-            </w:tcMar>
-            <w:vAlign w:val="center"/>
-          </w:tcPr>
-          <w:p>
-            <w:pPr>
-              <w:spacing w:after="40"/>
-            </w:pPr>
-            <w:r>
-              <w:rPr>
-                <w:rFonts w:ascii="Arial Unicode MS" w:hAnsi="Arial Unicode MS" w:eastAsia="Arial Unicode MS" w:cs="Arial Unicode MS"/>
-                <w:sz w:val="17"/>
-              </w:rPr>
-              <w:t>通信指数；观察资金确认</w:t>
-            </w:r>
-          </w:p>
-        </w:tc>
-      </w:tr>
-      <w:tr>
-        <w:tc>
-          <w:tcPr>
-            <w:tcW w:type="dxa" w:w="1080"/>
-            <w:tcMar>
-              <w:top w:w="80" w:type="dxa"/>
-              <w:start w:w="120" w:type="dxa"/>
-              <w:bottom w:w="80" w:type="dxa"/>
-              <w:end w:w="120" w:type="dxa"/>
-            </w:tcMar>
-            <w:vAlign w:val="center"/>
-          </w:tcPr>
-          <w:p>
-            <w:pPr>
-              <w:spacing w:after="40"/>
-            </w:pPr>
-            <w:r>
-              <w:rPr>
-                <w:rFonts w:ascii="Arial Unicode MS" w:hAnsi="Arial Unicode MS" w:eastAsia="Arial Unicode MS" w:cs="Arial Unicode MS"/>
-                <w:sz w:val="17"/>
-              </w:rPr>
-              <w:t>019024</w:t>
-            </w:r>
-          </w:p>
-        </w:tc>
-        <w:tc>
-          <w:tcPr>
-            <w:tcW w:type="dxa" w:w="3096"/>
-            <w:tcMar>
-              <w:top w:w="80" w:type="dxa"/>
-              <w:start w:w="120" w:type="dxa"/>
-              <w:bottom w:w="80" w:type="dxa"/>
-              <w:end w:w="120" w:type="dxa"/>
-            </w:tcMar>
-            <w:vAlign w:val="center"/>
-          </w:tcPr>
-          <w:p>
-            <w:pPr>
-              <w:spacing w:after="40"/>
-            </w:pPr>
-            <w:r>
-              <w:rPr>
-                <w:rFonts w:ascii="Arial Unicode MS" w:hAnsi="Arial Unicode MS" w:eastAsia="Arial Unicode MS" w:cs="Arial Unicode MS"/>
-                <w:sz w:val="17"/>
-              </w:rPr>
-              <w:t>易方达信息行业精选C</w:t>
-            </w:r>
-          </w:p>
-        </w:tc>
-        <w:tc>
-          <w:tcPr>
-            <w:tcW w:type="dxa" w:w="1656"/>
-            <w:tcMar>
-              <w:top w:w="80" w:type="dxa"/>
-              <w:start w:w="120" w:type="dxa"/>
-              <w:bottom w:w="80" w:type="dxa"/>
-              <w:end w:w="120" w:type="dxa"/>
-            </w:tcMar>
-            <w:vAlign w:val="center"/>
-          </w:tcPr>
-          <w:p>
-            <w:pPr>
-              <w:spacing w:after="40"/>
-            </w:pPr>
-            <w:r>
-              <w:rPr>
-                <w:rFonts w:ascii="Arial Unicode MS" w:hAnsi="Arial Unicode MS" w:eastAsia="Arial Unicode MS" w:cs="Arial Unicode MS"/>
-                <w:sz w:val="17"/>
-              </w:rPr>
-              <w:t>1,730.62</w:t>
-            </w:r>
-          </w:p>
-        </w:tc>
-        <w:tc>
-          <w:tcPr>
-            <w:tcW w:type="dxa" w:w="1080"/>
-            <w:tcMar>
-              <w:top w:w="80" w:type="dxa"/>
-              <w:start w:w="120" w:type="dxa"/>
-              <w:bottom w:w="80" w:type="dxa"/>
-              <w:end w:w="120" w:type="dxa"/>
-            </w:tcMar>
-            <w:vAlign w:val="center"/>
-          </w:tcPr>
-          <w:p>
-            <w:pPr>
-              <w:spacing w:after="40"/>
-            </w:pPr>
-            <w:r>
-              <w:rPr>
-                <w:rFonts w:ascii="Arial Unicode MS" w:hAnsi="Arial Unicode MS" w:eastAsia="Arial Unicode MS" w:cs="Arial Unicode MS"/>
-                <w:sz w:val="17"/>
-              </w:rPr>
-              <w:t>4.52%</w:t>
-            </w:r>
-          </w:p>
-        </w:tc>
-        <w:tc>
-          <w:tcPr>
-            <w:tcW w:type="dxa" w:w="2448"/>
-            <w:tcMar>
-              <w:top w:w="80" w:type="dxa"/>
-              <w:start w:w="120" w:type="dxa"/>
-              <w:bottom w:w="80" w:type="dxa"/>
-              <w:end w:w="120" w:type="dxa"/>
-            </w:tcMar>
-            <w:vAlign w:val="center"/>
-          </w:tcPr>
-          <w:p>
-            <w:pPr>
-              <w:spacing w:after="40"/>
-            </w:pPr>
-            <w:r>
-              <w:rPr>
-                <w:rFonts w:ascii="Arial Unicode MS" w:hAnsi="Arial Unicode MS" w:eastAsia="Arial Unicode MS" w:cs="Arial Unicode MS"/>
-                <w:sz w:val="17"/>
-              </w:rPr>
-              <w:t>弱势重叠科技；第二顺位</w:t>
-            </w:r>
-          </w:p>
-        </w:tc>
-      </w:tr>
-      <w:tr>
-        <w:tc>
-          <w:tcPr>
-            <w:tcW w:type="dxa" w:w="1080"/>
-            <w:tcMar>
-              <w:top w:w="80" w:type="dxa"/>
-              <w:start w:w="120" w:type="dxa"/>
-              <w:bottom w:w="80" w:type="dxa"/>
-              <w:end w:w="120" w:type="dxa"/>
-            </w:tcMar>
-            <w:vAlign w:val="center"/>
-          </w:tcPr>
-          <w:p>
-            <w:pPr>
-              <w:spacing w:after="40"/>
-            </w:pPr>
-            <w:r>
-              <w:rPr>
-                <w:rFonts w:ascii="Arial Unicode MS" w:hAnsi="Arial Unicode MS" w:eastAsia="Arial Unicode MS" w:cs="Arial Unicode MS"/>
-                <w:sz w:val="17"/>
-              </w:rPr>
-              <w:t>024481</w:t>
-            </w:r>
-          </w:p>
-        </w:tc>
-        <w:tc>
-          <w:tcPr>
-            <w:tcW w:type="dxa" w:w="3096"/>
-            <w:tcMar>
-              <w:top w:w="80" w:type="dxa"/>
-              <w:start w:w="120" w:type="dxa"/>
-              <w:bottom w:w="80" w:type="dxa"/>
-              <w:end w:w="120" w:type="dxa"/>
-            </w:tcMar>
-            <w:vAlign w:val="center"/>
-          </w:tcPr>
-          <w:p>
-            <w:pPr>
-              <w:spacing w:after="40"/>
-            </w:pPr>
-            <w:r>
-              <w:rPr>
-                <w:rFonts w:ascii="Arial Unicode MS" w:hAnsi="Arial Unicode MS" w:eastAsia="Arial Unicode MS" w:cs="Arial Unicode MS"/>
-                <w:sz w:val="17"/>
-              </w:rPr>
-              <w:t>财通品质甄选C</w:t>
-            </w:r>
-          </w:p>
-        </w:tc>
-        <w:tc>
-          <w:tcPr>
-            <w:tcW w:type="dxa" w:w="1656"/>
-            <w:tcMar>
-              <w:top w:w="80" w:type="dxa"/>
-              <w:start w:w="120" w:type="dxa"/>
-              <w:bottom w:w="80" w:type="dxa"/>
-              <w:end w:w="120" w:type="dxa"/>
-            </w:tcMar>
-            <w:vAlign w:val="center"/>
-          </w:tcPr>
-          <w:p>
-            <w:pPr>
-              <w:spacing w:after="40"/>
-            </w:pPr>
-            <w:r>
-              <w:rPr>
-                <w:rFonts w:ascii="Arial Unicode MS" w:hAnsi="Arial Unicode MS" w:eastAsia="Arial Unicode MS" w:cs="Arial Unicode MS"/>
-                <w:sz w:val="17"/>
-              </w:rPr>
-              <w:t>1,580.46</w:t>
-            </w:r>
-          </w:p>
-        </w:tc>
-        <w:tc>
-          <w:tcPr>
-            <w:tcW w:type="dxa" w:w="1080"/>
-            <w:tcMar>
-              <w:top w:w="80" w:type="dxa"/>
-              <w:start w:w="120" w:type="dxa"/>
-              <w:bottom w:w="80" w:type="dxa"/>
-              <w:end w:w="120" w:type="dxa"/>
-            </w:tcMar>
-            <w:vAlign w:val="center"/>
-          </w:tcPr>
-          <w:p>
-            <w:pPr>
-              <w:spacing w:after="40"/>
-            </w:pPr>
-            <w:r>
-              <w:rPr>
-                <w:rFonts w:ascii="Arial Unicode MS" w:hAnsi="Arial Unicode MS" w:eastAsia="Arial Unicode MS" w:cs="Arial Unicode MS"/>
-                <w:sz w:val="17"/>
-              </w:rPr>
-              <w:t>4.12%</w:t>
-            </w:r>
-          </w:p>
-        </w:tc>
-        <w:tc>
-          <w:tcPr>
-            <w:tcW w:type="dxa" w:w="2448"/>
-            <w:tcMar>
-              <w:top w:w="80" w:type="dxa"/>
-              <w:start w:w="120" w:type="dxa"/>
-              <w:bottom w:w="80" w:type="dxa"/>
-              <w:end w:w="120" w:type="dxa"/>
-            </w:tcMar>
-            <w:vAlign w:val="center"/>
-          </w:tcPr>
-          <w:p>
-            <w:pPr>
-              <w:spacing w:after="40"/>
-            </w:pPr>
-            <w:r>
-              <w:rPr>
-                <w:rFonts w:ascii="Arial Unicode MS" w:hAnsi="Arial Unicode MS" w:eastAsia="Arial Unicode MS" w:cs="Arial Unicode MS"/>
-                <w:sz w:val="17"/>
-              </w:rPr>
-              <w:t>主动权益；申赎状态未知</w:t>
-            </w:r>
-          </w:p>
-        </w:tc>
-      </w:tr>
-      <w:tr>
-        <w:tc>
-          <w:tcPr>
-            <w:tcW w:type="dxa" w:w="1080"/>
-            <w:tcMar>
-              <w:top w:w="80" w:type="dxa"/>
-              <w:start w:w="120" w:type="dxa"/>
-              <w:bottom w:w="80" w:type="dxa"/>
-              <w:end w:w="120" w:type="dxa"/>
-            </w:tcMar>
-            <w:vAlign w:val="center"/>
-          </w:tcPr>
-          <w:p>
-            <w:pPr>
-              <w:spacing w:after="40"/>
-            </w:pPr>
-            <w:r>
-              <w:rPr>
-                <w:rFonts w:ascii="Arial Unicode MS" w:hAnsi="Arial Unicode MS" w:eastAsia="Arial Unicode MS" w:cs="Arial Unicode MS"/>
-                <w:sz w:val="17"/>
-              </w:rPr>
-              <w:t>其余10只</w:t>
-            </w:r>
-          </w:p>
-        </w:tc>
-        <w:tc>
-          <w:tcPr>
-            <w:tcW w:type="dxa" w:w="3096"/>
-            <w:tcMar>
-              <w:top w:w="80" w:type="dxa"/>
-              <w:start w:w="120" w:type="dxa"/>
-              <w:bottom w:w="80" w:type="dxa"/>
-              <w:end w:w="120" w:type="dxa"/>
-            </w:tcMar>
-            <w:vAlign w:val="center"/>
-          </w:tcPr>
-          <w:p>
-            <w:pPr>
-              <w:spacing w:after="40"/>
-            </w:pPr>
-            <w:r>
-              <w:rPr>
-                <w:rFonts w:ascii="Arial Unicode MS" w:hAnsi="Arial Unicode MS" w:eastAsia="Arial Unicode MS" w:cs="Arial Unicode MS"/>
-                <w:sz w:val="17"/>
-              </w:rPr>
-              <w:t>QDII/主动/黄金等小仓</w:t>
-            </w:r>
-          </w:p>
-        </w:tc>
-        <w:tc>
-          <w:tcPr>
-            <w:tcW w:type="dxa" w:w="1656"/>
-            <w:tcMar>
-              <w:top w:w="80" w:type="dxa"/>
-              <w:start w:w="120" w:type="dxa"/>
-              <w:bottom w:w="80" w:type="dxa"/>
-              <w:end w:w="120" w:type="dxa"/>
-            </w:tcMar>
-            <w:vAlign w:val="center"/>
-          </w:tcPr>
-          <w:p>
-            <w:pPr>
-              <w:spacing w:after="40"/>
-            </w:pPr>
-            <w:r>
-              <w:rPr>
-                <w:rFonts w:ascii="Arial Unicode MS" w:hAnsi="Arial Unicode MS" w:eastAsia="Arial Unicode MS" w:cs="Arial Unicode MS"/>
-                <w:sz w:val="17"/>
-              </w:rPr>
-              <w:t>8,154.06</w:t>
-            </w:r>
-          </w:p>
-        </w:tc>
-        <w:tc>
-          <w:tcPr>
-            <w:tcW w:type="dxa" w:w="1080"/>
-            <w:tcMar>
-              <w:top w:w="80" w:type="dxa"/>
-              <w:start w:w="120" w:type="dxa"/>
-              <w:bottom w:w="80" w:type="dxa"/>
-              <w:end w:w="120" w:type="dxa"/>
-            </w:tcMar>
-            <w:vAlign w:val="center"/>
-          </w:tcPr>
-          <w:p>
-            <w:pPr>
-              <w:spacing w:after="40"/>
-            </w:pPr>
-            <w:r>
-              <w:rPr>
-                <w:rFonts w:ascii="Arial Unicode MS" w:hAnsi="Arial Unicode MS" w:eastAsia="Arial Unicode MS" w:cs="Arial Unicode MS"/>
-                <w:sz w:val="17"/>
-              </w:rPr>
-              <w:t>21.28%</w:t>
-            </w:r>
-          </w:p>
-        </w:tc>
-        <w:tc>
-          <w:tcPr>
-            <w:tcW w:type="dxa" w:w="2448"/>
-            <w:tcMar>
-              <w:top w:w="80" w:type="dxa"/>
-              <w:start w:w="120" w:type="dxa"/>
-              <w:bottom w:w="80" w:type="dxa"/>
-              <w:end w:w="120" w:type="dxa"/>
-            </w:tcMar>
-            <w:vAlign w:val="center"/>
-          </w:tcPr>
-          <w:p>
-            <w:pPr>
-              <w:spacing w:after="40"/>
-            </w:pPr>
-            <w:r>
-              <w:rPr>
-                <w:rFonts w:ascii="Arial Unicode MS" w:hAnsi="Arial Unicode MS" w:eastAsia="Arial Unicode MS" w:cs="Arial Unicode MS"/>
-                <w:sz w:val="17"/>
-              </w:rPr>
-              <w:t>多为小仓或时滞品种</w:t>
-            </w:r>
-          </w:p>
-        </w:tc>
-      </w:tr>
-    </w:tbl>
-    <w:p>
-      <w:pPr>
-        <w:ind w:left="360" w:hanging="216"/>
-      </w:pPr>
-      <w:r>
-        <w:rPr>
-          <w:b/>
-          <w:rFonts w:eastAsia="Arial Unicode MS" w:ascii="Arial Unicode MS" w:hAnsi="Arial Unicode MS" w:cs="Arial Unicode MS"/>
-        </w:rPr>
-        <w:t xml:space="preserve">• </w:t>
-      </w:r>
-      <w:r>
-        <w:rPr>
-          <w:rFonts w:eastAsia="Arial Unicode MS" w:ascii="Arial Unicode MS" w:hAnsi="Arial Unicode MS" w:cs="Arial Unicode MS"/>
-        </w:rPr>
-        <w:t>组合合计：38,324.93 元；境内科技/半导体/通信/云约 15,371.17 元，占 40.11%；QDII 约 8,283.41 元，占 21.61%。</w:t>
-      </w:r>
-    </w:p>
-    <w:p>
-      <w:pPr>
-        <w:ind w:left="360" w:hanging="216"/>
-      </w:pPr>
-      <w:r>
-        <w:rPr>
-          <w:b/>
-          <w:rFonts w:eastAsia="Arial Unicode MS" w:ascii="Arial Unicode MS" w:hAnsi="Arial Unicode MS" w:cs="Arial Unicode MS"/>
-        </w:rPr>
-        <w:t xml:space="preserve">• </w:t>
-      </w:r>
-      <w:r>
-        <w:rPr>
-          <w:rFonts w:eastAsia="Arial Unicode MS" w:ascii="Arial Unicode MS" w:hAnsi="Arial Unicode MS" w:cs="Arial Unicode MS"/>
-        </w:rPr>
-        <w:t>主题集中度已经贴近项目 40% 上限，但由于真实现金未知，不能直接用 profile 分母计算目标仓位。</w:t>
-      </w:r>
-    </w:p>
-    <w:p>
-      <w:pPr>
-        <w:pStyle w:val="Heading1"/>
-      </w:pPr>
-      <w:r>
-        <w:rPr>
-          <w:rFonts w:eastAsia="Arial Unicode MS" w:ascii="Arial Unicode MS" w:hAnsi="Arial Unicode MS" w:cs="Arial Unicode MS"/>
-        </w:rPr>
-        <w:t>正式净值、盘中估算与交易状态</w:t>
-      </w:r>
-    </w:p>
-    <w:tbl>
-      <w:tblPr>
-        <w:tblStyle w:val="TableGrid"/>
-        <w:tblW w:type="dxa" w:w="9360"/>
-        <w:jc w:val="center"/>
-        <w:tblLayout w:type="fixed"/>
-        <w:tblLook w:firstColumn="1" w:firstRow="1" w:lastColumn="0" w:lastRow="0" w:noHBand="0" w:noVBand="1" w:val="04A0"/>
-      </w:tblPr>
-      <w:tblGrid>
-        <w:gridCol w:w="2340"/>
-        <w:gridCol w:w="2340"/>
-        <w:gridCol w:w="2340"/>
-        <w:gridCol w:w="2340"/>
-      </w:tblGrid>
-      <w:tr>
-        <w:tc>
-          <w:tcPr>
-            <w:tcW w:type="dxa" w:w="1368"/>
-            <w:shd w:fill="F2F4F7"/>
-            <w:tcMar>
-              <w:top w:w="80" w:type="dxa"/>
-              <w:start w:w="120" w:type="dxa"/>
-              <w:bottom w:w="80" w:type="dxa"/>
-              <w:end w:w="120" w:type="dxa"/>
-            </w:tcMar>
-            <w:vAlign w:val="center"/>
-          </w:tcPr>
-          <w:p>
-            <w:pPr>
-              <w:spacing w:after="40"/>
-            </w:pPr>
-            <w:r>
-              <w:rPr>
-                <w:rFonts w:ascii="Arial Unicode MS" w:hAnsi="Arial Unicode MS" w:eastAsia="Arial Unicode MS" w:cs="Arial Unicode MS"/>
-                <w:sz w:val="17"/>
-              </w:rPr>
-              <w:t>基金</w:t>
-            </w:r>
-          </w:p>
-        </w:tc>
-        <w:tc>
-          <w:tcPr>
-            <w:tcW w:type="dxa" w:w="2232"/>
-            <w:shd w:fill="F2F4F7"/>
-            <w:tcMar>
-              <w:top w:w="80" w:type="dxa"/>
-              <w:start w:w="120" w:type="dxa"/>
-              <w:bottom w:w="80" w:type="dxa"/>
-              <w:end w:w="120" w:type="dxa"/>
-            </w:tcMar>
-            <w:vAlign w:val="center"/>
-          </w:tcPr>
-          <w:p>
-            <w:pPr>
-              <w:spacing w:after="40"/>
-            </w:pPr>
-            <w:r>
-              <w:rPr>
-                <w:rFonts w:ascii="Arial Unicode MS" w:hAnsi="Arial Unicode MS" w:eastAsia="Arial Unicode MS" w:cs="Arial Unicode MS"/>
-                <w:sz w:val="17"/>
-              </w:rPr>
-              <w:t>最新正式净值</w:t>
-            </w:r>
-          </w:p>
-        </w:tc>
-        <w:tc>
-          <w:tcPr>
-            <w:tcW w:type="dxa" w:w="2448"/>
-            <w:shd w:fill="F2F4F7"/>
-            <w:tcMar>
-              <w:top w:w="80" w:type="dxa"/>
-              <w:start w:w="120" w:type="dxa"/>
-              <w:bottom w:w="80" w:type="dxa"/>
-              <w:end w:w="120" w:type="dxa"/>
-            </w:tcMar>
-            <w:vAlign w:val="center"/>
-          </w:tcPr>
-          <w:p>
-            <w:pPr>
-              <w:spacing w:after="40"/>
-            </w:pPr>
-            <w:r>
-              <w:rPr>
-                <w:rFonts w:ascii="Arial Unicode MS" w:hAnsi="Arial Unicode MS" w:eastAsia="Arial Unicode MS" w:cs="Arial Unicode MS"/>
-                <w:sz w:val="17"/>
-              </w:rPr>
-              <w:t>盘中估算</w:t>
-            </w:r>
-          </w:p>
-        </w:tc>
-        <w:tc>
-          <w:tcPr>
-            <w:tcW w:type="dxa" w:w="3312"/>
-            <w:shd w:fill="F2F4F7"/>
-            <w:tcMar>
-              <w:top w:w="80" w:type="dxa"/>
-              <w:start w:w="120" w:type="dxa"/>
-              <w:bottom w:w="80" w:type="dxa"/>
-              <w:end w:w="120" w:type="dxa"/>
-            </w:tcMar>
-            <w:vAlign w:val="center"/>
-          </w:tcPr>
-          <w:p>
-            <w:pPr>
-              <w:spacing w:after="40"/>
-            </w:pPr>
-            <w:r>
-              <w:rPr>
-                <w:rFonts w:ascii="Arial Unicode MS" w:hAnsi="Arial Unicode MS" w:eastAsia="Arial Unicode MS" w:cs="Arial Unicode MS"/>
-                <w:sz w:val="17"/>
-              </w:rPr>
-              <w:t>申赎/处理</w:t>
-            </w:r>
-          </w:p>
-        </w:tc>
-      </w:tr>
-      <w:tr>
-        <w:tc>
-          <w:tcPr>
-            <w:tcW w:type="dxa" w:w="1368"/>
-            <w:tcMar>
-              <w:top w:w="80" w:type="dxa"/>
-              <w:start w:w="120" w:type="dxa"/>
-              <w:bottom w:w="80" w:type="dxa"/>
-              <w:end w:w="120" w:type="dxa"/>
-            </w:tcMar>
-            <w:vAlign w:val="center"/>
-          </w:tcPr>
-          <w:p>
-            <w:pPr>
-              <w:spacing w:after="40"/>
-            </w:pPr>
-            <w:r>
-              <w:rPr>
-                <w:rFonts w:ascii="Arial Unicode MS" w:hAnsi="Arial Unicode MS" w:eastAsia="Arial Unicode MS" w:cs="Arial Unicode MS"/>
-                <w:sz w:val="17"/>
-              </w:rPr>
-              <w:t>007339</w:t>
-            </w:r>
-          </w:p>
-        </w:tc>
-        <w:tc>
-          <w:tcPr>
-            <w:tcW w:type="dxa" w:w="2232"/>
-            <w:tcMar>
-              <w:top w:w="80" w:type="dxa"/>
-              <w:start w:w="120" w:type="dxa"/>
-              <w:bottom w:w="80" w:type="dxa"/>
-              <w:end w:w="120" w:type="dxa"/>
-            </w:tcMar>
-            <w:vAlign w:val="center"/>
-          </w:tcPr>
-          <w:p>
-            <w:pPr>
-              <w:spacing w:after="40"/>
-            </w:pPr>
-            <w:r>
-              <w:rPr>
-                <w:rFonts w:ascii="Arial Unicode MS" w:hAnsi="Arial Unicode MS" w:eastAsia="Arial Unicode MS" w:cs="Arial Unicode MS"/>
-                <w:sz w:val="17"/>
-              </w:rPr>
-              <w:t>2026-07-13 1.8823</w:t>
-            </w:r>
-          </w:p>
-        </w:tc>
-        <w:tc>
-          <w:tcPr>
-            <w:tcW w:type="dxa" w:w="2448"/>
-            <w:tcMar>
-              <w:top w:w="80" w:type="dxa"/>
-              <w:start w:w="120" w:type="dxa"/>
-              <w:bottom w:w="80" w:type="dxa"/>
-              <w:end w:w="120" w:type="dxa"/>
-            </w:tcMar>
-            <w:vAlign w:val="center"/>
-          </w:tcPr>
-          <w:p>
-            <w:pPr>
-              <w:spacing w:after="40"/>
-            </w:pPr>
-            <w:r>
-              <w:rPr>
-                <w:rFonts w:ascii="Arial Unicode MS" w:hAnsi="Arial Unicode MS" w:eastAsia="Arial Unicode MS" w:cs="Arial Unicode MS"/>
-                <w:sz w:val="17"/>
-              </w:rPr>
-              <w:t>13:28估 1.9070 / +1.31%</w:t>
-            </w:r>
-          </w:p>
-        </w:tc>
-        <w:tc>
-          <w:tcPr>
-            <w:tcW w:type="dxa" w:w="3312"/>
-            <w:tcMar>
-              <w:top w:w="80" w:type="dxa"/>
-              <w:start w:w="120" w:type="dxa"/>
-              <w:bottom w:w="80" w:type="dxa"/>
-              <w:end w:w="120" w:type="dxa"/>
-            </w:tcMar>
-            <w:vAlign w:val="center"/>
-          </w:tcPr>
-          <w:p>
-            <w:pPr>
-              <w:spacing w:after="40"/>
-            </w:pPr>
-            <w:r>
-              <w:rPr>
-                <w:rFonts w:ascii="Arial Unicode MS" w:hAnsi="Arial Unicode MS" w:eastAsia="Arial Unicode MS" w:cs="Arial Unicode MS"/>
-                <w:sz w:val="17"/>
-              </w:rPr>
-              <w:t>状态未知；不动</w:t>
-            </w:r>
-          </w:p>
-        </w:tc>
-      </w:tr>
-      <w:tr>
-        <w:tc>
-          <w:tcPr>
-            <w:tcW w:type="dxa" w:w="1368"/>
-            <w:tcMar>
-              <w:top w:w="80" w:type="dxa"/>
-              <w:start w:w="120" w:type="dxa"/>
-              <w:bottom w:w="80" w:type="dxa"/>
-              <w:end w:w="120" w:type="dxa"/>
-            </w:tcMar>
-            <w:vAlign w:val="center"/>
-          </w:tcPr>
-          <w:p>
-            <w:pPr>
-              <w:spacing w:after="40"/>
-            </w:pPr>
-            <w:r>
-              <w:rPr>
-                <w:rFonts w:ascii="Arial Unicode MS" w:hAnsi="Arial Unicode MS" w:eastAsia="Arial Unicode MS" w:cs="Arial Unicode MS"/>
-                <w:sz w:val="17"/>
-              </w:rPr>
-              <w:t>021894</w:t>
-            </w:r>
-          </w:p>
-        </w:tc>
-        <w:tc>
-          <w:tcPr>
-            <w:tcW w:type="dxa" w:w="2232"/>
-            <w:tcMar>
-              <w:top w:w="80" w:type="dxa"/>
-              <w:start w:w="120" w:type="dxa"/>
-              <w:bottom w:w="80" w:type="dxa"/>
-              <w:end w:w="120" w:type="dxa"/>
-            </w:tcMar>
-            <w:vAlign w:val="center"/>
-          </w:tcPr>
-          <w:p>
-            <w:pPr>
-              <w:spacing w:after="40"/>
-            </w:pPr>
-            <w:r>
-              <w:rPr>
-                <w:rFonts w:ascii="Arial Unicode MS" w:hAnsi="Arial Unicode MS" w:eastAsia="Arial Unicode MS" w:cs="Arial Unicode MS"/>
-                <w:sz w:val="17"/>
-              </w:rPr>
-              <w:t>2026-07-13 2.9538</w:t>
-            </w:r>
-          </w:p>
-        </w:tc>
-        <w:tc>
-          <w:tcPr>
-            <w:tcW w:type="dxa" w:w="2448"/>
-            <w:tcMar>
-              <w:top w:w="80" w:type="dxa"/>
-              <w:start w:w="120" w:type="dxa"/>
-              <w:bottom w:w="80" w:type="dxa"/>
-              <w:end w:w="120" w:type="dxa"/>
-            </w:tcMar>
-            <w:vAlign w:val="center"/>
-          </w:tcPr>
-          <w:p>
-            <w:pPr>
-              <w:spacing w:after="40"/>
-            </w:pPr>
-            <w:r>
-              <w:rPr>
-                <w:rFonts w:ascii="Arial Unicode MS" w:hAnsi="Arial Unicode MS" w:eastAsia="Arial Unicode MS" w:cs="Arial Unicode MS"/>
-                <w:sz w:val="17"/>
-              </w:rPr>
-              <w:t>13:28估 2.9471 / -0.23%</w:t>
-            </w:r>
-          </w:p>
-        </w:tc>
-        <w:tc>
-          <w:tcPr>
-            <w:tcW w:type="dxa" w:w="3312"/>
-            <w:tcMar>
-              <w:top w:w="80" w:type="dxa"/>
-              <w:start w:w="120" w:type="dxa"/>
-              <w:bottom w:w="80" w:type="dxa"/>
-              <w:end w:w="120" w:type="dxa"/>
-            </w:tcMar>
-            <w:vAlign w:val="center"/>
-          </w:tcPr>
-          <w:p>
-            <w:pPr>
-              <w:spacing w:after="40"/>
-            </w:pPr>
-            <w:r>
-              <w:rPr>
-                <w:rFonts w:ascii="Arial Unicode MS" w:hAnsi="Arial Unicode MS" w:eastAsia="Arial Unicode MS" w:cs="Arial Unicode MS"/>
-                <w:sz w:val="17"/>
-              </w:rPr>
-              <w:t>半导体未确认强修复</w:t>
-            </w:r>
-          </w:p>
-        </w:tc>
-      </w:tr>
-      <w:tr>
-        <w:tc>
-          <w:tcPr>
-            <w:tcW w:type="dxa" w:w="1368"/>
-            <w:tcMar>
-              <w:top w:w="80" w:type="dxa"/>
-              <w:start w:w="120" w:type="dxa"/>
-              <w:bottom w:w="80" w:type="dxa"/>
-              <w:end w:w="120" w:type="dxa"/>
-            </w:tcMar>
-            <w:vAlign w:val="center"/>
-          </w:tcPr>
-          <w:p>
-            <w:pPr>
-              <w:spacing w:after="40"/>
-            </w:pPr>
-            <w:r>
-              <w:rPr>
-                <w:rFonts w:ascii="Arial Unicode MS" w:hAnsi="Arial Unicode MS" w:eastAsia="Arial Unicode MS" w:cs="Arial Unicode MS"/>
-                <w:sz w:val="17"/>
-              </w:rPr>
-              <w:t>010004</w:t>
-            </w:r>
-          </w:p>
-        </w:tc>
-        <w:tc>
-          <w:tcPr>
-            <w:tcW w:type="dxa" w:w="2232"/>
-            <w:tcMar>
-              <w:top w:w="80" w:type="dxa"/>
-              <w:start w:w="120" w:type="dxa"/>
-              <w:bottom w:w="80" w:type="dxa"/>
-              <w:end w:w="120" w:type="dxa"/>
-            </w:tcMar>
-            <w:vAlign w:val="center"/>
-          </w:tcPr>
-          <w:p>
-            <w:pPr>
-              <w:spacing w:after="40"/>
-            </w:pPr>
-            <w:r>
-              <w:rPr>
-                <w:rFonts w:ascii="Arial Unicode MS" w:hAnsi="Arial Unicode MS" w:eastAsia="Arial Unicode MS" w:cs="Arial Unicode MS"/>
-                <w:sz w:val="17"/>
-              </w:rPr>
-              <w:t>2026-07-13 2.1446</w:t>
-            </w:r>
-          </w:p>
-        </w:tc>
-        <w:tc>
-          <w:tcPr>
-            <w:tcW w:type="dxa" w:w="2448"/>
-            <w:tcMar>
-              <w:top w:w="80" w:type="dxa"/>
-              <w:start w:w="120" w:type="dxa"/>
-              <w:bottom w:w="80" w:type="dxa"/>
-              <w:end w:w="120" w:type="dxa"/>
-            </w:tcMar>
-            <w:vAlign w:val="center"/>
-          </w:tcPr>
-          <w:p>
-            <w:pPr>
-              <w:spacing w:after="40"/>
-            </w:pPr>
-            <w:r>
-              <w:rPr>
-                <w:rFonts w:ascii="Arial Unicode MS" w:hAnsi="Arial Unicode MS" w:eastAsia="Arial Unicode MS" w:cs="Arial Unicode MS"/>
-                <w:sz w:val="17"/>
-              </w:rPr>
-              <w:t>13:28估 2.1750 / +1.42%</w:t>
-            </w:r>
-          </w:p>
-        </w:tc>
-        <w:tc>
-          <w:tcPr>
-            <w:tcW w:type="dxa" w:w="3312"/>
-            <w:tcMar>
-              <w:top w:w="80" w:type="dxa"/>
-              <w:start w:w="120" w:type="dxa"/>
-              <w:bottom w:w="80" w:type="dxa"/>
-              <w:end w:w="120" w:type="dxa"/>
-            </w:tcMar>
-            <w:vAlign w:val="center"/>
-          </w:tcPr>
-          <w:p>
-            <w:pPr>
-              <w:spacing w:after="40"/>
-            </w:pPr>
-            <w:r>
-              <w:rPr>
-                <w:rFonts w:ascii="Arial Unicode MS" w:hAnsi="Arial Unicode MS" w:eastAsia="Arial Unicode MS" w:cs="Arial Unicode MS"/>
-                <w:sz w:val="17"/>
-              </w:rPr>
-              <w:t>赎回开放；费率档核验</w:t>
-            </w:r>
-          </w:p>
-        </w:tc>
-      </w:tr>
-      <w:tr>
-        <w:tc>
-          <w:tcPr>
-            <w:tcW w:type="dxa" w:w="1368"/>
-            <w:tcMar>
-              <w:top w:w="80" w:type="dxa"/>
-              <w:start w:w="120" w:type="dxa"/>
-              <w:bottom w:w="80" w:type="dxa"/>
-              <w:end w:w="120" w:type="dxa"/>
-            </w:tcMar>
-            <w:vAlign w:val="center"/>
-          </w:tcPr>
-          <w:p>
-            <w:pPr>
-              <w:spacing w:after="40"/>
-            </w:pPr>
-            <w:r>
-              <w:rPr>
-                <w:rFonts w:ascii="Arial Unicode MS" w:hAnsi="Arial Unicode MS" w:eastAsia="Arial Unicode MS" w:cs="Arial Unicode MS"/>
-                <w:sz w:val="17"/>
-              </w:rPr>
-              <w:t>007818</w:t>
-            </w:r>
-          </w:p>
-        </w:tc>
-        <w:tc>
-          <w:tcPr>
-            <w:tcW w:type="dxa" w:w="2232"/>
-            <w:tcMar>
-              <w:top w:w="80" w:type="dxa"/>
-              <w:start w:w="120" w:type="dxa"/>
-              <w:bottom w:w="80" w:type="dxa"/>
-              <w:end w:w="120" w:type="dxa"/>
-            </w:tcMar>
-            <w:vAlign w:val="center"/>
-          </w:tcPr>
-          <w:p>
-            <w:pPr>
-              <w:spacing w:after="40"/>
-            </w:pPr>
-            <w:r>
-              <w:rPr>
-                <w:rFonts w:ascii="Arial Unicode MS" w:hAnsi="Arial Unicode MS" w:eastAsia="Arial Unicode MS" w:cs="Arial Unicode MS"/>
-                <w:sz w:val="17"/>
-              </w:rPr>
-              <w:t>2026-07-13 4.0644</w:t>
-            </w:r>
-          </w:p>
-        </w:tc>
-        <w:tc>
-          <w:tcPr>
-            <w:tcW w:type="dxa" w:w="2448"/>
-            <w:tcMar>
-              <w:top w:w="80" w:type="dxa"/>
-              <w:start w:w="120" w:type="dxa"/>
-              <w:bottom w:w="80" w:type="dxa"/>
-              <w:end w:w="120" w:type="dxa"/>
-            </w:tcMar>
-            <w:vAlign w:val="center"/>
-          </w:tcPr>
-          <w:p>
-            <w:pPr>
-              <w:spacing w:after="40"/>
-            </w:pPr>
-            <w:r>
-              <w:rPr>
-                <w:rFonts w:ascii="Arial Unicode MS" w:hAnsi="Arial Unicode MS" w:eastAsia="Arial Unicode MS" w:cs="Arial Unicode MS"/>
-                <w:sz w:val="17"/>
-              </w:rPr>
-              <w:t>13:28估 4.2526 / +4.63%</w:t>
-            </w:r>
-          </w:p>
-        </w:tc>
-        <w:tc>
-          <w:tcPr>
-            <w:tcW w:type="dxa" w:w="3312"/>
-            <w:tcMar>
-              <w:top w:w="80" w:type="dxa"/>
-              <w:start w:w="120" w:type="dxa"/>
-              <w:bottom w:w="80" w:type="dxa"/>
-              <w:end w:w="120" w:type="dxa"/>
-            </w:tcMar>
-            <w:vAlign w:val="center"/>
-          </w:tcPr>
-          <w:p>
-            <w:pPr>
-              <w:spacing w:after="40"/>
-            </w:pPr>
-            <w:r>
-              <w:rPr>
-                <w:rFonts w:ascii="Arial Unicode MS" w:hAnsi="Arial Unicode MS" w:eastAsia="Arial Unicode MS" w:cs="Arial Unicode MS"/>
-                <w:sz w:val="17"/>
-              </w:rPr>
-              <w:t>状态未知；只观察</w:t>
-            </w:r>
-          </w:p>
-        </w:tc>
-      </w:tr>
-      <w:tr>
-        <w:tc>
-          <w:tcPr>
-            <w:tcW w:type="dxa" w:w="1368"/>
-            <w:tcMar>
-              <w:top w:w="80" w:type="dxa"/>
-              <w:start w:w="120" w:type="dxa"/>
-              <w:bottom w:w="80" w:type="dxa"/>
-              <w:end w:w="120" w:type="dxa"/>
-            </w:tcMar>
-            <w:vAlign w:val="center"/>
-          </w:tcPr>
-          <w:p>
-            <w:pPr>
-              <w:spacing w:after="40"/>
-            </w:pPr>
-            <w:r>
-              <w:rPr>
-                <w:rFonts w:ascii="Arial Unicode MS" w:hAnsi="Arial Unicode MS" w:eastAsia="Arial Unicode MS" w:cs="Arial Unicode MS"/>
-                <w:sz w:val="17"/>
-              </w:rPr>
-              <w:t>019024</w:t>
-            </w:r>
-          </w:p>
-        </w:tc>
-        <w:tc>
-          <w:tcPr>
-            <w:tcW w:type="dxa" w:w="2232"/>
-            <w:tcMar>
-              <w:top w:w="80" w:type="dxa"/>
-              <w:start w:w="120" w:type="dxa"/>
-              <w:bottom w:w="80" w:type="dxa"/>
-              <w:end w:w="120" w:type="dxa"/>
-            </w:tcMar>
-            <w:vAlign w:val="center"/>
-          </w:tcPr>
-          <w:p>
-            <w:pPr>
-              <w:spacing w:after="40"/>
-            </w:pPr>
-            <w:r>
-              <w:rPr>
-                <w:rFonts w:ascii="Arial Unicode MS" w:hAnsi="Arial Unicode MS" w:eastAsia="Arial Unicode MS" w:cs="Arial Unicode MS"/>
-                <w:sz w:val="17"/>
-              </w:rPr>
-              <w:t>2026-07-13 2.8973</w:t>
-            </w:r>
-          </w:p>
-        </w:tc>
-        <w:tc>
-          <w:tcPr>
-            <w:tcW w:type="dxa" w:w="2448"/>
-            <w:tcMar>
-              <w:top w:w="80" w:type="dxa"/>
-              <w:start w:w="120" w:type="dxa"/>
-              <w:bottom w:w="80" w:type="dxa"/>
-              <w:end w:w="120" w:type="dxa"/>
-            </w:tcMar>
-            <w:vAlign w:val="center"/>
-          </w:tcPr>
-          <w:p>
-            <w:pPr>
-              <w:spacing w:after="40"/>
-            </w:pPr>
-            <w:r>
-              <w:rPr>
-                <w:rFonts w:ascii="Arial Unicode MS" w:hAnsi="Arial Unicode MS" w:eastAsia="Arial Unicode MS" w:cs="Arial Unicode MS"/>
-                <w:sz w:val="17"/>
-              </w:rPr>
-              <w:t>13:28估 3.0152 / +4.07%</w:t>
-            </w:r>
-          </w:p>
-        </w:tc>
-        <w:tc>
-          <w:tcPr>
-            <w:tcW w:type="dxa" w:w="3312"/>
-            <w:tcMar>
-              <w:top w:w="80" w:type="dxa"/>
-              <w:start w:w="120" w:type="dxa"/>
-              <w:bottom w:w="80" w:type="dxa"/>
-              <w:end w:w="120" w:type="dxa"/>
-            </w:tcMar>
-            <w:vAlign w:val="center"/>
-          </w:tcPr>
-          <w:p>
-            <w:pPr>
-              <w:spacing w:after="40"/>
-            </w:pPr>
-            <w:r>
-              <w:rPr>
-                <w:rFonts w:ascii="Arial Unicode MS" w:hAnsi="Arial Unicode MS" w:eastAsia="Arial Unicode MS" w:cs="Arial Unicode MS"/>
-                <w:sz w:val="17"/>
-              </w:rPr>
-              <w:t>赎回开放；费率档核验</w:t>
-            </w:r>
-          </w:p>
-        </w:tc>
-      </w:tr>
-      <w:tr>
-        <w:tc>
-          <w:tcPr>
-            <w:tcW w:type="dxa" w:w="1368"/>
-            <w:tcMar>
-              <w:top w:w="80" w:type="dxa"/>
-              <w:start w:w="120" w:type="dxa"/>
-              <w:bottom w:w="80" w:type="dxa"/>
-              <w:end w:w="120" w:type="dxa"/>
-            </w:tcMar>
-            <w:vAlign w:val="center"/>
-          </w:tcPr>
-          <w:p>
-            <w:pPr>
-              <w:spacing w:after="40"/>
-            </w:pPr>
-            <w:r>
-              <w:rPr>
-                <w:rFonts w:ascii="Arial Unicode MS" w:hAnsi="Arial Unicode MS" w:eastAsia="Arial Unicode MS" w:cs="Arial Unicode MS"/>
-                <w:sz w:val="17"/>
-              </w:rPr>
-              <w:t>006503</w:t>
-            </w:r>
-          </w:p>
-        </w:tc>
-        <w:tc>
-          <w:tcPr>
-            <w:tcW w:type="dxa" w:w="2232"/>
-            <w:tcMar>
-              <w:top w:w="80" w:type="dxa"/>
-              <w:start w:w="120" w:type="dxa"/>
-              <w:bottom w:w="80" w:type="dxa"/>
-              <w:end w:w="120" w:type="dxa"/>
-            </w:tcMar>
-            <w:vAlign w:val="center"/>
-          </w:tcPr>
-          <w:p>
-            <w:pPr>
-              <w:spacing w:after="40"/>
-            </w:pPr>
-            <w:r>
-              <w:rPr>
-                <w:rFonts w:ascii="Arial Unicode MS" w:hAnsi="Arial Unicode MS" w:eastAsia="Arial Unicode MS" w:cs="Arial Unicode MS"/>
-                <w:sz w:val="17"/>
-              </w:rPr>
-              <w:t>2026-07-13 7.2623</w:t>
-            </w:r>
-          </w:p>
-        </w:tc>
-        <w:tc>
-          <w:tcPr>
-            <w:tcW w:type="dxa" w:w="2448"/>
-            <w:tcMar>
-              <w:top w:w="80" w:type="dxa"/>
-              <w:start w:w="120" w:type="dxa"/>
-              <w:bottom w:w="80" w:type="dxa"/>
-              <w:end w:w="120" w:type="dxa"/>
-            </w:tcMar>
-            <w:vAlign w:val="center"/>
-          </w:tcPr>
-          <w:p>
-            <w:pPr>
-              <w:spacing w:after="40"/>
-            </w:pPr>
-            <w:r>
-              <w:rPr>
-                <w:rFonts w:ascii="Arial Unicode MS" w:hAnsi="Arial Unicode MS" w:eastAsia="Arial Unicode MS" w:cs="Arial Unicode MS"/>
-                <w:sz w:val="17"/>
-              </w:rPr>
-              <w:t>13:28估 7.7539 / +6.77%</w:t>
-            </w:r>
-          </w:p>
-        </w:tc>
-        <w:tc>
-          <w:tcPr>
-            <w:tcW w:type="dxa" w:w="3312"/>
-            <w:tcMar>
-              <w:top w:w="80" w:type="dxa"/>
-              <w:start w:w="120" w:type="dxa"/>
-              <w:bottom w:w="80" w:type="dxa"/>
-              <w:end w:w="120" w:type="dxa"/>
-            </w:tcMar>
-            <w:vAlign w:val="center"/>
-          </w:tcPr>
-          <w:p>
-            <w:pPr>
-              <w:spacing w:after="40"/>
-            </w:pPr>
-            <w:r>
-              <w:rPr>
-                <w:rFonts w:ascii="Arial Unicode MS" w:hAnsi="Arial Unicode MS" w:eastAsia="Arial Unicode MS" w:cs="Arial Unicode MS"/>
-                <w:sz w:val="17"/>
-              </w:rPr>
-              <w:t>小仓；状态未知</w:t>
-            </w:r>
-          </w:p>
-        </w:tc>
-      </w:tr>
-      <w:tr>
-        <w:tc>
-          <w:tcPr>
-            <w:tcW w:type="dxa" w:w="1368"/>
-            <w:tcMar>
-              <w:top w:w="80" w:type="dxa"/>
-              <w:start w:w="120" w:type="dxa"/>
-              <w:bottom w:w="80" w:type="dxa"/>
-              <w:end w:w="120" w:type="dxa"/>
-            </w:tcMar>
-            <w:vAlign w:val="center"/>
-          </w:tcPr>
-          <w:p>
-            <w:pPr>
-              <w:spacing w:after="40"/>
-            </w:pPr>
-            <w:r>
-              <w:rPr>
-                <w:rFonts w:ascii="Arial Unicode MS" w:hAnsi="Arial Unicode MS" w:eastAsia="Arial Unicode MS" w:cs="Arial Unicode MS"/>
-                <w:sz w:val="17"/>
-              </w:rPr>
-              <w:t>012922/QDII</w:t>
-            </w:r>
-          </w:p>
-        </w:tc>
-        <w:tc>
-          <w:tcPr>
-            <w:tcW w:type="dxa" w:w="2232"/>
-            <w:tcMar>
-              <w:top w:w="80" w:type="dxa"/>
-              <w:start w:w="120" w:type="dxa"/>
-              <w:bottom w:w="80" w:type="dxa"/>
-              <w:end w:w="120" w:type="dxa"/>
-            </w:tcMar>
-            <w:vAlign w:val="center"/>
-          </w:tcPr>
-          <w:p>
-            <w:pPr>
-              <w:spacing w:after="40"/>
-            </w:pPr>
-            <w:r>
-              <w:rPr>
-                <w:rFonts w:ascii="Arial Unicode MS" w:hAnsi="Arial Unicode MS" w:eastAsia="Arial Unicode MS" w:cs="Arial Unicode MS"/>
-                <w:sz w:val="17"/>
-              </w:rPr>
-              <w:t>2026-07-10 4.4216</w:t>
-            </w:r>
-          </w:p>
-        </w:tc>
-        <w:tc>
-          <w:tcPr>
-            <w:tcW w:type="dxa" w:w="2448"/>
-            <w:tcMar>
-              <w:top w:w="80" w:type="dxa"/>
-              <w:start w:w="120" w:type="dxa"/>
-              <w:bottom w:w="80" w:type="dxa"/>
-              <w:end w:w="120" w:type="dxa"/>
-            </w:tcMar>
-            <w:vAlign w:val="center"/>
-          </w:tcPr>
-          <w:p>
-            <w:pPr>
-              <w:spacing w:after="40"/>
-            </w:pPr>
-            <w:r>
-              <w:rPr>
-                <w:rFonts w:ascii="Arial Unicode MS" w:hAnsi="Arial Unicode MS" w:eastAsia="Arial Unicode MS" w:cs="Arial Unicode MS"/>
-                <w:sz w:val="17"/>
-              </w:rPr>
-              <w:t>04:00估 4.4163 / -0.12%</w:t>
-            </w:r>
-          </w:p>
-        </w:tc>
-        <w:tc>
-          <w:tcPr>
-            <w:tcW w:type="dxa" w:w="3312"/>
-            <w:tcMar>
-              <w:top w:w="80" w:type="dxa"/>
-              <w:start w:w="120" w:type="dxa"/>
-              <w:bottom w:w="80" w:type="dxa"/>
-              <w:end w:w="120" w:type="dxa"/>
-            </w:tcMar>
-            <w:vAlign w:val="center"/>
-          </w:tcPr>
-          <w:p>
-            <w:pPr>
-              <w:spacing w:after="40"/>
-            </w:pPr>
-            <w:r>
-              <w:rPr>
-                <w:rFonts w:ascii="Arial Unicode MS" w:hAnsi="Arial Unicode MS" w:eastAsia="Arial Unicode MS" w:cs="Arial Unicode MS"/>
-                <w:sz w:val="17"/>
-              </w:rPr>
-              <w:t>QDII时滞；不用A股盘中替代</w:t>
-            </w:r>
-          </w:p>
-        </w:tc>
-      </w:tr>
-      <w:tr>
-        <w:tc>
-          <w:tcPr>
-            <w:tcW w:type="dxa" w:w="1368"/>
-            <w:tcMar>
-              <w:top w:w="80" w:type="dxa"/>
-              <w:start w:w="120" w:type="dxa"/>
-              <w:bottom w:w="80" w:type="dxa"/>
-              <w:end w:w="120" w:type="dxa"/>
-            </w:tcMar>
-            <w:vAlign w:val="center"/>
-          </w:tcPr>
-          <w:p>
-            <w:pPr>
-              <w:spacing w:after="40"/>
-            </w:pPr>
-            <w:r>
-              <w:rPr>
-                <w:rFonts w:ascii="Arial Unicode MS" w:hAnsi="Arial Unicode MS" w:eastAsia="Arial Unicode MS" w:cs="Arial Unicode MS"/>
-                <w:sz w:val="17"/>
-              </w:rPr>
-              <w:t>006479/QDII</w:t>
-            </w:r>
-          </w:p>
-        </w:tc>
-        <w:tc>
-          <w:tcPr>
-            <w:tcW w:type="dxa" w:w="2232"/>
-            <w:tcMar>
-              <w:top w:w="80" w:type="dxa"/>
-              <w:start w:w="120" w:type="dxa"/>
-              <w:bottom w:w="80" w:type="dxa"/>
-              <w:end w:w="120" w:type="dxa"/>
-            </w:tcMar>
-            <w:vAlign w:val="center"/>
-          </w:tcPr>
-          <w:p>
-            <w:pPr>
-              <w:spacing w:after="40"/>
-            </w:pPr>
-            <w:r>
-              <w:rPr>
-                <w:rFonts w:ascii="Arial Unicode MS" w:hAnsi="Arial Unicode MS" w:eastAsia="Arial Unicode MS" w:cs="Arial Unicode MS"/>
-                <w:sz w:val="17"/>
-              </w:rPr>
-              <w:t>2026-07-10 8.1669</w:t>
-            </w:r>
-          </w:p>
-        </w:tc>
-        <w:tc>
-          <w:tcPr>
-            <w:tcW w:type="dxa" w:w="2448"/>
-            <w:tcMar>
-              <w:top w:w="80" w:type="dxa"/>
-              <w:start w:w="120" w:type="dxa"/>
-              <w:bottom w:w="80" w:type="dxa"/>
-              <w:end w:w="120" w:type="dxa"/>
-            </w:tcMar>
-            <w:vAlign w:val="center"/>
-          </w:tcPr>
-          <w:p>
-            <w:pPr>
-              <w:spacing w:after="40"/>
-            </w:pPr>
-            <w:r>
-              <w:rPr>
-                <w:rFonts w:ascii="Arial Unicode MS" w:hAnsi="Arial Unicode MS" w:eastAsia="Arial Unicode MS" w:cs="Arial Unicode MS"/>
-                <w:sz w:val="17"/>
-              </w:rPr>
-              <w:t>04:00估 8.0210 / -1.79%</w:t>
-            </w:r>
-          </w:p>
-        </w:tc>
-        <w:tc>
-          <w:tcPr>
-            <w:tcW w:type="dxa" w:w="3312"/>
-            <w:tcMar>
-              <w:top w:w="80" w:type="dxa"/>
-              <w:start w:w="120" w:type="dxa"/>
-              <w:bottom w:w="80" w:type="dxa"/>
-              <w:end w:w="120" w:type="dxa"/>
-            </w:tcMar>
-            <w:vAlign w:val="center"/>
-          </w:tcPr>
-          <w:p>
-            <w:pPr>
-              <w:spacing w:after="40"/>
-            </w:pPr>
-            <w:r>
-              <w:rPr>
-                <w:rFonts w:ascii="Arial Unicode MS" w:hAnsi="Arial Unicode MS" w:eastAsia="Arial Unicode MS" w:cs="Arial Unicode MS"/>
-                <w:sz w:val="17"/>
-              </w:rPr>
-              <w:t>QDII时滞；不作为15点A股动作</w:t>
-            </w:r>
-          </w:p>
-        </w:tc>
-      </w:tr>
-    </w:tbl>
-    <w:p>
-      <w:pPr>
-        <w:ind w:left="360" w:hanging="216"/>
-      </w:pPr>
-      <w:r>
-        <w:rPr>
-          <w:b/>
-          <w:rFonts w:eastAsia="Arial Unicode MS" w:ascii="Arial Unicode MS" w:hAnsi="Arial Unicode MS" w:cs="Arial Unicode MS"/>
-        </w:rPr>
-        <w:t xml:space="preserve">• </w:t>
-      </w:r>
-      <w:r>
-        <w:rPr>
-          <w:rFonts w:eastAsia="Arial Unicode MS" w:ascii="Arial Unicode MS" w:hAnsi="Arial Unicode MS" w:cs="Arial Unicode MS"/>
-        </w:rPr>
-        <w:t>估算来源：fundgz.1234567.com.cn；正式净值来源：data/nav-history.csv 的公开净值同步，抓取时间 2026-07-14 13:18。</w:t>
-      </w:r>
-    </w:p>
-    <w:p>
-      <w:pPr>
-        <w:pStyle w:val="Heading1"/>
-      </w:pPr>
-      <w:r>
-        <w:rPr>
-          <w:rFonts w:eastAsia="Arial Unicode MS" w:ascii="Arial Unicode MS" w:hAnsi="Arial Unicode MS" w:cs="Arial Unicode MS"/>
-        </w:rPr>
-        <w:t>信息面</w:t>
-      </w:r>
-    </w:p>
-    <w:p>
-      <w:pPr>
-        <w:ind w:left="360" w:hanging="216"/>
-      </w:pPr>
-      <w:r>
-        <w:rPr>
-          <w:b/>
-          <w:rFonts w:eastAsia="Arial Unicode MS" w:ascii="Arial Unicode MS" w:hAnsi="Arial Unicode MS" w:cs="Arial Unicode MS"/>
-        </w:rPr>
-        <w:t xml:space="preserve">• </w:t>
-      </w:r>
-      <w:r>
-        <w:rPr>
-          <w:rFonts w:eastAsia="Arial Unicode MS" w:ascii="Arial Unicode MS" w:hAnsi="Arial Unicode MS" w:cs="Arial Unicode MS"/>
-        </w:rPr>
-        <w:t>已知催化 1：习近平将于 7 月 17 日出席 2026 世界人工智能大会开幕式并发表主旨讲话；这是 AI 战略信号，但会议本身不等于科技普涨，需等讲话内容、政策/订单链和资金确认。</w:t>
-      </w:r>
-    </w:p>
-    <w:p>
-      <w:pPr>
-        <w:ind w:left="360" w:hanging="216"/>
-      </w:pPr>
-      <w:r>
-        <w:rPr>
-          <w:b/>
-          <w:rFonts w:eastAsia="Arial Unicode MS" w:ascii="Arial Unicode MS" w:hAnsi="Arial Unicode MS" w:cs="Arial Unicode MS"/>
-        </w:rPr>
-        <w:t xml:space="preserve">• </w:t>
-      </w:r>
-      <w:r>
-        <w:rPr>
-          <w:rFonts w:eastAsia="Arial Unicode MS" w:ascii="Arial Unicode MS" w:hAnsi="Arial Unicode MS" w:cs="Arial Unicode MS"/>
-        </w:rPr>
-        <w:t>已知催化 2：长鑫科技科创板 IPO 于 7 月 16 日申购；国产存储链正向，但大型 IPO 也可能分流短线流动性。</w:t>
-      </w:r>
-    </w:p>
-    <w:p>
-      <w:pPr>
-        <w:ind w:left="360" w:hanging="216"/>
-      </w:pPr>
-      <w:r>
-        <w:rPr>
-          <w:b/>
-          <w:rFonts w:eastAsia="Arial Unicode MS" w:ascii="Arial Unicode MS" w:hAnsi="Arial Unicode MS" w:cs="Arial Unicode MS"/>
-        </w:rPr>
-        <w:t xml:space="preserve">• </w:t>
-      </w:r>
-      <w:r>
-        <w:rPr>
-          <w:rFonts w:eastAsia="Arial Unicode MS" w:ascii="Arial Unicode MS" w:hAnsi="Arial Unicode MS" w:cs="Arial Unicode MS"/>
-        </w:rPr>
-        <w:t>新增催化 3：国家统计局发布日程显示 7 月 15 日为上半年国民经济运行相关数据窗口；影响宽基、主动权益和政策预期。</w:t>
-      </w:r>
-    </w:p>
-    <w:p>
-      <w:pPr>
-        <w:ind w:left="360" w:hanging="216"/>
-      </w:pPr>
-      <w:r>
-        <w:rPr>
-          <w:b/>
-          <w:rFonts w:eastAsia="Arial Unicode MS" w:ascii="Arial Unicode MS" w:hAnsi="Arial Unicode MS" w:cs="Arial Unicode MS"/>
-        </w:rPr>
-        <w:t xml:space="preserve">• </w:t>
-      </w:r>
-      <w:r>
-        <w:rPr>
-          <w:rFonts w:eastAsia="Arial Unicode MS" w:ascii="Arial Unicode MS" w:hAnsi="Arial Unicode MS" w:cs="Arial Unicode MS"/>
-        </w:rPr>
-        <w:t>新增催化 4：海关总署 7 月 14 日发布上半年外贸进出口情况；影响出口链、制造业订单预期和电子/通信映射，但午间已经部分被交易。</w:t>
-      </w:r>
-    </w:p>
-    <w:p>
-      <w:pPr>
-        <w:ind w:left="360" w:hanging="216"/>
-      </w:pPr>
-      <w:r>
-        <w:rPr>
-          <w:b/>
-          <w:rFonts w:eastAsia="Arial Unicode MS" w:ascii="Arial Unicode MS" w:hAnsi="Arial Unicode MS" w:cs="Arial Unicode MS"/>
-        </w:rPr>
-        <w:t xml:space="preserve">• </w:t>
-      </w:r>
-      <w:r>
-        <w:rPr>
-          <w:rFonts w:eastAsia="Arial Unicode MS" w:ascii="Arial Unicode MS" w:hAnsi="Arial Unicode MS" w:cs="Arial Unicode MS"/>
-        </w:rPr>
-        <w:t>海外隔夜：科技链此前出现共振回调，A 股半导体/AI硬件的压力更像拥挤交易出清，而不是单一国内政策利空。</w:t>
-      </w:r>
-    </w:p>
-    <w:p>
-      <w:pPr>
-        <w:pStyle w:val="Heading1"/>
-      </w:pPr>
-      <w:r>
-        <w:rPr>
-          <w:rFonts w:eastAsia="Arial Unicode MS" w:ascii="Arial Unicode MS" w:hAnsi="Arial Unicode MS" w:cs="Arial Unicode MS"/>
-        </w:rPr>
-        <w:t>技术面</w:t>
-      </w:r>
-    </w:p>
-    <w:p>
-      <w:pPr>
-        <w:ind w:left="360" w:hanging="216"/>
-      </w:pPr>
-      <w:r>
-        <w:rPr>
-          <w:b/>
-          <w:rFonts w:eastAsia="Arial Unicode MS" w:ascii="Arial Unicode MS" w:hAnsi="Arial Unicode MS" w:cs="Arial Unicode MS"/>
-        </w:rPr>
-        <w:t xml:space="preserve">• </w:t>
-      </w:r>
-      <w:r>
-        <w:rPr>
-          <w:rFonts w:eastAsia="Arial Unicode MS" w:ascii="Arial Unicode MS" w:hAnsi="Arial Unicode MS" w:cs="Arial Unicode MS"/>
-        </w:rPr>
-        <w:t>11:30 截面：上证 3887.92，跌 0.66%，低于 3900；科创50跌 3.45%，相对沪深300落后约 3.07 个百分点。</w:t>
-      </w:r>
-    </w:p>
-    <w:p>
-      <w:pPr>
-        <w:ind w:left="360" w:hanging="216"/>
-      </w:pPr>
-      <w:r>
-        <w:rPr>
-          <w:b/>
-          <w:rFonts w:eastAsia="Arial Unicode MS" w:ascii="Arial Unicode MS" w:hAnsi="Arial Unicode MS" w:cs="Arial Unicode MS"/>
-        </w:rPr>
-        <w:t xml:space="preserve">• </w:t>
-      </w:r>
-      <w:r>
-        <w:rPr>
-          <w:rFonts w:eastAsia="Arial Unicode MS" w:ascii="Arial Unicode MS" w:hAnsi="Arial Unicode MS" w:cs="Arial Unicode MS"/>
-        </w:rPr>
-        <w:t>13:28 复核：上证约 3920 上方，沪深300涨约 0.8%，创业板涨约 2%，科创50仍小跌；说明从上午恐慌转入修复，但科技内部仍分化。</w:t>
-      </w:r>
-    </w:p>
-    <w:p>
-      <w:pPr>
-        <w:ind w:left="360" w:hanging="216"/>
-      </w:pPr>
-      <w:r>
-        <w:rPr>
-          <w:b/>
-          <w:rFonts w:eastAsia="Arial Unicode MS" w:ascii="Arial Unicode MS" w:hAnsi="Arial Unicode MS" w:cs="Arial Unicode MS"/>
-        </w:rPr>
-        <w:t xml:space="preserve">• </w:t>
-      </w:r>
-      <w:r>
-        <w:rPr>
-          <w:rFonts w:eastAsia="Arial Unicode MS" w:ascii="Arial Unicode MS" w:hAnsi="Arial Unicode MS" w:cs="Arial Unicode MS"/>
-        </w:rPr>
-        <w:t>技术结论：3900 单点不能独立触发赎回；必须和上涨家数、电子资金、成交额进度、14:45 相对日内高位共同验证。</w:t>
-      </w:r>
-    </w:p>
-    <w:p>
-      <w:pPr>
-        <w:pStyle w:val="Heading1"/>
-      </w:pPr>
-      <w:r>
-        <w:rPr>
-          <w:rFonts w:eastAsia="Arial Unicode MS" w:ascii="Arial Unicode MS" w:hAnsi="Arial Unicode MS" w:cs="Arial Unicode MS"/>
-        </w:rPr>
-        <w:t>资金流</w:t>
-      </w:r>
-    </w:p>
-    <w:p>
-      <w:pPr>
-        <w:ind w:left="360" w:hanging="216"/>
-      </w:pPr>
-      <w:r>
-        <w:rPr>
-          <w:b/>
-          <w:rFonts w:eastAsia="Arial Unicode MS" w:ascii="Arial Unicode MS" w:hAnsi="Arial Unicode MS" w:cs="Arial Unicode MS"/>
-        </w:rPr>
-        <w:t xml:space="preserve">• </w:t>
-      </w:r>
-      <w:r>
-        <w:rPr>
-          <w:rFonts w:eastAsia="Arial Unicode MS" w:ascii="Arial Unicode MS" w:hAnsi="Arial Unicode MS" w:cs="Arial Unicode MS"/>
-        </w:rPr>
-        <w:t>11:30 项目内口径：沪深京成交约 1.6353 万亿元，较昨日同期少约 12.28%；线性外推尚不足 3 万亿元强修复阈值。</w:t>
-      </w:r>
-    </w:p>
-    <w:p>
-      <w:pPr>
-        <w:ind w:left="360" w:hanging="216"/>
-      </w:pPr>
-      <w:r>
-        <w:rPr>
-          <w:b/>
-          <w:rFonts w:eastAsia="Arial Unicode MS" w:ascii="Arial Unicode MS" w:hAnsi="Arial Unicode MS" w:cs="Arial Unicode MS"/>
-        </w:rPr>
-        <w:t xml:space="preserve">• </w:t>
-      </w:r>
-      <w:r>
-        <w:rPr>
-          <w:rFonts w:eastAsia="Arial Unicode MS" w:ascii="Arial Unicode MS" w:hAnsi="Arial Unicode MS" w:cs="Arial Unicode MS"/>
-        </w:rPr>
-        <w:t>11:30 行业主力资金：电子净流出约 199.22 亿元，半导体约 187.62 亿元；半导体属于电子子集，不能相加。通信设备与通信服务合计约净流出 4.48 亿元。</w:t>
-      </w:r>
-    </w:p>
-    <w:p>
-      <w:pPr>
-        <w:ind w:left="360" w:hanging="216"/>
-      </w:pPr>
-      <w:r>
-        <w:rPr>
-          <w:b/>
-          <w:rFonts w:eastAsia="Arial Unicode MS" w:ascii="Arial Unicode MS" w:hAnsi="Arial Unicode MS" w:cs="Arial Unicode MS"/>
-        </w:rPr>
-        <w:t xml:space="preserve">• </w:t>
-      </w:r>
-      <w:r>
-        <w:rPr>
-          <w:rFonts w:eastAsia="Arial Unicode MS" w:ascii="Arial Unicode MS" w:hAnsi="Arial Unicode MS" w:cs="Arial Unicode MS"/>
-        </w:rPr>
-        <w:t>全市场主力净流入/净流出：本次运行未取得午后同口径全市场净额，不能与行业口径混同。资金结论降为“电子仍流出但未触及 -300 亿元破位阈值；午后需复核是否收窄或转正”。</w:t>
-      </w:r>
-    </w:p>
-    <w:p>
-      <w:pPr>
-        <w:ind w:left="360" w:hanging="216"/>
-      </w:pPr>
-      <w:r>
-        <w:rPr>
-          <w:b/>
-          <w:rFonts w:eastAsia="Arial Unicode MS" w:ascii="Arial Unicode MS" w:hAnsi="Arial Unicode MS" w:cs="Arial Unicode MS"/>
-        </w:rPr>
-        <w:t xml:space="preserve">• </w:t>
-      </w:r>
-      <w:r>
-        <w:rPr>
-          <w:rFonts w:eastAsia="Arial Unicode MS" w:ascii="Arial Unicode MS" w:hAnsi="Arial Unicode MS" w:cs="Arial Unicode MS"/>
-        </w:rPr>
-        <w:t>判断：更像科技/AI硬件内部去拥挤与板块轮动，不足以证明全市场普遍撤离。若 14:45 上涨家数小于 1000 且电子净流出扩大至 300 亿元以上，才承认升级为确认破位。</w:t>
-      </w:r>
-    </w:p>
-    <w:p>
-      <w:pPr>
-        <w:pStyle w:val="Heading1"/>
-      </w:pPr>
-      <w:r>
-        <w:rPr>
-          <w:rFonts w:eastAsia="Arial Unicode MS" w:ascii="Arial Unicode MS" w:hAnsi="Arial Unicode MS" w:cs="Arial Unicode MS"/>
-        </w:rPr>
-        <w:t>未来催化日历</w:t>
-      </w:r>
-    </w:p>
-    <w:tbl>
-      <w:tblPr>
-        <w:tblStyle w:val="TableGrid"/>
-        <w:tblW w:type="dxa" w:w="9360"/>
-        <w:jc w:val="center"/>
-        <w:tblLayout w:type="fixed"/>
-        <w:tblLook w:firstColumn="1" w:firstRow="1" w:lastColumn="0" w:lastRow="0" w:noHBand="0" w:noVBand="1" w:val="04A0"/>
-      </w:tblPr>
-      <w:tblGrid>
-        <w:gridCol w:w="1560"/>
-        <w:gridCol w:w="1560"/>
-        <w:gridCol w:w="1560"/>
-        <w:gridCol w:w="1560"/>
-        <w:gridCol w:w="1560"/>
-        <w:gridCol w:w="1560"/>
-      </w:tblGrid>
-      <w:tr>
-        <w:tc>
-          <w:tcPr>
-            <w:tcW w:type="dxa" w:w="1152"/>
-            <w:shd w:fill="F2F4F7"/>
-            <w:tcMar>
-              <w:top w:w="80" w:type="dxa"/>
-              <w:start w:w="120" w:type="dxa"/>
-              <w:bottom w:w="80" w:type="dxa"/>
-              <w:end w:w="120" w:type="dxa"/>
-            </w:tcMar>
-            <w:vAlign w:val="center"/>
-          </w:tcPr>
-          <w:p>
-            <w:pPr>
-              <w:spacing w:after="40"/>
-            </w:pPr>
-            <w:r>
-              <w:rPr>
-                <w:rFonts w:ascii="Arial Unicode MS" w:hAnsi="Arial Unicode MS" w:eastAsia="Arial Unicode MS" w:cs="Arial Unicode MS"/>
-                <w:sz w:val="16"/>
-              </w:rPr>
-              <w:t>日期</w:t>
-            </w:r>
-          </w:p>
-        </w:tc>
-        <w:tc>
-          <w:tcPr>
-            <w:tcW w:type="dxa" w:w="1728"/>
-            <w:shd w:fill="F2F4F7"/>
-            <w:tcMar>
-              <w:top w:w="80" w:type="dxa"/>
-              <w:start w:w="120" w:type="dxa"/>
-              <w:bottom w:w="80" w:type="dxa"/>
-              <w:end w:w="120" w:type="dxa"/>
-            </w:tcMar>
-            <w:vAlign w:val="center"/>
-          </w:tcPr>
-          <w:p>
-            <w:pPr>
-              <w:spacing w:after="40"/>
-            </w:pPr>
-            <w:r>
-              <w:rPr>
-                <w:rFonts w:ascii="Arial Unicode MS" w:hAnsi="Arial Unicode MS" w:eastAsia="Arial Unicode MS" w:cs="Arial Unicode MS"/>
-                <w:sz w:val="16"/>
-              </w:rPr>
-              <w:t>催化</w:t>
-            </w:r>
-          </w:p>
-        </w:tc>
-        <w:tc>
-          <w:tcPr>
-            <w:tcW w:type="dxa" w:w="1512"/>
-            <w:shd w:fill="F2F4F7"/>
-            <w:tcMar>
-              <w:top w:w="80" w:type="dxa"/>
-              <w:start w:w="120" w:type="dxa"/>
-              <w:bottom w:w="80" w:type="dxa"/>
-              <w:end w:w="120" w:type="dxa"/>
-            </w:tcMar>
-            <w:vAlign w:val="center"/>
-          </w:tcPr>
-          <w:p>
-            <w:pPr>
-              <w:spacing w:after="40"/>
-            </w:pPr>
-            <w:r>
-              <w:rPr>
-                <w:rFonts w:ascii="Arial Unicode MS" w:hAnsi="Arial Unicode MS" w:eastAsia="Arial Unicode MS" w:cs="Arial Unicode MS"/>
-                <w:sz w:val="16"/>
-              </w:rPr>
-              <w:t>新增/超预期</w:t>
-            </w:r>
-          </w:p>
-        </w:tc>
-        <w:tc>
-          <w:tcPr>
-            <w:tcW w:type="dxa" w:w="1800"/>
-            <w:shd w:fill="F2F4F7"/>
-            <w:tcMar>
-              <w:top w:w="80" w:type="dxa"/>
-              <w:start w:w="120" w:type="dxa"/>
-              <w:bottom w:w="80" w:type="dxa"/>
-              <w:end w:w="120" w:type="dxa"/>
-            </w:tcMar>
-            <w:vAlign w:val="center"/>
-          </w:tcPr>
-          <w:p>
-            <w:pPr>
-              <w:spacing w:after="40"/>
-            </w:pPr>
-            <w:r>
-              <w:rPr>
-                <w:rFonts w:ascii="Arial Unicode MS" w:hAnsi="Arial Unicode MS" w:eastAsia="Arial Unicode MS" w:cs="Arial Unicode MS"/>
-                <w:sz w:val="16"/>
-              </w:rPr>
-              <w:t>传导链</w:t>
-            </w:r>
-          </w:p>
-        </w:tc>
-        <w:tc>
-          <w:tcPr>
-            <w:tcW w:type="dxa" w:w="1296"/>
-            <w:shd w:fill="F2F4F7"/>
-            <w:tcMar>
-              <w:top w:w="80" w:type="dxa"/>
-              <w:start w:w="120" w:type="dxa"/>
-              <w:bottom w:w="80" w:type="dxa"/>
-              <w:end w:w="120" w:type="dxa"/>
-            </w:tcMar>
-            <w:vAlign w:val="center"/>
-          </w:tcPr>
-          <w:p>
-            <w:pPr>
-              <w:spacing w:after="40"/>
-            </w:pPr>
-            <w:r>
-              <w:rPr>
-                <w:rFonts w:ascii="Arial Unicode MS" w:hAnsi="Arial Unicode MS" w:eastAsia="Arial Unicode MS" w:cs="Arial Unicode MS"/>
-                <w:sz w:val="16"/>
-              </w:rPr>
-              <w:t>价格反映</w:t>
-            </w:r>
-          </w:p>
-        </w:tc>
-        <w:tc>
-          <w:tcPr>
-            <w:tcW w:type="dxa" w:w="1872"/>
-            <w:shd w:fill="F2F4F7"/>
-            <w:tcMar>
-              <w:top w:w="80" w:type="dxa"/>
-              <w:start w:w="120" w:type="dxa"/>
-              <w:bottom w:w="80" w:type="dxa"/>
-              <w:end w:w="120" w:type="dxa"/>
-            </w:tcMar>
-            <w:vAlign w:val="center"/>
-          </w:tcPr>
-          <w:p>
-            <w:pPr>
-              <w:spacing w:after="40"/>
-            </w:pPr>
-            <w:r>
-              <w:rPr>
-                <w:rFonts w:ascii="Arial Unicode MS" w:hAnsi="Arial Unicode MS" w:eastAsia="Arial Unicode MS" w:cs="Arial Unicode MS"/>
-                <w:sz w:val="16"/>
-              </w:rPr>
-              <w:t>验证与反方</w:t>
-            </w:r>
-          </w:p>
-        </w:tc>
-      </w:tr>
-      <w:tr>
-        <w:tc>
-          <w:tcPr>
-            <w:tcW w:type="dxa" w:w="1152"/>
-            <w:tcMar>
-              <w:top w:w="80" w:type="dxa"/>
-              <w:start w:w="120" w:type="dxa"/>
-              <w:bottom w:w="80" w:type="dxa"/>
-              <w:end w:w="120" w:type="dxa"/>
-            </w:tcMar>
-            <w:vAlign w:val="center"/>
-          </w:tcPr>
-          <w:p>
-            <w:pPr>
-              <w:spacing w:after="40"/>
-            </w:pPr>
-            <w:r>
-              <w:rPr>
-                <w:rFonts w:ascii="Arial Unicode MS" w:hAnsi="Arial Unicode MS" w:eastAsia="Arial Unicode MS" w:cs="Arial Unicode MS"/>
-                <w:sz w:val="16"/>
-              </w:rPr>
-              <w:t>7/14 已发布</w:t>
-            </w:r>
-          </w:p>
-        </w:tc>
-        <w:tc>
-          <w:tcPr>
-            <w:tcW w:type="dxa" w:w="1728"/>
-            <w:tcMar>
-              <w:top w:w="80" w:type="dxa"/>
-              <w:start w:w="120" w:type="dxa"/>
-              <w:bottom w:w="80" w:type="dxa"/>
-              <w:end w:w="120" w:type="dxa"/>
-            </w:tcMar>
-            <w:vAlign w:val="center"/>
-          </w:tcPr>
-          <w:p>
-            <w:pPr>
-              <w:spacing w:after="40"/>
-            </w:pPr>
-            <w:r>
-              <w:rPr>
-                <w:rFonts w:ascii="Arial Unicode MS" w:hAnsi="Arial Unicode MS" w:eastAsia="Arial Unicode MS" w:cs="Arial Unicode MS"/>
-                <w:sz w:val="16"/>
-              </w:rPr>
-              <w:t>海关总署上半年外贸数据</w:t>
-            </w:r>
-          </w:p>
-        </w:tc>
-        <w:tc>
-          <w:tcPr>
-            <w:tcW w:type="dxa" w:w="1512"/>
-            <w:tcMar>
-              <w:top w:w="80" w:type="dxa"/>
-              <w:start w:w="120" w:type="dxa"/>
-              <w:bottom w:w="80" w:type="dxa"/>
-              <w:end w:w="120" w:type="dxa"/>
-            </w:tcMar>
-            <w:vAlign w:val="center"/>
-          </w:tcPr>
-          <w:p>
-            <w:pPr>
-              <w:spacing w:after="40"/>
-            </w:pPr>
-            <w:r>
-              <w:rPr>
-                <w:rFonts w:ascii="Arial Unicode MS" w:hAnsi="Arial Unicode MS" w:eastAsia="Arial Unicode MS" w:cs="Arial Unicode MS"/>
-                <w:sz w:val="16"/>
-              </w:rPr>
-              <w:t>新增；中等超期待验证</w:t>
-            </w:r>
-          </w:p>
-        </w:tc>
-        <w:tc>
-          <w:tcPr>
-            <w:tcW w:type="dxa" w:w="1800"/>
-            <w:tcMar>
-              <w:top w:w="80" w:type="dxa"/>
-              <w:start w:w="120" w:type="dxa"/>
-              <w:bottom w:w="80" w:type="dxa"/>
-              <w:end w:w="120" w:type="dxa"/>
-            </w:tcMar>
-            <w:vAlign w:val="center"/>
-          </w:tcPr>
-          <w:p>
-            <w:pPr>
-              <w:spacing w:after="40"/>
-            </w:pPr>
-            <w:r>
-              <w:rPr>
-                <w:rFonts w:ascii="Arial Unicode MS" w:hAnsi="Arial Unicode MS" w:eastAsia="Arial Unicode MS" w:cs="Arial Unicode MS"/>
-                <w:sz w:val="16"/>
-              </w:rPr>
-              <w:t>出口链-制造订单-电子/通信</w:t>
-            </w:r>
-          </w:p>
-        </w:tc>
-        <w:tc>
-          <w:tcPr>
-            <w:tcW w:type="dxa" w:w="1296"/>
-            <w:tcMar>
-              <w:top w:w="80" w:type="dxa"/>
-              <w:start w:w="120" w:type="dxa"/>
-              <w:bottom w:w="80" w:type="dxa"/>
-              <w:end w:w="120" w:type="dxa"/>
-            </w:tcMar>
-            <w:vAlign w:val="center"/>
-          </w:tcPr>
-          <w:p>
-            <w:pPr>
-              <w:spacing w:after="40"/>
-            </w:pPr>
-            <w:r>
-              <w:rPr>
-                <w:rFonts w:ascii="Arial Unicode MS" w:hAnsi="Arial Unicode MS" w:eastAsia="Arial Unicode MS" w:cs="Arial Unicode MS"/>
-                <w:sz w:val="16"/>
-              </w:rPr>
-              <w:t>盘中已部分交易</w:t>
-            </w:r>
-          </w:p>
-        </w:tc>
-        <w:tc>
-          <w:tcPr>
-            <w:tcW w:type="dxa" w:w="1872"/>
-            <w:tcMar>
-              <w:top w:w="80" w:type="dxa"/>
-              <w:start w:w="120" w:type="dxa"/>
-              <w:bottom w:w="80" w:type="dxa"/>
-              <w:end w:w="120" w:type="dxa"/>
-            </w:tcMar>
-            <w:vAlign w:val="center"/>
-          </w:tcPr>
-          <w:p>
-            <w:pPr>
-              <w:spacing w:after="40"/>
-            </w:pPr>
-            <w:r>
-              <w:rPr>
-                <w:rFonts w:ascii="Arial Unicode MS" w:hAnsi="Arial Unicode MS" w:eastAsia="Arial Unicode MS" w:cs="Arial Unicode MS"/>
-                <w:sz w:val="16"/>
-              </w:rPr>
-              <w:t>看电子/通信资金是否转正；反方是低基数/价格因素</w:t>
-            </w:r>
-          </w:p>
-        </w:tc>
-      </w:tr>
-      <w:tr>
-        <w:tc>
-          <w:tcPr>
-            <w:tcW w:type="dxa" w:w="1152"/>
-            <w:tcMar>
-              <w:top w:w="80" w:type="dxa"/>
-              <w:start w:w="120" w:type="dxa"/>
-              <w:bottom w:w="80" w:type="dxa"/>
-              <w:end w:w="120" w:type="dxa"/>
-            </w:tcMar>
-            <w:vAlign w:val="center"/>
-          </w:tcPr>
-          <w:p>
-            <w:pPr>
-              <w:spacing w:after="40"/>
-            </w:pPr>
-            <w:r>
-              <w:rPr>
-                <w:rFonts w:ascii="Arial Unicode MS" w:hAnsi="Arial Unicode MS" w:eastAsia="Arial Unicode MS" w:cs="Arial Unicode MS"/>
-                <w:sz w:val="16"/>
-              </w:rPr>
-              <w:t>7/15</w:t>
-            </w:r>
-          </w:p>
-        </w:tc>
-        <w:tc>
-          <w:tcPr>
-            <w:tcW w:type="dxa" w:w="1728"/>
-            <w:tcMar>
-              <w:top w:w="80" w:type="dxa"/>
-              <w:start w:w="120" w:type="dxa"/>
-              <w:bottom w:w="80" w:type="dxa"/>
-              <w:end w:w="120" w:type="dxa"/>
-            </w:tcMar>
-            <w:vAlign w:val="center"/>
-          </w:tcPr>
-          <w:p>
-            <w:pPr>
-              <w:spacing w:after="40"/>
-            </w:pPr>
-            <w:r>
-              <w:rPr>
-                <w:rFonts w:ascii="Arial Unicode MS" w:hAnsi="Arial Unicode MS" w:eastAsia="Arial Unicode MS" w:cs="Arial Unicode MS"/>
-                <w:sz w:val="16"/>
-              </w:rPr>
-              <w:t>国家统计局上半年经济运行数据</w:t>
-            </w:r>
-          </w:p>
-        </w:tc>
-        <w:tc>
-          <w:tcPr>
-            <w:tcW w:type="dxa" w:w="1512"/>
-            <w:tcMar>
-              <w:top w:w="80" w:type="dxa"/>
-              <w:start w:w="120" w:type="dxa"/>
-              <w:bottom w:w="80" w:type="dxa"/>
-              <w:end w:w="120" w:type="dxa"/>
-            </w:tcMar>
-            <w:vAlign w:val="center"/>
-          </w:tcPr>
-          <w:p>
-            <w:pPr>
-              <w:spacing w:after="40"/>
-            </w:pPr>
-            <w:r>
-              <w:rPr>
-                <w:rFonts w:ascii="Arial Unicode MS" w:hAnsi="Arial Unicode MS" w:eastAsia="Arial Unicode MS" w:cs="Arial Unicode MS"/>
-                <w:sz w:val="16"/>
-              </w:rPr>
-              <w:t>新增；宏观双向</w:t>
-            </w:r>
-          </w:p>
-        </w:tc>
-        <w:tc>
-          <w:tcPr>
-            <w:tcW w:type="dxa" w:w="1800"/>
-            <w:tcMar>
-              <w:top w:w="80" w:type="dxa"/>
-              <w:start w:w="120" w:type="dxa"/>
-              <w:bottom w:w="80" w:type="dxa"/>
-              <w:end w:w="120" w:type="dxa"/>
-            </w:tcMar>
-            <w:vAlign w:val="center"/>
-          </w:tcPr>
-          <w:p>
-            <w:pPr>
-              <w:spacing w:after="40"/>
-            </w:pPr>
-            <w:r>
-              <w:rPr>
-                <w:rFonts w:ascii="Arial Unicode MS" w:hAnsi="Arial Unicode MS" w:eastAsia="Arial Unicode MS" w:cs="Arial Unicode MS"/>
-                <w:sz w:val="16"/>
-              </w:rPr>
-              <w:t>GDP/工业/消费-政策预期-宽基</w:t>
-            </w:r>
-          </w:p>
-        </w:tc>
-        <w:tc>
-          <w:tcPr>
-            <w:tcW w:type="dxa" w:w="1296"/>
-            <w:tcMar>
-              <w:top w:w="80" w:type="dxa"/>
-              <w:start w:w="120" w:type="dxa"/>
-              <w:bottom w:w="80" w:type="dxa"/>
-              <w:end w:w="120" w:type="dxa"/>
-            </w:tcMar>
-            <w:vAlign w:val="center"/>
-          </w:tcPr>
-          <w:p>
-            <w:pPr>
-              <w:spacing w:after="40"/>
-            </w:pPr>
-            <w:r>
-              <w:rPr>
-                <w:rFonts w:ascii="Arial Unicode MS" w:hAnsi="Arial Unicode MS" w:eastAsia="Arial Unicode MS" w:cs="Arial Unicode MS"/>
-                <w:sz w:val="16"/>
-              </w:rPr>
-              <w:t>尚未完整交易</w:t>
-            </w:r>
-          </w:p>
-        </w:tc>
-        <w:tc>
-          <w:tcPr>
-            <w:tcW w:type="dxa" w:w="1872"/>
-            <w:tcMar>
-              <w:top w:w="80" w:type="dxa"/>
-              <w:start w:w="120" w:type="dxa"/>
-              <w:bottom w:w="80" w:type="dxa"/>
-              <w:end w:w="120" w:type="dxa"/>
-            </w:tcMar>
-            <w:vAlign w:val="center"/>
-          </w:tcPr>
-          <w:p>
-            <w:pPr>
-              <w:spacing w:after="40"/>
-            </w:pPr>
-            <w:r>
-              <w:rPr>
-                <w:rFonts w:ascii="Arial Unicode MS" w:hAnsi="Arial Unicode MS" w:eastAsia="Arial Unicode MS" w:cs="Arial Unicode MS"/>
-                <w:sz w:val="16"/>
-              </w:rPr>
-              <w:t>强数据配合资金增量才利好宽基；反方是地产/消费拖累</w:t>
-            </w:r>
-          </w:p>
-        </w:tc>
-      </w:tr>
-      <w:tr>
-        <w:tc>
-          <w:tcPr>
-            <w:tcW w:type="dxa" w:w="1152"/>
-            <w:tcMar>
-              <w:top w:w="80" w:type="dxa"/>
-              <w:start w:w="120" w:type="dxa"/>
-              <w:bottom w:w="80" w:type="dxa"/>
-              <w:end w:w="120" w:type="dxa"/>
-            </w:tcMar>
-            <w:vAlign w:val="center"/>
-          </w:tcPr>
-          <w:p>
-            <w:pPr>
-              <w:spacing w:after="40"/>
-            </w:pPr>
-            <w:r>
-              <w:rPr>
-                <w:rFonts w:ascii="Arial Unicode MS" w:hAnsi="Arial Unicode MS" w:eastAsia="Arial Unicode MS" w:cs="Arial Unicode MS"/>
-                <w:sz w:val="16"/>
-              </w:rPr>
-              <w:t>7/16</w:t>
-            </w:r>
-          </w:p>
-        </w:tc>
-        <w:tc>
-          <w:tcPr>
-            <w:tcW w:type="dxa" w:w="1728"/>
-            <w:tcMar>
-              <w:top w:w="80" w:type="dxa"/>
-              <w:start w:w="120" w:type="dxa"/>
-              <w:bottom w:w="80" w:type="dxa"/>
-              <w:end w:w="120" w:type="dxa"/>
-            </w:tcMar>
-            <w:vAlign w:val="center"/>
-          </w:tcPr>
-          <w:p>
-            <w:pPr>
-              <w:spacing w:after="40"/>
-            </w:pPr>
-            <w:r>
-              <w:rPr>
-                <w:rFonts w:ascii="Arial Unicode MS" w:hAnsi="Arial Unicode MS" w:eastAsia="Arial Unicode MS" w:cs="Arial Unicode MS"/>
-                <w:sz w:val="16"/>
-              </w:rPr>
-              <w:t>长鑫科技 IPO 申购进程</w:t>
-            </w:r>
-          </w:p>
-        </w:tc>
-        <w:tc>
-          <w:tcPr>
-            <w:tcW w:type="dxa" w:w="1512"/>
-            <w:tcMar>
-              <w:top w:w="80" w:type="dxa"/>
-              <w:start w:w="120" w:type="dxa"/>
-              <w:bottom w:w="80" w:type="dxa"/>
-              <w:end w:w="120" w:type="dxa"/>
-            </w:tcMar>
-            <w:vAlign w:val="center"/>
-          </w:tcPr>
-          <w:p>
-            <w:pPr>
-              <w:spacing w:after="40"/>
-            </w:pPr>
-            <w:r>
-              <w:rPr>
-                <w:rFonts w:ascii="Arial Unicode MS" w:hAnsi="Arial Unicode MS" w:eastAsia="Arial Unicode MS" w:cs="Arial Unicode MS"/>
-                <w:sz w:val="16"/>
-              </w:rPr>
-              <w:t>既有；中等</w:t>
-            </w:r>
-          </w:p>
-        </w:tc>
-        <w:tc>
-          <w:tcPr>
-            <w:tcW w:type="dxa" w:w="1800"/>
-            <w:tcMar>
-              <w:top w:w="80" w:type="dxa"/>
-              <w:start w:w="120" w:type="dxa"/>
-              <w:bottom w:w="80" w:type="dxa"/>
-              <w:end w:w="120" w:type="dxa"/>
-            </w:tcMar>
-            <w:vAlign w:val="center"/>
-          </w:tcPr>
-          <w:p>
-            <w:pPr>
-              <w:spacing w:after="40"/>
-            </w:pPr>
-            <w:r>
-              <w:rPr>
-                <w:rFonts w:ascii="Arial Unicode MS" w:hAnsi="Arial Unicode MS" w:eastAsia="Arial Unicode MS" w:cs="Arial Unicode MS"/>
-                <w:sz w:val="16"/>
-              </w:rPr>
-              <w:t>国产存储-设备材料-半导体基金</w:t>
-            </w:r>
-          </w:p>
-        </w:tc>
-        <w:tc>
-          <w:tcPr>
-            <w:tcW w:type="dxa" w:w="1296"/>
-            <w:tcMar>
-              <w:top w:w="80" w:type="dxa"/>
-              <w:start w:w="120" w:type="dxa"/>
-              <w:bottom w:w="80" w:type="dxa"/>
-              <w:end w:w="120" w:type="dxa"/>
-            </w:tcMar>
-            <w:vAlign w:val="center"/>
-          </w:tcPr>
-          <w:p>
-            <w:pPr>
-              <w:spacing w:after="40"/>
-            </w:pPr>
-            <w:r>
-              <w:rPr>
-                <w:rFonts w:ascii="Arial Unicode MS" w:hAnsi="Arial Unicode MS" w:eastAsia="Arial Unicode MS" w:cs="Arial Unicode MS"/>
-                <w:sz w:val="16"/>
-              </w:rPr>
-              <w:t>部分交易</w:t>
-            </w:r>
-          </w:p>
-        </w:tc>
-        <w:tc>
-          <w:tcPr>
-            <w:tcW w:type="dxa" w:w="1872"/>
-            <w:tcMar>
-              <w:top w:w="80" w:type="dxa"/>
-              <w:start w:w="120" w:type="dxa"/>
-              <w:bottom w:w="80" w:type="dxa"/>
-              <w:end w:w="120" w:type="dxa"/>
-            </w:tcMar>
-            <w:vAlign w:val="center"/>
-          </w:tcPr>
-          <w:p>
-            <w:pPr>
-              <w:spacing w:after="40"/>
-            </w:pPr>
-            <w:r>
-              <w:rPr>
-                <w:rFonts w:ascii="Arial Unicode MS" w:hAnsi="Arial Unicode MS" w:eastAsia="Arial Unicode MS" w:cs="Arial Unicode MS"/>
-                <w:sz w:val="16"/>
-              </w:rPr>
-              <w:t>看申购热度与设备材料相对强弱；反方是抽水与估值过高</w:t>
-            </w:r>
-          </w:p>
-        </w:tc>
-      </w:tr>
-      <w:tr>
-        <w:tc>
-          <w:tcPr>
-            <w:tcW w:type="dxa" w:w="1152"/>
-            <w:tcMar>
-              <w:top w:w="80" w:type="dxa"/>
-              <w:start w:w="120" w:type="dxa"/>
-              <w:bottom w:w="80" w:type="dxa"/>
-              <w:end w:w="120" w:type="dxa"/>
-            </w:tcMar>
-            <w:vAlign w:val="center"/>
-          </w:tcPr>
-          <w:p>
-            <w:pPr>
-              <w:spacing w:after="40"/>
-            </w:pPr>
-            <w:r>
-              <w:rPr>
-                <w:rFonts w:ascii="Arial Unicode MS" w:hAnsi="Arial Unicode MS" w:eastAsia="Arial Unicode MS" w:cs="Arial Unicode MS"/>
-                <w:sz w:val="16"/>
-              </w:rPr>
-              <w:t>7/17-20</w:t>
-            </w:r>
-          </w:p>
-        </w:tc>
-        <w:tc>
-          <w:tcPr>
-            <w:tcW w:type="dxa" w:w="1728"/>
-            <w:tcMar>
-              <w:top w:w="80" w:type="dxa"/>
-              <w:start w:w="120" w:type="dxa"/>
-              <w:bottom w:w="80" w:type="dxa"/>
-              <w:end w:w="120" w:type="dxa"/>
-            </w:tcMar>
-            <w:vAlign w:val="center"/>
-          </w:tcPr>
-          <w:p>
-            <w:pPr>
-              <w:spacing w:after="40"/>
-            </w:pPr>
-            <w:r>
-              <w:rPr>
-                <w:rFonts w:ascii="Arial Unicode MS" w:hAnsi="Arial Unicode MS" w:eastAsia="Arial Unicode MS" w:cs="Arial Unicode MS"/>
-                <w:sz w:val="16"/>
-              </w:rPr>
-              <w:t>2026 世界人工智能大会</w:t>
-            </w:r>
-          </w:p>
-        </w:tc>
-        <w:tc>
-          <w:tcPr>
-            <w:tcW w:type="dxa" w:w="1512"/>
-            <w:tcMar>
-              <w:top w:w="80" w:type="dxa"/>
-              <w:start w:w="120" w:type="dxa"/>
-              <w:bottom w:w="80" w:type="dxa"/>
-              <w:end w:w="120" w:type="dxa"/>
-            </w:tcMar>
-            <w:vAlign w:val="center"/>
-          </w:tcPr>
-          <w:p>
-            <w:pPr>
-              <w:spacing w:after="40"/>
-            </w:pPr>
-            <w:r>
-              <w:rPr>
-                <w:rFonts w:ascii="Arial Unicode MS" w:hAnsi="Arial Unicode MS" w:eastAsia="Arial Unicode MS" w:cs="Arial Unicode MS"/>
-                <w:sz w:val="16"/>
-              </w:rPr>
-              <w:t>既有；政策细节决定强弱</w:t>
-            </w:r>
-          </w:p>
-        </w:tc>
-        <w:tc>
-          <w:tcPr>
-            <w:tcW w:type="dxa" w:w="1800"/>
-            <w:tcMar>
-              <w:top w:w="80" w:type="dxa"/>
-              <w:start w:w="120" w:type="dxa"/>
-              <w:bottom w:w="80" w:type="dxa"/>
-              <w:end w:w="120" w:type="dxa"/>
-            </w:tcMar>
-            <w:vAlign w:val="center"/>
-          </w:tcPr>
-          <w:p>
-            <w:pPr>
-              <w:spacing w:after="40"/>
-            </w:pPr>
-            <w:r>
-              <w:rPr>
-                <w:rFonts w:ascii="Arial Unicode MS" w:hAnsi="Arial Unicode MS" w:eastAsia="Arial Unicode MS" w:cs="Arial Unicode MS"/>
-                <w:sz w:val="16"/>
-              </w:rPr>
-              <w:t>国家战略-AI算力/芯片/云/通信</w:t>
-            </w:r>
-          </w:p>
-        </w:tc>
-        <w:tc>
-          <w:tcPr>
-            <w:tcW w:type="dxa" w:w="1296"/>
-            <w:tcMar>
-              <w:top w:w="80" w:type="dxa"/>
-              <w:start w:w="120" w:type="dxa"/>
-              <w:bottom w:w="80" w:type="dxa"/>
-              <w:end w:w="120" w:type="dxa"/>
-            </w:tcMar>
-            <w:vAlign w:val="center"/>
-          </w:tcPr>
-          <w:p>
-            <w:pPr>
-              <w:spacing w:after="40"/>
-            </w:pPr>
-            <w:r>
-              <w:rPr>
-                <w:rFonts w:ascii="Arial Unicode MS" w:hAnsi="Arial Unicode MS" w:eastAsia="Arial Unicode MS" w:cs="Arial Unicode MS"/>
-                <w:sz w:val="16"/>
-              </w:rPr>
-              <w:t>未完全交易</w:t>
-            </w:r>
-          </w:p>
-        </w:tc>
-        <w:tc>
-          <w:tcPr>
-            <w:tcW w:type="dxa" w:w="1872"/>
-            <w:tcMar>
-              <w:top w:w="80" w:type="dxa"/>
-              <w:start w:w="120" w:type="dxa"/>
-              <w:bottom w:w="80" w:type="dxa"/>
-              <w:end w:w="120" w:type="dxa"/>
-            </w:tcMar>
-            <w:vAlign w:val="center"/>
-          </w:tcPr>
-          <w:p>
-            <w:pPr>
-              <w:spacing w:after="40"/>
-            </w:pPr>
-            <w:r>
-              <w:rPr>
-                <w:rFonts w:ascii="Arial Unicode MS" w:hAnsi="Arial Unicode MS" w:eastAsia="Arial Unicode MS" w:cs="Arial Unicode MS"/>
-                <w:sz w:val="16"/>
-              </w:rPr>
-              <w:t>需讲话具体措施和资金确认；反方是会议已预期且兑现回落</w:t>
-            </w:r>
-          </w:p>
-        </w:tc>
-      </w:tr>
-      <w:tr>
-        <w:tc>
-          <w:tcPr>
-            <w:tcW w:type="dxa" w:w="1152"/>
-            <w:tcMar>
-              <w:top w:w="80" w:type="dxa"/>
-              <w:start w:w="120" w:type="dxa"/>
-              <w:bottom w:w="80" w:type="dxa"/>
-              <w:end w:w="120" w:type="dxa"/>
-            </w:tcMar>
-            <w:vAlign w:val="center"/>
-          </w:tcPr>
-          <w:p>
-            <w:pPr>
-              <w:spacing w:after="40"/>
-            </w:pPr>
-            <w:r>
-              <w:rPr>
-                <w:rFonts w:ascii="Arial Unicode MS" w:hAnsi="Arial Unicode MS" w:eastAsia="Arial Unicode MS" w:cs="Arial Unicode MS"/>
-                <w:sz w:val="16"/>
-              </w:rPr>
-              <w:t>未来7天持续</w:t>
-            </w:r>
-          </w:p>
-        </w:tc>
-        <w:tc>
-          <w:tcPr>
-            <w:tcW w:type="dxa" w:w="1728"/>
-            <w:tcMar>
-              <w:top w:w="80" w:type="dxa"/>
-              <w:start w:w="120" w:type="dxa"/>
-              <w:bottom w:w="80" w:type="dxa"/>
-              <w:end w:w="120" w:type="dxa"/>
-            </w:tcMar>
-            <w:vAlign w:val="center"/>
-          </w:tcPr>
-          <w:p>
-            <w:pPr>
-              <w:spacing w:after="40"/>
-            </w:pPr>
-            <w:r>
-              <w:rPr>
-                <w:rFonts w:ascii="Arial Unicode MS" w:hAnsi="Arial Unicode MS" w:eastAsia="Arial Unicode MS" w:cs="Arial Unicode MS"/>
-                <w:sz w:val="16"/>
-              </w:rPr>
-              <w:t>外交/政府/部委日程扫描</w:t>
-            </w:r>
-          </w:p>
-        </w:tc>
-        <w:tc>
-          <w:tcPr>
-            <w:tcW w:type="dxa" w:w="1512"/>
-            <w:tcMar>
-              <w:top w:w="80" w:type="dxa"/>
-              <w:start w:w="120" w:type="dxa"/>
-              <w:bottom w:w="80" w:type="dxa"/>
-              <w:end w:w="120" w:type="dxa"/>
-            </w:tcMar>
-            <w:vAlign w:val="center"/>
-          </w:tcPr>
-          <w:p>
-            <w:pPr>
-              <w:spacing w:after="40"/>
-            </w:pPr>
-            <w:r>
-              <w:rPr>
-                <w:rFonts w:ascii="Arial Unicode MS" w:hAnsi="Arial Unicode MS" w:eastAsia="Arial Unicode MS" w:cs="Arial Unicode MS"/>
-                <w:sz w:val="16"/>
-              </w:rPr>
-              <w:t>未发现更强持仓直连事件</w:t>
-            </w:r>
-          </w:p>
-        </w:tc>
-        <w:tc>
-          <w:tcPr>
-            <w:tcW w:type="dxa" w:w="1800"/>
-            <w:tcMar>
-              <w:top w:w="80" w:type="dxa"/>
-              <w:start w:w="120" w:type="dxa"/>
-              <w:bottom w:w="80" w:type="dxa"/>
-              <w:end w:w="120" w:type="dxa"/>
-            </w:tcMar>
-            <w:vAlign w:val="center"/>
-          </w:tcPr>
-          <w:p>
-            <w:pPr>
-              <w:spacing w:after="40"/>
-            </w:pPr>
-            <w:r>
-              <w:rPr>
-                <w:rFonts w:ascii="Arial Unicode MS" w:hAnsi="Arial Unicode MS" w:eastAsia="Arial Unicode MS" w:cs="Arial Unicode MS"/>
-                <w:sz w:val="16"/>
-              </w:rPr>
-              <w:t>政策风险偏好-宽基/科技</w:t>
-            </w:r>
-          </w:p>
-        </w:tc>
-        <w:tc>
-          <w:tcPr>
-            <w:tcW w:type="dxa" w:w="1296"/>
-            <w:tcMar>
-              <w:top w:w="80" w:type="dxa"/>
-              <w:start w:w="120" w:type="dxa"/>
-              <w:bottom w:w="80" w:type="dxa"/>
-              <w:end w:w="120" w:type="dxa"/>
-            </w:tcMar>
-            <w:vAlign w:val="center"/>
-          </w:tcPr>
-          <w:p>
-            <w:pPr>
-              <w:spacing w:after="40"/>
-            </w:pPr>
-            <w:r>
-              <w:rPr>
-                <w:rFonts w:ascii="Arial Unicode MS" w:hAnsi="Arial Unicode MS" w:eastAsia="Arial Unicode MS" w:cs="Arial Unicode MS"/>
-                <w:sz w:val="16"/>
-              </w:rPr>
-              <w:t>不明确</w:t>
-            </w:r>
-          </w:p>
-        </w:tc>
-        <w:tc>
-          <w:tcPr>
-            <w:tcW w:type="dxa" w:w="1872"/>
-            <w:tcMar>
-              <w:top w:w="80" w:type="dxa"/>
-              <w:start w:w="120" w:type="dxa"/>
-              <w:bottom w:w="80" w:type="dxa"/>
-              <w:end w:w="120" w:type="dxa"/>
-            </w:tcMar>
-            <w:vAlign w:val="center"/>
-          </w:tcPr>
-          <w:p>
-            <w:pPr>
-              <w:spacing w:after="40"/>
-            </w:pPr>
-            <w:r>
-              <w:rPr>
-                <w:rFonts w:ascii="Arial Unicode MS" w:hAnsi="Arial Unicode MS" w:eastAsia="Arial Unicode MS" w:cs="Arial Unicode MS"/>
-                <w:sz w:val="16"/>
-              </w:rPr>
-              <w:t>无可交易级细节时不提高仓位</w:t>
-            </w:r>
-          </w:p>
-        </w:tc>
-      </w:tr>
-    </w:tbl>
-    <w:p>
-      <w:pPr>
-        <w:pStyle w:val="Heading1"/>
-      </w:pPr>
-      <w:r>
-        <w:rPr>
-          <w:rFonts w:eastAsia="Arial Unicode MS" w:ascii="Arial Unicode MS" w:hAnsi="Arial Unicode MS" w:cs="Arial Unicode MS"/>
-        </w:rPr>
-        <w:t>情景预测：午后及1-3个交易日</w:t>
-      </w:r>
-    </w:p>
-    <w:tbl>
-      <w:tblPr>
-        <w:tblStyle w:val="TableGrid"/>
-        <w:tblW w:type="dxa" w:w="9360"/>
-        <w:jc w:val="center"/>
-        <w:tblLayout w:type="fixed"/>
-        <w:tblLook w:firstColumn="1" w:firstRow="1" w:lastColumn="0" w:lastRow="0" w:noHBand="0" w:noVBand="1" w:val="04A0"/>
-      </w:tblPr>
-      <w:tblGrid>
-        <w:gridCol w:w="1560"/>
-        <w:gridCol w:w="1560"/>
-        <w:gridCol w:w="1560"/>
-        <w:gridCol w:w="1560"/>
-        <w:gridCol w:w="1560"/>
-        <w:gridCol w:w="1560"/>
-      </w:tblGrid>
-      <w:tr>
-        <w:tc>
-          <w:tcPr>
-            <w:tcW w:type="dxa" w:w="1296"/>
-            <w:shd w:fill="F2F4F7"/>
-            <w:tcMar>
-              <w:top w:w="80" w:type="dxa"/>
-              <w:start w:w="120" w:type="dxa"/>
-              <w:bottom w:w="80" w:type="dxa"/>
-              <w:end w:w="120" w:type="dxa"/>
-            </w:tcMar>
-            <w:vAlign w:val="center"/>
-          </w:tcPr>
-          <w:p>
-            <w:pPr>
-              <w:spacing w:after="40"/>
-            </w:pPr>
-            <w:r>
-              <w:rPr>
-                <w:rFonts w:ascii="Arial Unicode MS" w:hAnsi="Arial Unicode MS" w:eastAsia="Arial Unicode MS" w:cs="Arial Unicode MS"/>
-                <w:sz w:val="16"/>
-              </w:rPr>
-              <w:t>情景</w:t>
-            </w:r>
-          </w:p>
-        </w:tc>
-        <w:tc>
-          <w:tcPr>
-            <w:tcW w:type="dxa" w:w="792"/>
-            <w:shd w:fill="F2F4F7"/>
-            <w:tcMar>
-              <w:top w:w="80" w:type="dxa"/>
-              <w:start w:w="120" w:type="dxa"/>
-              <w:bottom w:w="80" w:type="dxa"/>
-              <w:end w:w="120" w:type="dxa"/>
-            </w:tcMar>
-            <w:vAlign w:val="center"/>
-          </w:tcPr>
-          <w:p>
-            <w:pPr>
-              <w:spacing w:after="40"/>
-            </w:pPr>
-            <w:r>
-              <w:rPr>
-                <w:rFonts w:ascii="Arial Unicode MS" w:hAnsi="Arial Unicode MS" w:eastAsia="Arial Unicode MS" w:cs="Arial Unicode MS"/>
-                <w:sz w:val="16"/>
-              </w:rPr>
-              <w:t>概率</w:t>
-            </w:r>
-          </w:p>
-        </w:tc>
-        <w:tc>
-          <w:tcPr>
-            <w:tcW w:type="dxa" w:w="1800"/>
-            <w:shd w:fill="F2F4F7"/>
-            <w:tcMar>
-              <w:top w:w="80" w:type="dxa"/>
-              <w:start w:w="120" w:type="dxa"/>
-              <w:bottom w:w="80" w:type="dxa"/>
-              <w:end w:w="120" w:type="dxa"/>
-            </w:tcMar>
-            <w:vAlign w:val="center"/>
-          </w:tcPr>
-          <w:p>
-            <w:pPr>
-              <w:spacing w:after="40"/>
-            </w:pPr>
-            <w:r>
-              <w:rPr>
-                <w:rFonts w:ascii="Arial Unicode MS" w:hAnsi="Arial Unicode MS" w:eastAsia="Arial Unicode MS" w:cs="Arial Unicode MS"/>
-                <w:sz w:val="16"/>
-              </w:rPr>
-              <w:t>路径</w:t>
-            </w:r>
-          </w:p>
-        </w:tc>
-        <w:tc>
-          <w:tcPr>
-            <w:tcW w:type="dxa" w:w="2232"/>
-            <w:shd w:fill="F2F4F7"/>
-            <w:tcMar>
-              <w:top w:w="80" w:type="dxa"/>
-              <w:start w:w="120" w:type="dxa"/>
-              <w:bottom w:w="80" w:type="dxa"/>
-              <w:end w:w="120" w:type="dxa"/>
-            </w:tcMar>
-            <w:vAlign w:val="center"/>
-          </w:tcPr>
-          <w:p>
-            <w:pPr>
-              <w:spacing w:after="40"/>
-            </w:pPr>
-            <w:r>
-              <w:rPr>
-                <w:rFonts w:ascii="Arial Unicode MS" w:hAnsi="Arial Unicode MS" w:eastAsia="Arial Unicode MS" w:cs="Arial Unicode MS"/>
-                <w:sz w:val="16"/>
-              </w:rPr>
-              <w:t>验证信号</w:t>
-            </w:r>
-          </w:p>
-        </w:tc>
-        <w:tc>
-          <w:tcPr>
-            <w:tcW w:type="dxa" w:w="1800"/>
-            <w:shd w:fill="F2F4F7"/>
-            <w:tcMar>
-              <w:top w:w="80" w:type="dxa"/>
-              <w:start w:w="120" w:type="dxa"/>
-              <w:bottom w:w="80" w:type="dxa"/>
-              <w:end w:w="120" w:type="dxa"/>
-            </w:tcMar>
-            <w:vAlign w:val="center"/>
-          </w:tcPr>
-          <w:p>
-            <w:pPr>
-              <w:spacing w:after="40"/>
-            </w:pPr>
-            <w:r>
-              <w:rPr>
-                <w:rFonts w:ascii="Arial Unicode MS" w:hAnsi="Arial Unicode MS" w:eastAsia="Arial Unicode MS" w:cs="Arial Unicode MS"/>
-                <w:sz w:val="16"/>
-              </w:rPr>
-              <w:t>失效条件</w:t>
-            </w:r>
-          </w:p>
-        </w:tc>
-        <w:tc>
-          <w:tcPr>
-            <w:tcW w:type="dxa" w:w="1440"/>
-            <w:shd w:fill="F2F4F7"/>
-            <w:tcMar>
-              <w:top w:w="80" w:type="dxa"/>
-              <w:start w:w="120" w:type="dxa"/>
-              <w:bottom w:w="80" w:type="dxa"/>
-              <w:end w:w="120" w:type="dxa"/>
-            </w:tcMar>
-            <w:vAlign w:val="center"/>
-          </w:tcPr>
-          <w:p>
-            <w:pPr>
-              <w:spacing w:after="40"/>
-            </w:pPr>
-            <w:r>
-              <w:rPr>
-                <w:rFonts w:ascii="Arial Unicode MS" w:hAnsi="Arial Unicode MS" w:eastAsia="Arial Unicode MS" w:cs="Arial Unicode MS"/>
-                <w:sz w:val="16"/>
-              </w:rPr>
-              <w:t>动作</w:t>
-            </w:r>
-          </w:p>
-        </w:tc>
-      </w:tr>
-      <w:tr>
-        <w:tc>
-          <w:tcPr>
-            <w:tcW w:type="dxa" w:w="1296"/>
-            <w:tcMar>
-              <w:top w:w="80" w:type="dxa"/>
-              <w:start w:w="120" w:type="dxa"/>
-              <w:bottom w:w="80" w:type="dxa"/>
-              <w:end w:w="120" w:type="dxa"/>
-            </w:tcMar>
-            <w:vAlign w:val="center"/>
-          </w:tcPr>
-          <w:p>
-            <w:pPr>
-              <w:spacing w:after="40"/>
-            </w:pPr>
-            <w:r>
-              <w:rPr>
-                <w:rFonts w:ascii="Arial Unicode MS" w:hAnsi="Arial Unicode MS" w:eastAsia="Arial Unicode MS" w:cs="Arial Unicode MS"/>
-                <w:sz w:val="16"/>
-              </w:rPr>
-              <w:t>基准震荡过渡</w:t>
-            </w:r>
-          </w:p>
-        </w:tc>
-        <w:tc>
-          <w:tcPr>
-            <w:tcW w:type="dxa" w:w="792"/>
-            <w:tcMar>
-              <w:top w:w="80" w:type="dxa"/>
-              <w:start w:w="120" w:type="dxa"/>
-              <w:bottom w:w="80" w:type="dxa"/>
-              <w:end w:w="120" w:type="dxa"/>
-            </w:tcMar>
-            <w:vAlign w:val="center"/>
-          </w:tcPr>
-          <w:p>
-            <w:pPr>
-              <w:spacing w:after="40"/>
-            </w:pPr>
-            <w:r>
-              <w:rPr>
-                <w:rFonts w:ascii="Arial Unicode MS" w:hAnsi="Arial Unicode MS" w:eastAsia="Arial Unicode MS" w:cs="Arial Unicode MS"/>
-                <w:sz w:val="16"/>
-              </w:rPr>
-              <w:t>55%</w:t>
-            </w:r>
-          </w:p>
-        </w:tc>
-        <w:tc>
-          <w:tcPr>
-            <w:tcW w:type="dxa" w:w="1800"/>
-            <w:tcMar>
-              <w:top w:w="80" w:type="dxa"/>
-              <w:start w:w="120" w:type="dxa"/>
-              <w:bottom w:w="80" w:type="dxa"/>
-              <w:end w:w="120" w:type="dxa"/>
-            </w:tcMar>
-            <w:vAlign w:val="center"/>
-          </w:tcPr>
-          <w:p>
-            <w:pPr>
-              <w:spacing w:after="40"/>
-            </w:pPr>
-            <w:r>
-              <w:rPr>
-                <w:rFonts w:ascii="Arial Unicode MS" w:hAnsi="Arial Unicode MS" w:eastAsia="Arial Unicode MS" w:cs="Arial Unicode MS"/>
-                <w:sz w:val="16"/>
-              </w:rPr>
-              <w:t>沪指围绕3900上方震荡；科技分化修复</w:t>
-            </w:r>
-          </w:p>
-        </w:tc>
-        <w:tc>
-          <w:tcPr>
-            <w:tcW w:type="dxa" w:w="2232"/>
-            <w:tcMar>
-              <w:top w:w="80" w:type="dxa"/>
-              <w:start w:w="120" w:type="dxa"/>
-              <w:bottom w:w="80" w:type="dxa"/>
-              <w:end w:w="120" w:type="dxa"/>
-            </w:tcMar>
-            <w:vAlign w:val="center"/>
-          </w:tcPr>
-          <w:p>
-            <w:pPr>
-              <w:spacing w:after="40"/>
-            </w:pPr>
-            <w:r>
-              <w:rPr>
-                <w:rFonts w:ascii="Arial Unicode MS" w:hAnsi="Arial Unicode MS" w:eastAsia="Arial Unicode MS" w:cs="Arial Unicode MS"/>
-                <w:sz w:val="16"/>
-              </w:rPr>
-              <w:t>上涨家数维持1000-3500；电子流出收窄但未转强；成交未指向3万亿</w:t>
-            </w:r>
-          </w:p>
-        </w:tc>
-        <w:tc>
-          <w:tcPr>
-            <w:tcW w:type="dxa" w:w="1800"/>
-            <w:tcMar>
-              <w:top w:w="80" w:type="dxa"/>
-              <w:start w:w="120" w:type="dxa"/>
-              <w:bottom w:w="80" w:type="dxa"/>
-              <w:end w:w="120" w:type="dxa"/>
-            </w:tcMar>
-            <w:vAlign w:val="center"/>
-          </w:tcPr>
-          <w:p>
-            <w:pPr>
-              <w:spacing w:after="40"/>
-            </w:pPr>
-            <w:r>
-              <w:rPr>
-                <w:rFonts w:ascii="Arial Unicode MS" w:hAnsi="Arial Unicode MS" w:eastAsia="Arial Unicode MS" w:cs="Arial Unicode MS"/>
-                <w:sz w:val="16"/>
-              </w:rPr>
-              <w:t>电子流出重新扩大、沪指14:45跌回3900下方</w:t>
-            </w:r>
-          </w:p>
-        </w:tc>
-        <w:tc>
-          <w:tcPr>
-            <w:tcW w:type="dxa" w:w="1440"/>
-            <w:tcMar>
-              <w:top w:w="80" w:type="dxa"/>
-              <w:start w:w="120" w:type="dxa"/>
-              <w:bottom w:w="80" w:type="dxa"/>
-              <w:end w:w="120" w:type="dxa"/>
-            </w:tcMar>
-            <w:vAlign w:val="center"/>
-          </w:tcPr>
-          <w:p>
-            <w:pPr>
-              <w:spacing w:after="40"/>
-            </w:pPr>
-            <w:r>
-              <w:rPr>
-                <w:rFonts w:ascii="Arial Unicode MS" w:hAnsi="Arial Unicode MS" w:eastAsia="Arial Unicode MS" w:cs="Arial Unicode MS"/>
-                <w:sz w:val="16"/>
-              </w:rPr>
-              <w:t>等待，不追涨不恐慌赎回</w:t>
-            </w:r>
-          </w:p>
-        </w:tc>
-      </w:tr>
-      <w:tr>
-        <w:tc>
-          <w:tcPr>
-            <w:tcW w:type="dxa" w:w="1296"/>
-            <w:tcMar>
-              <w:top w:w="80" w:type="dxa"/>
-              <w:start w:w="120" w:type="dxa"/>
-              <w:bottom w:w="80" w:type="dxa"/>
-              <w:end w:w="120" w:type="dxa"/>
-            </w:tcMar>
-            <w:vAlign w:val="center"/>
-          </w:tcPr>
-          <w:p>
-            <w:pPr>
-              <w:spacing w:after="40"/>
-            </w:pPr>
-            <w:r>
-              <w:rPr>
-                <w:rFonts w:ascii="Arial Unicode MS" w:hAnsi="Arial Unicode MS" w:eastAsia="Arial Unicode MS" w:cs="Arial Unicode MS"/>
-                <w:sz w:val="16"/>
-              </w:rPr>
-              <w:t>偏强修复</w:t>
-            </w:r>
-          </w:p>
-        </w:tc>
-        <w:tc>
-          <w:tcPr>
-            <w:tcW w:type="dxa" w:w="792"/>
-            <w:tcMar>
-              <w:top w:w="80" w:type="dxa"/>
-              <w:start w:w="120" w:type="dxa"/>
-              <w:bottom w:w="80" w:type="dxa"/>
-              <w:end w:w="120" w:type="dxa"/>
-            </w:tcMar>
-            <w:vAlign w:val="center"/>
-          </w:tcPr>
-          <w:p>
-            <w:pPr>
-              <w:spacing w:after="40"/>
-            </w:pPr>
-            <w:r>
-              <w:rPr>
-                <w:rFonts w:ascii="Arial Unicode MS" w:hAnsi="Arial Unicode MS" w:eastAsia="Arial Unicode MS" w:cs="Arial Unicode MS"/>
-                <w:sz w:val="16"/>
-              </w:rPr>
-              <w:t>25%</w:t>
-            </w:r>
-          </w:p>
-        </w:tc>
-        <w:tc>
-          <w:tcPr>
-            <w:tcW w:type="dxa" w:w="1800"/>
-            <w:tcMar>
-              <w:top w:w="80" w:type="dxa"/>
-              <w:start w:w="120" w:type="dxa"/>
-              <w:bottom w:w="80" w:type="dxa"/>
-              <w:end w:w="120" w:type="dxa"/>
-            </w:tcMar>
-            <w:vAlign w:val="center"/>
-          </w:tcPr>
-          <w:p>
-            <w:pPr>
-              <w:spacing w:after="40"/>
-            </w:pPr>
-            <w:r>
-              <w:rPr>
-                <w:rFonts w:ascii="Arial Unicode MS" w:hAnsi="Arial Unicode MS" w:eastAsia="Arial Unicode MS" w:cs="Arial Unicode MS"/>
-                <w:sz w:val="16"/>
-              </w:rPr>
-              <w:t>创业板/通信修复扩散，科技估算改善</w:t>
-            </w:r>
-          </w:p>
-        </w:tc>
-        <w:tc>
-          <w:tcPr>
-            <w:tcW w:type="dxa" w:w="2232"/>
-            <w:tcMar>
-              <w:top w:w="80" w:type="dxa"/>
-              <w:start w:w="120" w:type="dxa"/>
-              <w:bottom w:w="80" w:type="dxa"/>
-              <w:end w:w="120" w:type="dxa"/>
-            </w:tcMar>
-            <w:vAlign w:val="center"/>
-          </w:tcPr>
-          <w:p>
-            <w:pPr>
-              <w:spacing w:after="40"/>
-            </w:pPr>
-            <w:r>
-              <w:rPr>
-                <w:rFonts w:ascii="Arial Unicode MS" w:hAnsi="Arial Unicode MS" w:eastAsia="Arial Unicode MS" w:cs="Arial Unicode MS"/>
-                <w:sz w:val="16"/>
-              </w:rPr>
-              <w:t>上涨家数&gt;3500；电子和通信均主力净流入；成交额进度&gt;=3万亿；14:45接近日内高位</w:t>
-            </w:r>
-          </w:p>
-        </w:tc>
-        <w:tc>
-          <w:tcPr>
-            <w:tcW w:type="dxa" w:w="1800"/>
-            <w:tcMar>
-              <w:top w:w="80" w:type="dxa"/>
-              <w:start w:w="120" w:type="dxa"/>
-              <w:bottom w:w="80" w:type="dxa"/>
-              <w:end w:w="120" w:type="dxa"/>
-            </w:tcMar>
-            <w:vAlign w:val="center"/>
-          </w:tcPr>
-          <w:p>
-            <w:pPr>
-              <w:spacing w:after="40"/>
-            </w:pPr>
-            <w:r>
-              <w:rPr>
-                <w:rFonts w:ascii="Arial Unicode MS" w:hAnsi="Arial Unicode MS" w:eastAsia="Arial Unicode MS" w:cs="Arial Unicode MS"/>
-                <w:sz w:val="16"/>
-              </w:rPr>
-              <w:t>冲高回落或资金未确认</w:t>
-            </w:r>
-          </w:p>
-        </w:tc>
-        <w:tc>
-          <w:tcPr>
-            <w:tcW w:type="dxa" w:w="1440"/>
-            <w:tcMar>
-              <w:top w:w="80" w:type="dxa"/>
-              <w:start w:w="120" w:type="dxa"/>
-              <w:bottom w:w="80" w:type="dxa"/>
-              <w:end w:w="120" w:type="dxa"/>
-            </w:tcMar>
-            <w:vAlign w:val="center"/>
-          </w:tcPr>
-          <w:p>
-            <w:pPr>
-              <w:spacing w:after="40"/>
-            </w:pPr>
-            <w:r>
-              <w:rPr>
-                <w:rFonts w:ascii="Arial Unicode MS" w:hAnsi="Arial Unicode MS" w:eastAsia="Arial Unicode MS" w:cs="Arial Unicode MS"/>
-                <w:sz w:val="16"/>
-              </w:rPr>
-              <w:t>资金确认则只减010004 10%-15%；资金未确认则最多审查010004 20%</w:t>
-            </w:r>
-          </w:p>
-        </w:tc>
-      </w:tr>
-      <w:tr>
-        <w:tc>
-          <w:tcPr>
-            <w:tcW w:type="dxa" w:w="1296"/>
-            <w:tcMar>
-              <w:top w:w="80" w:type="dxa"/>
-              <w:start w:w="120" w:type="dxa"/>
-              <w:bottom w:w="80" w:type="dxa"/>
-              <w:end w:w="120" w:type="dxa"/>
-            </w:tcMar>
-            <w:vAlign w:val="center"/>
-          </w:tcPr>
-          <w:p>
-            <w:pPr>
-              <w:spacing w:after="40"/>
-            </w:pPr>
-            <w:r>
-              <w:rPr>
-                <w:rFonts w:ascii="Arial Unicode MS" w:hAnsi="Arial Unicode MS" w:eastAsia="Arial Unicode MS" w:cs="Arial Unicode MS"/>
-                <w:sz w:val="16"/>
-              </w:rPr>
-              <w:t>偏弱破位</w:t>
-            </w:r>
-          </w:p>
-        </w:tc>
-        <w:tc>
-          <w:tcPr>
-            <w:tcW w:type="dxa" w:w="792"/>
-            <w:tcMar>
-              <w:top w:w="80" w:type="dxa"/>
-              <w:start w:w="120" w:type="dxa"/>
-              <w:bottom w:w="80" w:type="dxa"/>
-              <w:end w:w="120" w:type="dxa"/>
-            </w:tcMar>
-            <w:vAlign w:val="center"/>
-          </w:tcPr>
-          <w:p>
-            <w:pPr>
-              <w:spacing w:after="40"/>
-            </w:pPr>
-            <w:r>
-              <w:rPr>
-                <w:rFonts w:ascii="Arial Unicode MS" w:hAnsi="Arial Unicode MS" w:eastAsia="Arial Unicode MS" w:cs="Arial Unicode MS"/>
-                <w:sz w:val="16"/>
-              </w:rPr>
-              <w:t>20%</w:t>
-            </w:r>
-          </w:p>
-        </w:tc>
-        <w:tc>
-          <w:tcPr>
-            <w:tcW w:type="dxa" w:w="1800"/>
-            <w:tcMar>
-              <w:top w:w="80" w:type="dxa"/>
-              <w:start w:w="120" w:type="dxa"/>
-              <w:bottom w:w="80" w:type="dxa"/>
-              <w:end w:w="120" w:type="dxa"/>
-            </w:tcMar>
-            <w:vAlign w:val="center"/>
-          </w:tcPr>
-          <w:p>
-            <w:pPr>
-              <w:spacing w:after="40"/>
-            </w:pPr>
-            <w:r>
-              <w:rPr>
-                <w:rFonts w:ascii="Arial Unicode MS" w:hAnsi="Arial Unicode MS" w:eastAsia="Arial Unicode MS" w:cs="Arial Unicode MS"/>
-                <w:sz w:val="16"/>
-              </w:rPr>
-              <w:t>上午科技出清升级为市场级去风险</w:t>
-            </w:r>
-          </w:p>
-        </w:tc>
-        <w:tc>
-          <w:tcPr>
-            <w:tcW w:type="dxa" w:w="2232"/>
-            <w:tcMar>
-              <w:top w:w="80" w:type="dxa"/>
-              <w:start w:w="120" w:type="dxa"/>
-              <w:bottom w:w="80" w:type="dxa"/>
-              <w:end w:w="120" w:type="dxa"/>
-            </w:tcMar>
-            <w:vAlign w:val="center"/>
-          </w:tcPr>
-          <w:p>
-            <w:pPr>
-              <w:spacing w:after="40"/>
-            </w:pPr>
-            <w:r>
-              <w:rPr>
-                <w:rFonts w:ascii="Arial Unicode MS" w:hAnsi="Arial Unicode MS" w:eastAsia="Arial Unicode MS" w:cs="Arial Unicode MS"/>
-                <w:sz w:val="16"/>
-              </w:rPr>
-              <w:t>14:45沪指&lt;3900且不能收复；上涨家数&lt;1000；电子净流出&gt;300亿元</w:t>
-            </w:r>
-          </w:p>
-        </w:tc>
-        <w:tc>
-          <w:tcPr>
-            <w:tcW w:type="dxa" w:w="1800"/>
-            <w:tcMar>
-              <w:top w:w="80" w:type="dxa"/>
-              <w:start w:w="120" w:type="dxa"/>
-              <w:bottom w:w="80" w:type="dxa"/>
-              <w:end w:w="120" w:type="dxa"/>
-            </w:tcMar>
-            <w:vAlign w:val="center"/>
-          </w:tcPr>
-          <w:p>
-            <w:pPr>
-              <w:spacing w:after="40"/>
-            </w:pPr>
-            <w:r>
-              <w:rPr>
-                <w:rFonts w:ascii="Arial Unicode MS" w:hAnsi="Arial Unicode MS" w:eastAsia="Arial Unicode MS" w:cs="Arial Unicode MS"/>
-                <w:sz w:val="16"/>
-              </w:rPr>
-              <w:t>沪指收复3900且流出收窄</w:t>
-            </w:r>
-          </w:p>
-        </w:tc>
-        <w:tc>
-          <w:tcPr>
-            <w:tcW w:type="dxa" w:w="1440"/>
-            <w:tcMar>
-              <w:top w:w="80" w:type="dxa"/>
-              <w:start w:w="120" w:type="dxa"/>
-              <w:bottom w:w="80" w:type="dxa"/>
-              <w:end w:w="120" w:type="dxa"/>
-            </w:tcMar>
-            <w:vAlign w:val="center"/>
-          </w:tcPr>
-          <w:p>
-            <w:pPr>
-              <w:spacing w:after="40"/>
-            </w:pPr>
-            <w:r>
-              <w:rPr>
-                <w:rFonts w:ascii="Arial Unicode MS" w:hAnsi="Arial Unicode MS" w:eastAsia="Arial Unicode MS" w:cs="Arial Unicode MS"/>
-                <w:sz w:val="16"/>
-              </w:rPr>
-              <w:t>赎回010004 15%-20%；必要时019024 15%-20%</w:t>
-            </w:r>
-          </w:p>
-        </w:tc>
-      </w:tr>
-    </w:tbl>
-    <w:p>
-      <w:pPr>
-        <w:pStyle w:val="Heading1"/>
-      </w:pPr>
-      <w:r>
-        <w:rPr>
-          <w:rFonts w:eastAsia="Arial Unicode MS" w:ascii="Arial Unicode MS" w:hAnsi="Arial Unicode MS" w:cs="Arial Unicode MS"/>
-        </w:rPr>
-        <w:t>对持仓的影响</w:t>
-      </w:r>
-    </w:p>
-    <w:p>
-      <w:pPr>
-        <w:ind w:left="360" w:hanging="216"/>
-      </w:pPr>
-      <w:r>
-        <w:rPr>
-          <w:b/>
-          <w:rFonts w:eastAsia="Arial Unicode MS" w:ascii="Arial Unicode MS" w:hAnsi="Arial Unicode MS" w:cs="Arial Unicode MS"/>
-        </w:rPr>
-        <w:t xml:space="preserve">• </w:t>
-      </w:r>
-      <w:r>
-        <w:rPr>
-          <w:rFonts w:eastAsia="Arial Unicode MS" w:ascii="Arial Unicode MS" w:hAnsi="Arial Unicode MS" w:cs="Arial Unicode MS"/>
-        </w:rPr>
-        <w:t>007339 沪深300：13:28 宽基修复，非优先赎回对象；但费率/赎回状态未知，不能生成动作。</w:t>
-      </w:r>
-    </w:p>
-    <w:p>
-      <w:pPr>
-        <w:ind w:left="360" w:hanging="216"/>
-      </w:pPr>
-      <w:r>
-        <w:rPr>
-          <w:b/>
-          <w:rFonts w:eastAsia="Arial Unicode MS" w:ascii="Arial Unicode MS" w:hAnsi="Arial Unicode MS" w:cs="Arial Unicode MS"/>
-        </w:rPr>
-        <w:t xml:space="preserve">• </w:t>
-      </w:r>
-      <w:r>
-        <w:rPr>
-          <w:rFonts w:eastAsia="Arial Unicode MS" w:ascii="Arial Unicode MS" w:hAnsi="Arial Unicode MS" w:cs="Arial Unicode MS"/>
-        </w:rPr>
-        <w:t>021894 半导体设备：WAIC 与长鑫 IPO 均有映射，但估算仍弱，资金确认不足；不清仓，等待 14:45。</w:t>
-      </w:r>
-    </w:p>
-    <w:p>
-      <w:pPr>
-        <w:ind w:left="360" w:hanging="216"/>
-      </w:pPr>
-      <w:r>
-        <w:rPr>
-          <w:b/>
-          <w:rFonts w:eastAsia="Arial Unicode MS" w:ascii="Arial Unicode MS" w:hAnsi="Arial Unicode MS" w:cs="Arial Unicode MS"/>
-        </w:rPr>
-        <w:t xml:space="preserve">• </w:t>
-      </w:r>
-      <w:r>
-        <w:rPr>
-          <w:rFonts w:eastAsia="Arial Unicode MS" w:ascii="Arial Unicode MS" w:hAnsi="Arial Unicode MS" w:cs="Arial Unicode MS"/>
-        </w:rPr>
-        <w:t>010004/019024 信息科技主动仓：持仓收益和技术状态偏弱，是唯一可进入条件赎回草案的重叠科技仓。</w:t>
-      </w:r>
-    </w:p>
-    <w:p>
-      <w:pPr>
-        <w:ind w:left="360" w:hanging="216"/>
-      </w:pPr>
-      <w:r>
-        <w:rPr>
-          <w:b/>
-          <w:rFonts w:eastAsia="Arial Unicode MS" w:ascii="Arial Unicode MS" w:hAnsi="Arial Unicode MS" w:cs="Arial Unicode MS"/>
-        </w:rPr>
-        <w:t xml:space="preserve">• </w:t>
-      </w:r>
-      <w:r>
-        <w:rPr>
-          <w:rFonts w:eastAsia="Arial Unicode MS" w:ascii="Arial Unicode MS" w:hAnsi="Arial Unicode MS" w:cs="Arial Unicode MS"/>
-        </w:rPr>
-        <w:t>007818 通信设备：估算修复较强，且通信是 AI 政策传导链一环；在未确认破位时不作为第一赎回对象。</w:t>
-      </w:r>
-    </w:p>
-    <w:p>
-      <w:pPr>
-        <w:ind w:left="360" w:hanging="216"/>
-      </w:pPr>
-      <w:r>
-        <w:rPr>
-          <w:b/>
-          <w:rFonts w:eastAsia="Arial Unicode MS" w:ascii="Arial Unicode MS" w:hAnsi="Arial Unicode MS" w:cs="Arial Unicode MS"/>
-        </w:rPr>
-        <w:t xml:space="preserve">• </w:t>
-      </w:r>
-      <w:r>
-        <w:rPr>
-          <w:rFonts w:eastAsia="Arial Unicode MS" w:ascii="Arial Unicode MS" w:hAnsi="Arial Unicode MS" w:cs="Arial Unicode MS"/>
-        </w:rPr>
-        <w:t>QDII：净值滞后且海外市场口径不同，今天 A 股 15:00 前不因 A 股盘中波动处理 QDII。</w:t>
-      </w:r>
-    </w:p>
-    <w:p>
-      <w:pPr>
-        <w:pStyle w:val="Heading1"/>
-      </w:pPr>
-      <w:r>
-        <w:rPr>
-          <w:rFonts w:eastAsia="Arial Unicode MS" w:ascii="Arial Unicode MS" w:hAnsi="Arial Unicode MS" w:cs="Arial Unicode MS"/>
-        </w:rPr>
-        <w:t>行动草案与费用时滞</w:t>
-      </w:r>
-    </w:p>
-    <w:tbl>
-      <w:tblPr>
-        <w:tblStyle w:val="TableGrid"/>
-        <w:tblW w:type="dxa" w:w="9360"/>
-        <w:jc w:val="center"/>
-        <w:tblLayout w:type="fixed"/>
-        <w:tblLook w:firstColumn="1" w:firstRow="1" w:lastColumn="0" w:lastRow="0" w:noHBand="0" w:noVBand="1" w:val="04A0"/>
-      </w:tblPr>
-      <w:tblGrid>
-        <w:gridCol w:w="1560"/>
-        <w:gridCol w:w="1560"/>
-        <w:gridCol w:w="1560"/>
-        <w:gridCol w:w="1560"/>
-        <w:gridCol w:w="1560"/>
-        <w:gridCol w:w="1560"/>
-      </w:tblGrid>
-      <w:tr>
-        <w:tc>
-          <w:tcPr>
-            <w:tcW w:type="dxa" w:w="1224"/>
-            <w:shd w:fill="F2F4F7"/>
-            <w:tcMar>
-              <w:top w:w="80" w:type="dxa"/>
-              <w:start w:w="120" w:type="dxa"/>
-              <w:bottom w:w="80" w:type="dxa"/>
-              <w:end w:w="120" w:type="dxa"/>
-            </w:tcMar>
-            <w:vAlign w:val="center"/>
-          </w:tcPr>
-          <w:p>
-            <w:pPr>
-              <w:spacing w:after="40"/>
-            </w:pPr>
-            <w:r>
-              <w:rPr>
-                <w:rFonts w:ascii="Arial Unicode MS" w:hAnsi="Arial Unicode MS" w:eastAsia="Arial Unicode MS" w:cs="Arial Unicode MS"/>
-                <w:sz w:val="16"/>
-              </w:rPr>
-              <w:t>时间/情景</w:t>
-            </w:r>
-          </w:p>
-        </w:tc>
-        <w:tc>
-          <w:tcPr>
-            <w:tcW w:type="dxa" w:w="1296"/>
-            <w:shd w:fill="F2F4F7"/>
-            <w:tcMar>
-              <w:top w:w="80" w:type="dxa"/>
-              <w:start w:w="120" w:type="dxa"/>
-              <w:bottom w:w="80" w:type="dxa"/>
-              <w:end w:w="120" w:type="dxa"/>
-            </w:tcMar>
-            <w:vAlign w:val="center"/>
-          </w:tcPr>
-          <w:p>
-            <w:pPr>
-              <w:spacing w:after="40"/>
-            </w:pPr>
-            <w:r>
-              <w:rPr>
-                <w:rFonts w:ascii="Arial Unicode MS" w:hAnsi="Arial Unicode MS" w:eastAsia="Arial Unicode MS" w:cs="Arial Unicode MS"/>
-                <w:sz w:val="16"/>
-              </w:rPr>
-              <w:t>动作</w:t>
-            </w:r>
-          </w:p>
-        </w:tc>
-        <w:tc>
-          <w:tcPr>
-            <w:tcW w:type="dxa" w:w="1800"/>
-            <w:shd w:fill="F2F4F7"/>
-            <w:tcMar>
-              <w:top w:w="80" w:type="dxa"/>
-              <w:start w:w="120" w:type="dxa"/>
-              <w:bottom w:w="80" w:type="dxa"/>
-              <w:end w:w="120" w:type="dxa"/>
-            </w:tcMar>
-            <w:vAlign w:val="center"/>
-          </w:tcPr>
-          <w:p>
-            <w:pPr>
-              <w:spacing w:after="40"/>
-            </w:pPr>
-            <w:r>
-              <w:rPr>
-                <w:rFonts w:ascii="Arial Unicode MS" w:hAnsi="Arial Unicode MS" w:eastAsia="Arial Unicode MS" w:cs="Arial Unicode MS"/>
-                <w:sz w:val="16"/>
-              </w:rPr>
-              <w:t>对象/比例</w:t>
-            </w:r>
-          </w:p>
-        </w:tc>
-        <w:tc>
-          <w:tcPr>
-            <w:tcW w:type="dxa" w:w="1440"/>
-            <w:shd w:fill="F2F4F7"/>
-            <w:tcMar>
-              <w:top w:w="80" w:type="dxa"/>
-              <w:start w:w="120" w:type="dxa"/>
-              <w:bottom w:w="80" w:type="dxa"/>
-              <w:end w:w="120" w:type="dxa"/>
-            </w:tcMar>
-            <w:vAlign w:val="center"/>
-          </w:tcPr>
-          <w:p>
-            <w:pPr>
-              <w:spacing w:after="40"/>
-            </w:pPr>
-            <w:r>
-              <w:rPr>
-                <w:rFonts w:ascii="Arial Unicode MS" w:hAnsi="Arial Unicode MS" w:eastAsia="Arial Unicode MS" w:cs="Arial Unicode MS"/>
-                <w:sz w:val="16"/>
-              </w:rPr>
-              <w:t>估算份额</w:t>
-            </w:r>
-          </w:p>
-        </w:tc>
-        <w:tc>
-          <w:tcPr>
-            <w:tcW w:type="dxa" w:w="1512"/>
-            <w:shd w:fill="F2F4F7"/>
-            <w:tcMar>
-              <w:top w:w="80" w:type="dxa"/>
-              <w:start w:w="120" w:type="dxa"/>
-              <w:bottom w:w="80" w:type="dxa"/>
-              <w:end w:w="120" w:type="dxa"/>
-            </w:tcMar>
-            <w:vAlign w:val="center"/>
-          </w:tcPr>
-          <w:p>
-            <w:pPr>
-              <w:spacing w:after="40"/>
-            </w:pPr>
-            <w:r>
-              <w:rPr>
-                <w:rFonts w:ascii="Arial Unicode MS" w:hAnsi="Arial Unicode MS" w:eastAsia="Arial Unicode MS" w:cs="Arial Unicode MS"/>
-                <w:sz w:val="16"/>
-              </w:rPr>
-              <w:t>估算费用</w:t>
-            </w:r>
-          </w:p>
-        </w:tc>
-        <w:tc>
-          <w:tcPr>
-            <w:tcW w:type="dxa" w:w="2088"/>
-            <w:shd w:fill="F2F4F7"/>
-            <w:tcMar>
-              <w:top w:w="80" w:type="dxa"/>
-              <w:start w:w="120" w:type="dxa"/>
-              <w:bottom w:w="80" w:type="dxa"/>
-              <w:end w:w="120" w:type="dxa"/>
-            </w:tcMar>
-            <w:vAlign w:val="center"/>
-          </w:tcPr>
-          <w:p>
-            <w:pPr>
-              <w:spacing w:after="40"/>
-            </w:pPr>
-            <w:r>
-              <w:rPr>
-                <w:rFonts w:ascii="Arial Unicode MS" w:hAnsi="Arial Unicode MS" w:eastAsia="Arial Unicode MS" w:cs="Arial Unicode MS"/>
-                <w:sz w:val="16"/>
-              </w:rPr>
-              <w:t>净值日/时滞</w:t>
-            </w:r>
-          </w:p>
-        </w:tc>
-      </w:tr>
-      <w:tr>
-        <w:tc>
-          <w:tcPr>
-            <w:tcW w:type="dxa" w:w="1224"/>
-            <w:tcMar>
-              <w:top w:w="80" w:type="dxa"/>
-              <w:start w:w="120" w:type="dxa"/>
-              <w:bottom w:w="80" w:type="dxa"/>
-              <w:end w:w="120" w:type="dxa"/>
-            </w:tcMar>
-            <w:vAlign w:val="center"/>
-          </w:tcPr>
-          <w:p>
-            <w:pPr>
-              <w:spacing w:after="40"/>
-            </w:pPr>
-            <w:r>
-              <w:rPr>
-                <w:rFonts w:ascii="Arial Unicode MS" w:hAnsi="Arial Unicode MS" w:eastAsia="Arial Unicode MS" w:cs="Arial Unicode MS"/>
-                <w:sz w:val="16"/>
-              </w:rPr>
-              <w:t>现在至14:30</w:t>
-            </w:r>
-          </w:p>
-        </w:tc>
-        <w:tc>
-          <w:tcPr>
-            <w:tcW w:type="dxa" w:w="1296"/>
-            <w:tcMar>
-              <w:top w:w="80" w:type="dxa"/>
-              <w:start w:w="120" w:type="dxa"/>
-              <w:bottom w:w="80" w:type="dxa"/>
-              <w:end w:w="120" w:type="dxa"/>
-            </w:tcMar>
-            <w:vAlign w:val="center"/>
-          </w:tcPr>
-          <w:p>
-            <w:pPr>
-              <w:spacing w:after="40"/>
-            </w:pPr>
-            <w:r>
-              <w:rPr>
-                <w:rFonts w:ascii="Arial Unicode MS" w:hAnsi="Arial Unicode MS" w:eastAsia="Arial Unicode MS" w:cs="Arial Unicode MS"/>
-                <w:sz w:val="16"/>
-              </w:rPr>
-              <w:t>等待</w:t>
-            </w:r>
-          </w:p>
-        </w:tc>
-        <w:tc>
-          <w:tcPr>
-            <w:tcW w:type="dxa" w:w="1800"/>
-            <w:tcMar>
-              <w:top w:w="80" w:type="dxa"/>
-              <w:start w:w="120" w:type="dxa"/>
-              <w:bottom w:w="80" w:type="dxa"/>
-              <w:end w:w="120" w:type="dxa"/>
-            </w:tcMar>
-            <w:vAlign w:val="center"/>
-          </w:tcPr>
-          <w:p>
-            <w:pPr>
-              <w:spacing w:after="40"/>
-            </w:pPr>
-            <w:r>
-              <w:rPr>
-                <w:rFonts w:ascii="Arial Unicode MS" w:hAnsi="Arial Unicode MS" w:eastAsia="Arial Unicode MS" w:cs="Arial Unicode MS"/>
-                <w:sz w:val="16"/>
-              </w:rPr>
-              <w:t>无</w:t>
-            </w:r>
-          </w:p>
-        </w:tc>
-        <w:tc>
-          <w:tcPr>
-            <w:tcW w:type="dxa" w:w="1440"/>
-            <w:tcMar>
-              <w:top w:w="80" w:type="dxa"/>
-              <w:start w:w="120" w:type="dxa"/>
-              <w:bottom w:w="80" w:type="dxa"/>
-              <w:end w:w="120" w:type="dxa"/>
-            </w:tcMar>
-            <w:vAlign w:val="center"/>
-          </w:tcPr>
-          <w:p>
-            <w:pPr>
-              <w:spacing w:after="40"/>
-            </w:pPr>
-            <w:r>
-              <w:rPr>
-                <w:rFonts w:ascii="Arial Unicode MS" w:hAnsi="Arial Unicode MS" w:eastAsia="Arial Unicode MS" w:cs="Arial Unicode MS"/>
-                <w:sz w:val="16"/>
-              </w:rPr>
-              <w:t>无</w:t>
-            </w:r>
-          </w:p>
-        </w:tc>
-        <w:tc>
-          <w:tcPr>
-            <w:tcW w:type="dxa" w:w="1512"/>
-            <w:tcMar>
-              <w:top w:w="80" w:type="dxa"/>
-              <w:start w:w="120" w:type="dxa"/>
-              <w:bottom w:w="80" w:type="dxa"/>
-              <w:end w:w="120" w:type="dxa"/>
-            </w:tcMar>
-            <w:vAlign w:val="center"/>
-          </w:tcPr>
-          <w:p>
-            <w:pPr>
-              <w:spacing w:after="40"/>
-            </w:pPr>
-            <w:r>
-              <w:rPr>
-                <w:rFonts w:ascii="Arial Unicode MS" w:hAnsi="Arial Unicode MS" w:eastAsia="Arial Unicode MS" w:cs="Arial Unicode MS"/>
-                <w:sz w:val="16"/>
-              </w:rPr>
-              <w:t>无</w:t>
-            </w:r>
-          </w:p>
-        </w:tc>
-        <w:tc>
-          <w:tcPr>
-            <w:tcW w:type="dxa" w:w="2088"/>
-            <w:tcMar>
-              <w:top w:w="80" w:type="dxa"/>
-              <w:start w:w="120" w:type="dxa"/>
-              <w:bottom w:w="80" w:type="dxa"/>
-              <w:end w:w="120" w:type="dxa"/>
-            </w:tcMar>
-            <w:vAlign w:val="center"/>
-          </w:tcPr>
-          <w:p>
-            <w:pPr>
-              <w:spacing w:after="40"/>
-            </w:pPr>
-            <w:r>
-              <w:rPr>
-                <w:rFonts w:ascii="Arial Unicode MS" w:hAnsi="Arial Unicode MS" w:eastAsia="Arial Unicode MS" w:cs="Arial Unicode MS"/>
-                <w:sz w:val="16"/>
-              </w:rPr>
-              <w:t>补看沪指、宽度、电子/通信资金、成交额</w:t>
-            </w:r>
-          </w:p>
-        </w:tc>
-      </w:tr>
-      <w:tr>
-        <w:tc>
-          <w:tcPr>
-            <w:tcW w:type="dxa" w:w="1224"/>
-            <w:tcMar>
-              <w:top w:w="80" w:type="dxa"/>
-              <w:start w:w="120" w:type="dxa"/>
-              <w:bottom w:w="80" w:type="dxa"/>
-              <w:end w:w="120" w:type="dxa"/>
-            </w:tcMar>
-            <w:vAlign w:val="center"/>
-          </w:tcPr>
-          <w:p>
-            <w:pPr>
-              <w:spacing w:after="40"/>
-            </w:pPr>
-            <w:r>
-              <w:rPr>
-                <w:rFonts w:ascii="Arial Unicode MS" w:hAnsi="Arial Unicode MS" w:eastAsia="Arial Unicode MS" w:cs="Arial Unicode MS"/>
-                <w:sz w:val="16"/>
-              </w:rPr>
-              <w:t>14:45确认破位</w:t>
-            </w:r>
-          </w:p>
-        </w:tc>
-        <w:tc>
-          <w:tcPr>
-            <w:tcW w:type="dxa" w:w="1296"/>
-            <w:tcMar>
-              <w:top w:w="80" w:type="dxa"/>
-              <w:start w:w="120" w:type="dxa"/>
-              <w:bottom w:w="80" w:type="dxa"/>
-              <w:end w:w="120" w:type="dxa"/>
-            </w:tcMar>
-            <w:vAlign w:val="center"/>
-          </w:tcPr>
-          <w:p>
-            <w:pPr>
-              <w:spacing w:after="40"/>
-            </w:pPr>
-            <w:r>
-              <w:rPr>
-                <w:rFonts w:ascii="Arial Unicode MS" w:hAnsi="Arial Unicode MS" w:eastAsia="Arial Unicode MS" w:cs="Arial Unicode MS"/>
-                <w:sz w:val="16"/>
-              </w:rPr>
-              <w:t>截止前提交赎回</w:t>
-            </w:r>
-          </w:p>
-        </w:tc>
-        <w:tc>
-          <w:tcPr>
-            <w:tcW w:type="dxa" w:w="1800"/>
-            <w:tcMar>
-              <w:top w:w="80" w:type="dxa"/>
-              <w:start w:w="120" w:type="dxa"/>
-              <w:bottom w:w="80" w:type="dxa"/>
-              <w:end w:w="120" w:type="dxa"/>
-            </w:tcMar>
-            <w:vAlign w:val="center"/>
-          </w:tcPr>
-          <w:p>
-            <w:pPr>
-              <w:spacing w:after="40"/>
-            </w:pPr>
-            <w:r>
-              <w:rPr>
-                <w:rFonts w:ascii="Arial Unicode MS" w:hAnsi="Arial Unicode MS" w:eastAsia="Arial Unicode MS" w:cs="Arial Unicode MS"/>
-                <w:sz w:val="16"/>
-              </w:rPr>
-              <w:t>010004 15%-20%；019024 15%-20%（第二顺位）</w:t>
-            </w:r>
-          </w:p>
-        </w:tc>
-        <w:tc>
-          <w:tcPr>
-            <w:tcW w:type="dxa" w:w="1440"/>
-            <w:tcMar>
-              <w:top w:w="80" w:type="dxa"/>
-              <w:start w:w="120" w:type="dxa"/>
-              <w:bottom w:w="80" w:type="dxa"/>
-              <w:end w:w="120" w:type="dxa"/>
-            </w:tcMar>
-            <w:vAlign w:val="center"/>
-          </w:tcPr>
-          <w:p>
-            <w:pPr>
-              <w:spacing w:after="40"/>
-            </w:pPr>
-            <w:r>
-              <w:rPr>
-                <w:rFonts w:ascii="Arial Unicode MS" w:hAnsi="Arial Unicode MS" w:eastAsia="Arial Unicode MS" w:cs="Arial Unicode MS"/>
-                <w:sz w:val="16"/>
-              </w:rPr>
-              <w:t>010004约324.69-432.92份；019024约89.60-119.46份</w:t>
-            </w:r>
-          </w:p>
-        </w:tc>
-        <w:tc>
-          <w:tcPr>
-            <w:tcW w:type="dxa" w:w="1512"/>
-            <w:tcMar>
-              <w:top w:w="80" w:type="dxa"/>
-              <w:start w:w="120" w:type="dxa"/>
-              <w:bottom w:w="80" w:type="dxa"/>
-              <w:end w:w="120" w:type="dxa"/>
-            </w:tcMar>
-            <w:vAlign w:val="center"/>
-          </w:tcPr>
-          <w:p>
-            <w:pPr>
-              <w:spacing w:after="40"/>
-            </w:pPr>
-            <w:r>
-              <w:rPr>
-                <w:rFonts w:ascii="Arial Unicode MS" w:hAnsi="Arial Unicode MS" w:eastAsia="Arial Unicode MS" w:cs="Arial Unicode MS"/>
-                <w:sz w:val="16"/>
-              </w:rPr>
-              <w:t>按0.50%估算；010004约3.48-4.64元；019024约1.30-1.73元</w:t>
-            </w:r>
-          </w:p>
-        </w:tc>
-        <w:tc>
-          <w:tcPr>
-            <w:tcW w:type="dxa" w:w="2088"/>
-            <w:tcMar>
-              <w:top w:w="80" w:type="dxa"/>
-              <w:start w:w="120" w:type="dxa"/>
-              <w:bottom w:w="80" w:type="dxa"/>
-              <w:end w:w="120" w:type="dxa"/>
-            </w:tcMar>
-            <w:vAlign w:val="center"/>
-          </w:tcPr>
-          <w:p>
-            <w:pPr>
-              <w:spacing w:after="40"/>
-            </w:pPr>
-            <w:r>
-              <w:rPr>
-                <w:rFonts w:ascii="Arial Unicode MS" w:hAnsi="Arial Unicode MS" w:eastAsia="Arial Unicode MS" w:cs="Arial Unicode MS"/>
-                <w:sz w:val="16"/>
-              </w:rPr>
-              <w:t>预计2026-07-14未知价净值；通常T+1确认、T+2可查，到账以合同/平台为准</w:t>
-            </w:r>
-          </w:p>
-        </w:tc>
-      </w:tr>
-      <w:tr>
-        <w:tc>
-          <w:tcPr>
-            <w:tcW w:type="dxa" w:w="1224"/>
-            <w:tcMar>
-              <w:top w:w="80" w:type="dxa"/>
-              <w:start w:w="120" w:type="dxa"/>
-              <w:bottom w:w="80" w:type="dxa"/>
-              <w:end w:w="120" w:type="dxa"/>
-            </w:tcMar>
-            <w:vAlign w:val="center"/>
-          </w:tcPr>
-          <w:p>
-            <w:pPr>
-              <w:spacing w:after="40"/>
-            </w:pPr>
-            <w:r>
-              <w:rPr>
-                <w:rFonts w:ascii="Arial Unicode MS" w:hAnsi="Arial Unicode MS" w:eastAsia="Arial Unicode MS" w:cs="Arial Unicode MS"/>
-                <w:sz w:val="16"/>
-              </w:rPr>
-              <w:t>强修复且资金确认</w:t>
-            </w:r>
-          </w:p>
-        </w:tc>
-        <w:tc>
-          <w:tcPr>
-            <w:tcW w:type="dxa" w:w="1296"/>
-            <w:tcMar>
-              <w:top w:w="80" w:type="dxa"/>
-              <w:start w:w="120" w:type="dxa"/>
-              <w:bottom w:w="80" w:type="dxa"/>
-              <w:end w:w="120" w:type="dxa"/>
-            </w:tcMar>
-            <w:vAlign w:val="center"/>
-          </w:tcPr>
-          <w:p>
-            <w:pPr>
-              <w:spacing w:after="40"/>
-            </w:pPr>
-            <w:r>
-              <w:rPr>
-                <w:rFonts w:ascii="Arial Unicode MS" w:hAnsi="Arial Unicode MS" w:eastAsia="Arial Unicode MS" w:cs="Arial Unicode MS"/>
-                <w:sz w:val="16"/>
-              </w:rPr>
-              <w:t>最多结构性减仓</w:t>
-            </w:r>
-          </w:p>
-        </w:tc>
-        <w:tc>
-          <w:tcPr>
-            <w:tcW w:type="dxa" w:w="1800"/>
-            <w:tcMar>
-              <w:top w:w="80" w:type="dxa"/>
-              <w:start w:w="120" w:type="dxa"/>
-              <w:bottom w:w="80" w:type="dxa"/>
-              <w:end w:w="120" w:type="dxa"/>
-            </w:tcMar>
-            <w:vAlign w:val="center"/>
-          </w:tcPr>
-          <w:p>
-            <w:pPr>
-              <w:spacing w:after="40"/>
-            </w:pPr>
-            <w:r>
-              <w:rPr>
-                <w:rFonts w:ascii="Arial Unicode MS" w:hAnsi="Arial Unicode MS" w:eastAsia="Arial Unicode MS" w:cs="Arial Unicode MS"/>
-                <w:sz w:val="16"/>
-              </w:rPr>
-              <w:t>010004 10%-15%</w:t>
-            </w:r>
-          </w:p>
-        </w:tc>
-        <w:tc>
-          <w:tcPr>
-            <w:tcW w:type="dxa" w:w="1440"/>
-            <w:tcMar>
-              <w:top w:w="80" w:type="dxa"/>
-              <w:start w:w="120" w:type="dxa"/>
-              <w:bottom w:w="80" w:type="dxa"/>
-              <w:end w:w="120" w:type="dxa"/>
-            </w:tcMar>
-            <w:vAlign w:val="center"/>
-          </w:tcPr>
-          <w:p>
-            <w:pPr>
-              <w:spacing w:after="40"/>
-            </w:pPr>
-            <w:r>
-              <w:rPr>
-                <w:rFonts w:ascii="Arial Unicode MS" w:hAnsi="Arial Unicode MS" w:eastAsia="Arial Unicode MS" w:cs="Arial Unicode MS"/>
-                <w:sz w:val="16"/>
-              </w:rPr>
-              <w:t>约216.46-324.69份</w:t>
-            </w:r>
-          </w:p>
-        </w:tc>
-        <w:tc>
-          <w:tcPr>
-            <w:tcW w:type="dxa" w:w="1512"/>
-            <w:tcMar>
-              <w:top w:w="80" w:type="dxa"/>
-              <w:start w:w="120" w:type="dxa"/>
-              <w:bottom w:w="80" w:type="dxa"/>
-              <w:end w:w="120" w:type="dxa"/>
-            </w:tcMar>
-            <w:vAlign w:val="center"/>
-          </w:tcPr>
-          <w:p>
-            <w:pPr>
-              <w:spacing w:after="40"/>
-            </w:pPr>
-            <w:r>
-              <w:rPr>
-                <w:rFonts w:ascii="Arial Unicode MS" w:hAnsi="Arial Unicode MS" w:eastAsia="Arial Unicode MS" w:cs="Arial Unicode MS"/>
-                <w:sz w:val="16"/>
-              </w:rPr>
-              <w:t>约2.32-3.48元</w:t>
-            </w:r>
-          </w:p>
-        </w:tc>
-        <w:tc>
-          <w:tcPr>
-            <w:tcW w:type="dxa" w:w="2088"/>
-            <w:tcMar>
-              <w:top w:w="80" w:type="dxa"/>
-              <w:start w:w="120" w:type="dxa"/>
-              <w:bottom w:w="80" w:type="dxa"/>
-              <w:end w:w="120" w:type="dxa"/>
-            </w:tcMar>
-            <w:vAlign w:val="center"/>
-          </w:tcPr>
-          <w:p>
-            <w:pPr>
-              <w:spacing w:after="40"/>
-            </w:pPr>
-            <w:r>
-              <w:rPr>
-                <w:rFonts w:ascii="Arial Unicode MS" w:hAnsi="Arial Unicode MS" w:eastAsia="Arial Unicode MS" w:cs="Arial Unicode MS"/>
-                <w:sz w:val="16"/>
-              </w:rPr>
-              <w:t>不是清仓；用于降低弱势重叠</w:t>
-            </w:r>
-          </w:p>
-        </w:tc>
-      </w:tr>
-      <w:tr>
-        <w:tc>
-          <w:tcPr>
-            <w:tcW w:type="dxa" w:w="1224"/>
-            <w:tcMar>
-              <w:top w:w="80" w:type="dxa"/>
-              <w:start w:w="120" w:type="dxa"/>
-              <w:bottom w:w="80" w:type="dxa"/>
-              <w:end w:w="120" w:type="dxa"/>
-            </w:tcMar>
-            <w:vAlign w:val="center"/>
-          </w:tcPr>
-          <w:p>
-            <w:pPr>
-              <w:spacing w:after="40"/>
-            </w:pPr>
-            <w:r>
-              <w:rPr>
-                <w:rFonts w:ascii="Arial Unicode MS" w:hAnsi="Arial Unicode MS" w:eastAsia="Arial Unicode MS" w:cs="Arial Unicode MS"/>
-                <w:sz w:val="16"/>
-              </w:rPr>
-              <w:t>弱修复或信息不完整</w:t>
-            </w:r>
-          </w:p>
-        </w:tc>
-        <w:tc>
-          <w:tcPr>
-            <w:tcW w:type="dxa" w:w="1296"/>
-            <w:tcMar>
-              <w:top w:w="80" w:type="dxa"/>
-              <w:start w:w="120" w:type="dxa"/>
-              <w:bottom w:w="80" w:type="dxa"/>
-              <w:end w:w="120" w:type="dxa"/>
-            </w:tcMar>
-            <w:vAlign w:val="center"/>
-          </w:tcPr>
-          <w:p>
-            <w:pPr>
-              <w:spacing w:after="40"/>
-            </w:pPr>
-            <w:r>
-              <w:rPr>
-                <w:rFonts w:ascii="Arial Unicode MS" w:hAnsi="Arial Unicode MS" w:eastAsia="Arial Unicode MS" w:cs="Arial Unicode MS"/>
-                <w:sz w:val="16"/>
-              </w:rPr>
-              <w:t>等待下一开放日</w:t>
-            </w:r>
-          </w:p>
-        </w:tc>
-        <w:tc>
-          <w:tcPr>
-            <w:tcW w:type="dxa" w:w="1800"/>
-            <w:tcMar>
-              <w:top w:w="80" w:type="dxa"/>
-              <w:start w:w="120" w:type="dxa"/>
-              <w:bottom w:w="80" w:type="dxa"/>
-              <w:end w:w="120" w:type="dxa"/>
-            </w:tcMar>
-            <w:vAlign w:val="center"/>
-          </w:tcPr>
-          <w:p>
-            <w:pPr>
-              <w:spacing w:after="40"/>
-            </w:pPr>
-            <w:r>
-              <w:rPr>
-                <w:rFonts w:ascii="Arial Unicode MS" w:hAnsi="Arial Unicode MS" w:eastAsia="Arial Unicode MS" w:cs="Arial Unicode MS"/>
-                <w:sz w:val="16"/>
-              </w:rPr>
-              <w:t>无</w:t>
-            </w:r>
-          </w:p>
-        </w:tc>
-        <w:tc>
-          <w:tcPr>
-            <w:tcW w:type="dxa" w:w="1440"/>
-            <w:tcMar>
-              <w:top w:w="80" w:type="dxa"/>
-              <w:start w:w="120" w:type="dxa"/>
-              <w:bottom w:w="80" w:type="dxa"/>
-              <w:end w:w="120" w:type="dxa"/>
-            </w:tcMar>
-            <w:vAlign w:val="center"/>
-          </w:tcPr>
-          <w:p>
-            <w:pPr>
-              <w:spacing w:after="40"/>
-            </w:pPr>
-            <w:r>
-              <w:rPr>
-                <w:rFonts w:ascii="Arial Unicode MS" w:hAnsi="Arial Unicode MS" w:eastAsia="Arial Unicode MS" w:cs="Arial Unicode MS"/>
-                <w:sz w:val="16"/>
-              </w:rPr>
-              <w:t>无</w:t>
-            </w:r>
-          </w:p>
-        </w:tc>
-        <w:tc>
-          <w:tcPr>
-            <w:tcW w:type="dxa" w:w="1512"/>
-            <w:tcMar>
-              <w:top w:w="80" w:type="dxa"/>
-              <w:start w:w="120" w:type="dxa"/>
-              <w:bottom w:w="80" w:type="dxa"/>
-              <w:end w:w="120" w:type="dxa"/>
-            </w:tcMar>
-            <w:vAlign w:val="center"/>
-          </w:tcPr>
-          <w:p>
-            <w:pPr>
-              <w:spacing w:after="40"/>
-            </w:pPr>
-            <w:r>
-              <w:rPr>
-                <w:rFonts w:ascii="Arial Unicode MS" w:hAnsi="Arial Unicode MS" w:eastAsia="Arial Unicode MS" w:cs="Arial Unicode MS"/>
-                <w:sz w:val="16"/>
-              </w:rPr>
-              <w:t>无</w:t>
-            </w:r>
-          </w:p>
-        </w:tc>
-        <w:tc>
-          <w:tcPr>
-            <w:tcW w:type="dxa" w:w="2088"/>
-            <w:tcMar>
-              <w:top w:w="80" w:type="dxa"/>
-              <w:start w:w="120" w:type="dxa"/>
-              <w:bottom w:w="80" w:type="dxa"/>
-              <w:end w:w="120" w:type="dxa"/>
-            </w:tcMar>
-            <w:vAlign w:val="center"/>
-          </w:tcPr>
-          <w:p>
-            <w:pPr>
-              <w:spacing w:after="40"/>
-            </w:pPr>
-            <w:r>
-              <w:rPr>
-                <w:rFonts w:ascii="Arial Unicode MS" w:hAnsi="Arial Unicode MS" w:eastAsia="Arial Unicode MS" w:cs="Arial Unicode MS"/>
-                <w:sz w:val="16"/>
-              </w:rPr>
-              <w:t>不把收盘后确认信号倒推为当日可提交</w:t>
-            </w:r>
-          </w:p>
-        </w:tc>
-      </w:tr>
-    </w:tbl>
-    <w:p>
-      <w:pPr>
-        <w:pStyle w:val="Heading1"/>
-      </w:pPr>
-      <w:r>
-        <w:rPr>
-          <w:rFonts w:eastAsia="Arial Unicode MS" w:ascii="Arial Unicode MS" w:hAnsi="Arial Unicode MS" w:cs="Arial Unicode MS"/>
-        </w:rPr>
-        <w:t>睡醒后的14:30-15:00操作卡</w:t>
-      </w:r>
-    </w:p>
-    <w:p>
-      <w:pPr>
-        <w:ind w:left="360" w:hanging="216"/>
-      </w:pPr>
-      <w:r>
-        <w:rPr>
-          <w:b/>
-          <w:rFonts w:eastAsia="Arial Unicode MS" w:ascii="Arial Unicode MS" w:hAnsi="Arial Unicode MS" w:cs="Arial Unicode MS"/>
-        </w:rPr>
-        <w:t xml:space="preserve">• </w:t>
-      </w:r>
-      <w:r>
-        <w:rPr>
-          <w:rFonts w:eastAsia="Arial Unicode MS" w:ascii="Arial Unicode MS" w:hAnsi="Arial Unicode MS" w:cs="Arial Unicode MS"/>
-        </w:rPr>
-        <w:t>14:30 初检：沪指是否在 3900 上方；上涨家数是否&gt;3500或&lt;1000；电子主力净流出是否收窄；通信设备+通信服务是否转正；成交额是否达到约 2.625 万亿元并指向全天 3 万亿元。</w:t>
-      </w:r>
-    </w:p>
-    <w:p>
-      <w:pPr>
-        <w:ind w:left="360" w:hanging="216"/>
-      </w:pPr>
-      <w:r>
-        <w:rPr>
-          <w:b/>
-          <w:rFonts w:eastAsia="Arial Unicode MS" w:ascii="Arial Unicode MS" w:hAnsi="Arial Unicode MS" w:cs="Arial Unicode MS"/>
-        </w:rPr>
-        <w:t xml:space="preserve">• </w:t>
-      </w:r>
-      <w:r>
-        <w:rPr>
-          <w:rFonts w:eastAsia="Arial Unicode MS" w:ascii="Arial Unicode MS" w:hAnsi="Arial Unicode MS" w:cs="Arial Unicode MS"/>
-        </w:rPr>
-        <w:t>14:45 终检：同五项复核；强修复要求成交约 2.813 万亿元以上且指数接近日内高位，偏弱破位要求沪指&lt;3900、上涨家数&lt;1000、电子净流出&gt;300亿元同时成立。</w:t>
-      </w:r>
-    </w:p>
-    <w:p>
-      <w:pPr>
-        <w:ind w:left="360" w:hanging="216"/>
-      </w:pPr>
-      <w:r>
-        <w:rPr>
-          <w:b/>
-          <w:rFonts w:eastAsia="Arial Unicode MS" w:ascii="Arial Unicode MS" w:hAnsi="Arial Unicode MS" w:cs="Arial Unicode MS"/>
-        </w:rPr>
-        <w:t xml:space="preserve">• </w:t>
-      </w:r>
-      <w:r>
-        <w:rPr>
-          <w:rFonts w:eastAsia="Arial Unicode MS" w:ascii="Arial Unicode MS" w:hAnsi="Arial Unicode MS" w:cs="Arial Unicode MS"/>
-        </w:rPr>
-        <w:t>平台实际截止：默认 15:00 Asia/Shanghai；若销售平台或基金合同更早，以平台为准，不能等 15:00 收盘后再假设按当日净值提交。</w:t>
-      </w:r>
-    </w:p>
-    <w:p>
-      <w:pPr>
-        <w:ind w:left="360" w:hanging="216"/>
-      </w:pPr>
-      <w:r>
-        <w:rPr>
-          <w:b/>
-          <w:rFonts w:eastAsia="Arial Unicode MS" w:ascii="Arial Unicode MS" w:hAnsi="Arial Unicode MS" w:cs="Arial Unicode MS"/>
-        </w:rPr>
-        <w:t xml:space="preserve">• </w:t>
-      </w:r>
-      <w:r>
-        <w:rPr>
-          <w:rFonts w:eastAsia="Arial Unicode MS" w:ascii="Arial Unicode MS" w:hAnsi="Arial Unicode MS" w:cs="Arial Unicode MS"/>
-        </w:rPr>
-        <w:t>提交赎回：只在确认破位时提交 010004 15%-20%，第二顺位 019024 15%-20%；强修复但资金不确认时最多审查 010004 20%。</w:t>
-      </w:r>
-    </w:p>
-    <w:p>
-      <w:pPr>
-        <w:ind w:left="360" w:hanging="216"/>
-      </w:pPr>
-      <w:r>
-        <w:rPr>
-          <w:b/>
-          <w:rFonts w:eastAsia="Arial Unicode MS" w:ascii="Arial Unicode MS" w:hAnsi="Arial Unicode MS" w:cs="Arial Unicode MS"/>
-        </w:rPr>
-        <w:t xml:space="preserve">• </w:t>
-      </w:r>
-      <w:r>
-        <w:rPr>
-          <w:rFonts w:eastAsia="Arial Unicode MS" w:ascii="Arial Unicode MS" w:hAnsi="Arial Unicode MS" w:cs="Arial Unicode MS"/>
-        </w:rPr>
-        <w:t>提交申购：今天不提交申购。原因是真实现金与回撤未知，且申购状态/规模/费率大量缺失。</w:t>
-      </w:r>
-    </w:p>
-    <w:p>
-      <w:pPr>
-        <w:ind w:left="360" w:hanging="216"/>
-      </w:pPr>
-      <w:r>
-        <w:rPr>
-          <w:b/>
-          <w:rFonts w:eastAsia="Arial Unicode MS" w:ascii="Arial Unicode MS" w:hAnsi="Arial Unicode MS" w:cs="Arial Unicode MS"/>
-        </w:rPr>
-        <w:t xml:space="preserve">• </w:t>
-      </w:r>
-      <w:r>
-        <w:rPr>
-          <w:rFonts w:eastAsia="Arial Unicode MS" w:ascii="Arial Unicode MS" w:hAnsi="Arial Unicode MS" w:cs="Arial Unicode MS"/>
-        </w:rPr>
-        <w:t>等待下一开放日：只要三项破位阈值不同时满足，或沪指守住3900且流出收窄，就等待。</w:t>
-      </w:r>
-    </w:p>
-    <w:p>
-      <w:pPr>
-        <w:pStyle w:val="Heading1"/>
-      </w:pPr>
-      <w:r>
-        <w:rPr>
-          <w:rFonts w:eastAsia="Arial Unicode MS" w:ascii="Arial Unicode MS" w:hAnsi="Arial Unicode MS" w:cs="Arial Unicode MS"/>
-        </w:rPr>
-        <w:t>最强反方观点</w:t>
-      </w:r>
-    </w:p>
-    <w:p>
-      <w:pPr>
-        <w:ind w:left="360" w:hanging="216"/>
-      </w:pPr>
-      <w:r>
-        <w:rPr>
-          <w:b/>
-          <w:rFonts w:eastAsia="Arial Unicode MS" w:ascii="Arial Unicode MS" w:hAnsi="Arial Unicode MS" w:cs="Arial Unicode MS"/>
-        </w:rPr>
-        <w:t xml:space="preserve">• </w:t>
-      </w:r>
-      <w:r>
-        <w:rPr>
-          <w:rFonts w:eastAsia="Arial Unicode MS" w:ascii="Arial Unicode MS" w:hAnsi="Arial Unicode MS" w:cs="Arial Unicode MS"/>
-        </w:rPr>
-        <w:t>反方：13:28 的修复可能只是午后技术反抽，AI/半导体的拥挤仓位仍在撤离；如果电子资金继续扩大流出、上涨家数快速坍塌、沪指再度失守3900，则等待会放大回撤。</w:t>
-      </w:r>
-    </w:p>
-    <w:p>
-      <w:pPr>
-        <w:ind w:left="360" w:hanging="216"/>
-      </w:pPr>
-      <w:r>
-        <w:rPr>
-          <w:b/>
-          <w:rFonts w:eastAsia="Arial Unicode MS" w:ascii="Arial Unicode MS" w:hAnsi="Arial Unicode MS" w:cs="Arial Unicode MS"/>
-        </w:rPr>
-        <w:t xml:space="preserve">• </w:t>
-      </w:r>
-      <w:r>
-        <w:rPr>
-          <w:rFonts w:eastAsia="Arial Unicode MS" w:ascii="Arial Unicode MS" w:hAnsi="Arial Unicode MS" w:cs="Arial Unicode MS"/>
-        </w:rPr>
-        <w:t>如何检验：14:45 联合阈值而非单一指数点位。若三项偏弱阈值同时成立，立刻从“结构性调整”改判为“确认破位”，执行弱势重叠科技减仓。</w:t>
-      </w:r>
-    </w:p>
-    <w:p>
-      <w:pPr>
-        <w:pStyle w:val="Heading1"/>
-      </w:pPr>
-      <w:r>
-        <w:rPr>
-          <w:rFonts w:eastAsia="Arial Unicode MS" w:ascii="Arial Unicode MS" w:hAnsi="Arial Unicode MS" w:cs="Arial Unicode MS"/>
-        </w:rPr>
-        <w:t>投资知识点：资金确认不是价格上涨</w:t>
-      </w:r>
-    </w:p>
-    <w:p>
-      <w:pPr>
-        <w:ind w:left="360" w:hanging="216"/>
-      </w:pPr>
-      <w:r>
-        <w:rPr>
-          <w:b/>
-          <w:rFonts w:eastAsia="Arial Unicode MS" w:ascii="Arial Unicode MS" w:hAnsi="Arial Unicode MS" w:cs="Arial Unicode MS"/>
-        </w:rPr>
-        <w:t xml:space="preserve">• </w:t>
-      </w:r>
-      <w:r>
-        <w:rPr>
-          <w:rFonts w:eastAsia="Arial Unicode MS" w:ascii="Arial Unicode MS" w:hAnsi="Arial Unicode MS" w:cs="Arial Unicode MS"/>
-        </w:rPr>
-        <w:t>概念：价格反弹说明卖压暂缓，资金确认要求广度、成交额和主力资金同时支持。场外基金只能在截止前提交未知价申请，所以要用可观察阈值替代“等收盘看清楚”。</w:t>
-      </w:r>
-    </w:p>
-    <w:p>
-      <w:pPr>
-        <w:ind w:left="360" w:hanging="216"/>
-      </w:pPr>
-      <w:r>
-        <w:rPr>
-          <w:b/>
-          <w:rFonts w:eastAsia="Arial Unicode MS" w:ascii="Arial Unicode MS" w:hAnsi="Arial Unicode MS" w:cs="Arial Unicode MS"/>
-        </w:rPr>
-        <w:t xml:space="preserve">• </w:t>
-      </w:r>
-      <w:r>
-        <w:rPr>
-          <w:rFonts w:eastAsia="Arial Unicode MS" w:ascii="Arial Unicode MS" w:hAnsi="Arial Unicode MS" w:cs="Arial Unicode MS"/>
-        </w:rPr>
-        <w:t>最小清单：上涨家数是否扩散、行业资金是否转正、成交额是否放大、指数是否接近日内高位、持仓估算是否跟随。</w:t>
-      </w:r>
-    </w:p>
-    <w:p>
-      <w:pPr>
-        <w:ind w:left="360" w:hanging="216"/>
-      </w:pPr>
-      <w:r>
-        <w:rPr>
-          <w:b/>
-          <w:rFonts w:eastAsia="Arial Unicode MS" w:ascii="Arial Unicode MS" w:hAnsi="Arial Unicode MS" w:cs="Arial Unicode MS"/>
-        </w:rPr>
-        <w:t xml:space="preserve">• </w:t>
-      </w:r>
-      <w:r>
-        <w:rPr>
-          <w:rFonts w:eastAsia="Arial Unicode MS" w:ascii="Arial Unicode MS" w:hAnsi="Arial Unicode MS" w:cs="Arial Unicode MS"/>
-        </w:rPr>
-        <w:t>应用到 010004：13:28 估算上涨不能直接说明趋势反转；只有电子/通信资金和市场宽度一起确认，才把动作从防守赎回改为少量降重叠或等待。</w:t>
-      </w:r>
-    </w:p>
-    <w:p>
-      <w:pPr>
-        <w:ind w:left="360" w:hanging="216"/>
-      </w:pPr>
-      <w:r>
-        <w:rPr>
-          <w:b/>
-          <w:rFonts w:eastAsia="Arial Unicode MS" w:ascii="Arial Unicode MS" w:hAnsi="Arial Unicode MS" w:cs="Arial Unicode MS"/>
-        </w:rPr>
-        <w:t xml:space="preserve">• </w:t>
-      </w:r>
-      <w:r>
-        <w:rPr>
-          <w:rFonts w:eastAsia="Arial Unicode MS" w:ascii="Arial Unicode MS" w:hAnsi="Arial Unicode MS" w:cs="Arial Unicode MS"/>
-        </w:rPr>
-        <w:t>防止的错误：把会议预期或盘中估算写成“低买高卖”，忽略场外基金正式净值和确认时滞。</w:t>
-      </w:r>
-    </w:p>
-    <w:p>
-      <w:pPr>
-        <w:pStyle w:val="Heading1"/>
-      </w:pPr>
-      <w:r>
-        <w:rPr>
-          <w:rFonts w:eastAsia="Arial Unicode MS" w:ascii="Arial Unicode MS" w:hAnsi="Arial Unicode MS" w:cs="Arial Unicode MS"/>
-        </w:rPr>
-        <w:t>来源与抓取时间</w:t>
-      </w:r>
-    </w:p>
-    <w:tbl>
-      <w:tblPr>
-        <w:tblStyle w:val="TableGrid"/>
-        <w:tblW w:type="dxa" w:w="9360"/>
-        <w:jc w:val="center"/>
-        <w:tblLayout w:type="fixed"/>
-        <w:tblLook w:firstColumn="1" w:firstRow="1" w:lastColumn="0" w:lastRow="0" w:noHBand="0" w:noVBand="1" w:val="04A0"/>
-      </w:tblPr>
-      <w:tblGrid>
-        <w:gridCol w:w="3120"/>
-        <w:gridCol w:w="3120"/>
-        <w:gridCol w:w="3120"/>
-      </w:tblGrid>
-      <w:tr>
-        <w:tc>
-          <w:tcPr>
-            <w:tcW w:type="dxa" w:w="1368"/>
-            <w:shd w:fill="F2F4F7"/>
-            <w:tcMar>
-              <w:top w:w="80" w:type="dxa"/>
-              <w:start w:w="120" w:type="dxa"/>
-              <w:bottom w:w="80" w:type="dxa"/>
-              <w:end w:w="120" w:type="dxa"/>
-            </w:tcMar>
-            <w:vAlign w:val="center"/>
-          </w:tcPr>
-          <w:p>
-            <w:pPr>
-              <w:spacing w:after="40"/>
-            </w:pPr>
-            <w:r>
-              <w:rPr>
-                <w:rFonts w:ascii="Arial Unicode MS" w:hAnsi="Arial Unicode MS" w:eastAsia="Arial Unicode MS" w:cs="Arial Unicode MS"/>
-                <w:sz w:val="16"/>
-              </w:rPr>
-              <w:t>类别</w:t>
-            </w:r>
-          </w:p>
-        </w:tc>
-        <w:tc>
-          <w:tcPr>
-            <w:tcW w:type="dxa" w:w="6120"/>
-            <w:shd w:fill="F2F4F7"/>
-            <w:tcMar>
-              <w:top w:w="80" w:type="dxa"/>
-              <w:start w:w="120" w:type="dxa"/>
-              <w:bottom w:w="80" w:type="dxa"/>
-              <w:end w:w="120" w:type="dxa"/>
-            </w:tcMar>
-            <w:vAlign w:val="center"/>
-          </w:tcPr>
-          <w:p>
-            <w:pPr>
-              <w:spacing w:after="40"/>
-            </w:pPr>
-            <w:r>
-              <w:rPr>
-                <w:rFonts w:ascii="Arial Unicode MS" w:hAnsi="Arial Unicode MS" w:eastAsia="Arial Unicode MS" w:cs="Arial Unicode MS"/>
-                <w:sz w:val="16"/>
-              </w:rPr>
-              <w:t>来源</w:t>
-            </w:r>
-          </w:p>
-        </w:tc>
-        <w:tc>
-          <w:tcPr>
-            <w:tcW w:type="dxa" w:w="1872"/>
-            <w:shd w:fill="F2F4F7"/>
-            <w:tcMar>
-              <w:top w:w="80" w:type="dxa"/>
-              <w:start w:w="120" w:type="dxa"/>
-              <w:bottom w:w="80" w:type="dxa"/>
-              <w:end w:w="120" w:type="dxa"/>
-            </w:tcMar>
-            <w:vAlign w:val="center"/>
-          </w:tcPr>
-          <w:p>
-            <w:pPr>
-              <w:spacing w:after="40"/>
-            </w:pPr>
-            <w:r>
-              <w:rPr>
-                <w:rFonts w:ascii="Arial Unicode MS" w:hAnsi="Arial Unicode MS" w:eastAsia="Arial Unicode MS" w:cs="Arial Unicode MS"/>
-                <w:sz w:val="16"/>
-              </w:rPr>
-              <w:t>抓取/引用时间</w:t>
-            </w:r>
-          </w:p>
-        </w:tc>
-      </w:tr>
-      <w:tr>
-        <w:tc>
-          <w:tcPr>
-            <w:tcW w:type="dxa" w:w="1368"/>
-            <w:tcMar>
-              <w:top w:w="80" w:type="dxa"/>
-              <w:start w:w="120" w:type="dxa"/>
-              <w:bottom w:w="80" w:type="dxa"/>
-              <w:end w:w="120" w:type="dxa"/>
-            </w:tcMar>
-            <w:vAlign w:val="center"/>
-          </w:tcPr>
-          <w:p>
-            <w:pPr>
-              <w:spacing w:after="40"/>
-            </w:pPr>
-            <w:r>
-              <w:rPr>
-                <w:rFonts w:ascii="Arial Unicode MS" w:hAnsi="Arial Unicode MS" w:eastAsia="Arial Unicode MS" w:cs="Arial Unicode MS"/>
-                <w:sz w:val="16"/>
-              </w:rPr>
-              <w:t>项目文件</w:t>
-            </w:r>
-          </w:p>
-        </w:tc>
-        <w:tc>
-          <w:tcPr>
-            <w:tcW w:type="dxa" w:w="6120"/>
-            <w:tcMar>
-              <w:top w:w="80" w:type="dxa"/>
-              <w:start w:w="120" w:type="dxa"/>
-              <w:bottom w:w="80" w:type="dxa"/>
-              <w:end w:w="120" w:type="dxa"/>
-            </w:tcMar>
-            <w:vAlign w:val="center"/>
-          </w:tcPr>
-          <w:p>
-            <w:pPr>
-              <w:spacing w:after="40"/>
-            </w:pPr>
-            <w:r>
-              <w:rPr>
-                <w:rFonts w:ascii="Arial Unicode MS" w:hAnsi="Arial Unicode MS" w:eastAsia="Arial Unicode MS" w:cs="Arial Unicode MS"/>
-                <w:sz w:val="16"/>
-              </w:rPr>
-              <w:t>AGENTS.md；config/trading-constraints.json；config/noon-decision-rules.json；config/review-loop.json；data/holdings.csv；data/fees.csv；data/funds.csv；data/catalyst-ledger.csv</w:t>
-            </w:r>
-          </w:p>
-        </w:tc>
-        <w:tc>
-          <w:tcPr>
-            <w:tcW w:type="dxa" w:w="1872"/>
-            <w:tcMar>
-              <w:top w:w="80" w:type="dxa"/>
-              <w:start w:w="120" w:type="dxa"/>
-              <w:bottom w:w="80" w:type="dxa"/>
-              <w:end w:w="120" w:type="dxa"/>
-            </w:tcMar>
-            <w:vAlign w:val="center"/>
-          </w:tcPr>
-          <w:p>
-            <w:pPr>
-              <w:spacing w:after="40"/>
-            </w:pPr>
-            <w:r>
-              <w:rPr>
-                <w:rFonts w:ascii="Arial Unicode MS" w:hAnsi="Arial Unicode MS" w:eastAsia="Arial Unicode MS" w:cs="Arial Unicode MS"/>
-                <w:sz w:val="16"/>
-              </w:rPr>
-              <w:t>2026-07-14 13:00-13:40</w:t>
-            </w:r>
-          </w:p>
-        </w:tc>
-      </w:tr>
-      <w:tr>
-        <w:tc>
-          <w:tcPr>
-            <w:tcW w:type="dxa" w:w="1368"/>
-            <w:tcMar>
-              <w:top w:w="80" w:type="dxa"/>
-              <w:start w:w="120" w:type="dxa"/>
-              <w:bottom w:w="80" w:type="dxa"/>
-              <w:end w:w="120" w:type="dxa"/>
-            </w:tcMar>
-            <w:vAlign w:val="center"/>
-          </w:tcPr>
-          <w:p>
-            <w:pPr>
-              <w:spacing w:after="40"/>
-            </w:pPr>
-            <w:r>
-              <w:rPr>
-                <w:rFonts w:ascii="Arial Unicode MS" w:hAnsi="Arial Unicode MS" w:eastAsia="Arial Unicode MS" w:cs="Arial Unicode MS"/>
-                <w:sz w:val="16"/>
-              </w:rPr>
-              <w:t>净值</w:t>
-            </w:r>
-          </w:p>
-        </w:tc>
-        <w:tc>
-          <w:tcPr>
-            <w:tcW w:type="dxa" w:w="6120"/>
-            <w:tcMar>
-              <w:top w:w="80" w:type="dxa"/>
-              <w:start w:w="120" w:type="dxa"/>
-              <w:bottom w:w="80" w:type="dxa"/>
-              <w:end w:w="120" w:type="dxa"/>
-            </w:tcMar>
-            <w:vAlign w:val="center"/>
-          </w:tcPr>
-          <w:p>
-            <w:pPr>
-              <w:spacing w:after="40"/>
-            </w:pPr>
-            <w:r>
-              <w:rPr>
-                <w:rFonts w:ascii="Arial Unicode MS" w:hAnsi="Arial Unicode MS" w:eastAsia="Arial Unicode MS" w:cs="Arial Unicode MS"/>
-                <w:sz w:val="16"/>
-              </w:rPr>
-              <w:t>data/nav-history.csv；https://fund.eastmoney.com/pingzhongdata/；https://fundgz.1234567.com.cn/</w:t>
-            </w:r>
-          </w:p>
-        </w:tc>
-        <w:tc>
-          <w:tcPr>
-            <w:tcW w:type="dxa" w:w="1872"/>
-            <w:tcMar>
-              <w:top w:w="80" w:type="dxa"/>
-              <w:start w:w="120" w:type="dxa"/>
-              <w:bottom w:w="80" w:type="dxa"/>
-              <w:end w:w="120" w:type="dxa"/>
-            </w:tcMar>
-            <w:vAlign w:val="center"/>
-          </w:tcPr>
-          <w:p>
-            <w:pPr>
-              <w:spacing w:after="40"/>
-            </w:pPr>
-            <w:r>
-              <w:rPr>
-                <w:rFonts w:ascii="Arial Unicode MS" w:hAnsi="Arial Unicode MS" w:eastAsia="Arial Unicode MS" w:cs="Arial Unicode MS"/>
-                <w:sz w:val="16"/>
-              </w:rPr>
-              <w:t>2026-07-14 13:18-13:28</w:t>
-            </w:r>
-          </w:p>
-        </w:tc>
-      </w:tr>
-      <w:tr>
-        <w:tc>
-          <w:tcPr>
-            <w:tcW w:type="dxa" w:w="1368"/>
-            <w:tcMar>
-              <w:top w:w="80" w:type="dxa"/>
-              <w:start w:w="120" w:type="dxa"/>
-              <w:bottom w:w="80" w:type="dxa"/>
-              <w:end w:w="120" w:type="dxa"/>
-            </w:tcMar>
-            <w:vAlign w:val="center"/>
-          </w:tcPr>
-          <w:p>
-            <w:pPr>
-              <w:spacing w:after="40"/>
-            </w:pPr>
-            <w:r>
-              <w:rPr>
-                <w:rFonts w:ascii="Arial Unicode MS" w:hAnsi="Arial Unicode MS" w:eastAsia="Arial Unicode MS" w:cs="Arial Unicode MS"/>
-                <w:sz w:val="16"/>
-              </w:rPr>
-              <w:t>指数</w:t>
-            </w:r>
-          </w:p>
-        </w:tc>
-        <w:tc>
-          <w:tcPr>
-            <w:tcW w:type="dxa" w:w="6120"/>
-            <w:tcMar>
-              <w:top w:w="80" w:type="dxa"/>
-              <w:start w:w="120" w:type="dxa"/>
-              <w:bottom w:w="80" w:type="dxa"/>
-              <w:end w:w="120" w:type="dxa"/>
-            </w:tcMar>
-            <w:vAlign w:val="center"/>
-          </w:tcPr>
-          <w:p>
-            <w:pPr>
-              <w:spacing w:after="40"/>
-            </w:pPr>
-            <w:r>
-              <w:rPr>
-                <w:rFonts w:ascii="Arial Unicode MS" w:hAnsi="Arial Unicode MS" w:eastAsia="Arial Unicode MS" w:cs="Arial Unicode MS"/>
-                <w:sz w:val="16"/>
-              </w:rPr>
-              <w:t>https://qt.gtimg.cn/q=s_sh000001,s_sh000300,s_sh000688,s_sz399006,s_sh000905,s_sh000852</w:t>
-            </w:r>
-          </w:p>
-        </w:tc>
-        <w:tc>
-          <w:tcPr>
-            <w:tcW w:type="dxa" w:w="1872"/>
-            <w:tcMar>
-              <w:top w:w="80" w:type="dxa"/>
-              <w:start w:w="120" w:type="dxa"/>
-              <w:bottom w:w="80" w:type="dxa"/>
-              <w:end w:w="120" w:type="dxa"/>
-            </w:tcMar>
-            <w:vAlign w:val="center"/>
-          </w:tcPr>
-          <w:p>
-            <w:pPr>
-              <w:spacing w:after="40"/>
-            </w:pPr>
-            <w:r>
-              <w:rPr>
-                <w:rFonts w:ascii="Arial Unicode MS" w:hAnsi="Arial Unicode MS" w:eastAsia="Arial Unicode MS" w:cs="Arial Unicode MS"/>
-                <w:sz w:val="16"/>
-              </w:rPr>
-              <w:t>2026-07-14 13:19-13:28</w:t>
-            </w:r>
-          </w:p>
-        </w:tc>
-      </w:tr>
-      <w:tr>
-        <w:tc>
-          <w:tcPr>
-            <w:tcW w:type="dxa" w:w="1368"/>
-            <w:tcMar>
-              <w:top w:w="80" w:type="dxa"/>
-              <w:start w:w="120" w:type="dxa"/>
-              <w:bottom w:w="80" w:type="dxa"/>
-              <w:end w:w="120" w:type="dxa"/>
-            </w:tcMar>
-            <w:vAlign w:val="center"/>
-          </w:tcPr>
-          <w:p>
-            <w:pPr>
-              <w:spacing w:after="40"/>
-            </w:pPr>
-            <w:r>
-              <w:rPr>
-                <w:rFonts w:ascii="Arial Unicode MS" w:hAnsi="Arial Unicode MS" w:eastAsia="Arial Unicode MS" w:cs="Arial Unicode MS"/>
-                <w:sz w:val="16"/>
-              </w:rPr>
-              <w:t>资金流</w:t>
-            </w:r>
-          </w:p>
-        </w:tc>
-        <w:tc>
-          <w:tcPr>
-            <w:tcW w:type="dxa" w:w="6120"/>
-            <w:tcMar>
-              <w:top w:w="80" w:type="dxa"/>
-              <w:start w:w="120" w:type="dxa"/>
-              <w:bottom w:w="80" w:type="dxa"/>
-              <w:end w:w="120" w:type="dxa"/>
-            </w:tcMar>
-            <w:vAlign w:val="center"/>
-          </w:tcPr>
-          <w:p>
-            <w:pPr>
-              <w:spacing w:after="40"/>
-            </w:pPr>
-            <w:r>
-              <w:rPr>
-                <w:rFonts w:ascii="Arial Unicode MS" w:hAnsi="Arial Unicode MS" w:eastAsia="Arial Unicode MS" w:cs="Arial Unicode MS"/>
-                <w:sz w:val="16"/>
-              </w:rPr>
-              <w:t>https://data.eastmoney.com/bkzj/；项目 reports/2026-07-14-noon-decision.md</w:t>
-            </w:r>
-          </w:p>
-        </w:tc>
-        <w:tc>
-          <w:tcPr>
-            <w:tcW w:type="dxa" w:w="1872"/>
-            <w:tcMar>
-              <w:top w:w="80" w:type="dxa"/>
-              <w:start w:w="120" w:type="dxa"/>
-              <w:bottom w:w="80" w:type="dxa"/>
-              <w:end w:w="120" w:type="dxa"/>
-            </w:tcMar>
-            <w:vAlign w:val="center"/>
-          </w:tcPr>
-          <w:p>
-            <w:pPr>
-              <w:spacing w:after="40"/>
-            </w:pPr>
-            <w:r>
-              <w:rPr>
-                <w:rFonts w:ascii="Arial Unicode MS" w:hAnsi="Arial Unicode MS" w:eastAsia="Arial Unicode MS" w:cs="Arial Unicode MS"/>
-                <w:sz w:val="16"/>
-              </w:rPr>
-              <w:t>11:30截面；午后同口径未完全取得</w:t>
-            </w:r>
-          </w:p>
-        </w:tc>
-      </w:tr>
-      <w:tr>
-        <w:tc>
-          <w:tcPr>
-            <w:tcW w:type="dxa" w:w="1368"/>
-            <w:tcMar>
-              <w:top w:w="80" w:type="dxa"/>
-              <w:start w:w="120" w:type="dxa"/>
-              <w:bottom w:w="80" w:type="dxa"/>
-              <w:end w:w="120" w:type="dxa"/>
-            </w:tcMar>
-            <w:vAlign w:val="center"/>
-          </w:tcPr>
-          <w:p>
-            <w:pPr>
-              <w:spacing w:after="40"/>
-            </w:pPr>
-            <w:r>
-              <w:rPr>
-                <w:rFonts w:ascii="Arial Unicode MS" w:hAnsi="Arial Unicode MS" w:eastAsia="Arial Unicode MS" w:cs="Arial Unicode MS"/>
-                <w:sz w:val="16"/>
-              </w:rPr>
-              <w:t>官方日程</w:t>
-            </w:r>
-          </w:p>
-        </w:tc>
-        <w:tc>
-          <w:tcPr>
-            <w:tcW w:type="dxa" w:w="6120"/>
-            <w:tcMar>
-              <w:top w:w="80" w:type="dxa"/>
-              <w:start w:w="120" w:type="dxa"/>
-              <w:bottom w:w="80" w:type="dxa"/>
-              <w:end w:w="120" w:type="dxa"/>
-            </w:tcMar>
-            <w:vAlign w:val="center"/>
-          </w:tcPr>
-          <w:p>
-            <w:pPr>
-              <w:spacing w:after="40"/>
-            </w:pPr>
-            <w:r>
-              <w:rPr>
-                <w:rFonts w:ascii="Arial Unicode MS" w:hAnsi="Arial Unicode MS" w:eastAsia="Arial Unicode MS" w:cs="Arial Unicode MS"/>
-                <w:sz w:val="16"/>
-              </w:rPr>
-              <w:t>https://www.stats.gov.cn/sj/fbrc/bnxxfb/；https://www.fmprc.gov.cn/；https://www.shanghai.gov.cn/；https://www.customs.gov.cn/；https://www.scio.gov.cn/</w:t>
-            </w:r>
-          </w:p>
-        </w:tc>
-        <w:tc>
-          <w:tcPr>
-            <w:tcW w:type="dxa" w:w="1872"/>
-            <w:tcMar>
-              <w:top w:w="80" w:type="dxa"/>
-              <w:start w:w="120" w:type="dxa"/>
-              <w:bottom w:w="80" w:type="dxa"/>
-              <w:end w:w="120" w:type="dxa"/>
-            </w:tcMar>
-            <w:vAlign w:val="center"/>
-          </w:tcPr>
-          <w:p>
-            <w:pPr>
-              <w:spacing w:after="40"/>
-            </w:pPr>
-            <w:r>
-              <w:rPr>
-                <w:rFonts w:ascii="Arial Unicode MS" w:hAnsi="Arial Unicode MS" w:eastAsia="Arial Unicode MS" w:cs="Arial Unicode MS"/>
-                <w:sz w:val="16"/>
-              </w:rPr>
-              <w:t>2026-07-14 13:20-13:35</w:t>
-            </w:r>
-          </w:p>
-        </w:tc>
-      </w:tr>
-    </w:tbl>
-    <w:p>
-      <w:r>
-        <w:rPr>
-          <w:rFonts w:ascii="Arial Unicode MS" w:hAnsi="Arial Unicode MS" w:eastAsia="Arial Unicode MS" w:cs="Arial Unicode MS"/>
-        </w:rPr>
         <w:br w:type="page"/>
       </w:r>
     </w:p>
     <w:p>
       <w:pPr>
-        <w:pStyle w:val="Heading1"/>
+        <w:spacing w:after="0" w:before="0" w:line="240" w:lineRule="auto"/>
       </w:pPr>
       <w:r>
-        <w:rPr>
-          <w:rFonts w:eastAsia="Arial Unicode MS" w:ascii="Arial Unicode MS" w:hAnsi="Arial Unicode MS" w:cs="Arial Unicode MS"/>
-        </w:rPr>
-        <w:t>只看这一页：行动结论</w:t>
+        <w:drawing>
+          <wp:inline xmlns:a="http://schemas.openxmlformats.org/drawingml/2006/main" xmlns:pic="http://schemas.openxmlformats.org/drawingml/2006/picture">
+            <wp:extent cx="7562088" cy="9784080"/>
+            <wp:docPr id="2" name="Picture 2"/>
+            <wp:cNvGraphicFramePr>
+              <a:graphicFrameLocks noChangeAspect="1"/>
+            </wp:cNvGraphicFramePr>
+            <a:graphic>
+              <a:graphicData uri="http://schemas.openxmlformats.org/drawingml/2006/picture">
+                <pic:pic>
+                  <pic:nvPicPr>
+                    <pic:cNvPr id="0" name="page-2.png"/>
+                    <pic:cNvPicPr/>
+                  </pic:nvPicPr>
+                  <pic:blipFill>
+                    <a:blip r:embed="rId10"/>
+                    <a:stretch>
+                      <a:fillRect/>
+                    </a:stretch>
+                  </pic:blipFill>
+                  <pic:spPr>
+                    <a:xfrm>
+                      <a:off x="0" y="0"/>
+                      <a:ext cx="7562088" cy="9784080"/>
+                    </a:xfrm>
+                    <a:prstGeom prst="rect"/>
+                  </pic:spPr>
+                </pic:pic>
+              </a:graphicData>
+            </a:graphic>
+          </wp:inline>
+        </w:drawing>
       </w:r>
     </w:p>
-    <w:tbl>
-      <w:tblPr>
-        <w:tblStyle w:val="TableGrid"/>
-        <w:tblW w:type="dxa" w:w="9360"/>
-        <w:jc w:val="center"/>
-        <w:tblLayout w:type="fixed"/>
-        <w:tblLook w:firstColumn="1" w:firstRow="1" w:lastColumn="0" w:lastRow="0" w:noHBand="0" w:noVBand="1" w:val="04A0"/>
-      </w:tblPr>
-      <w:tblGrid>
-        <w:gridCol w:w="4680"/>
-        <w:gridCol w:w="4680"/>
-      </w:tblGrid>
-      <w:tr>
-        <w:tc>
-          <w:tcPr>
-            <w:tcW w:type="dxa" w:w="2016"/>
-            <w:shd w:fill="F2F4F7"/>
-            <w:tcMar>
-              <w:top w:w="80" w:type="dxa"/>
-              <w:start w:w="120" w:type="dxa"/>
-              <w:bottom w:w="80" w:type="dxa"/>
-              <w:end w:w="120" w:type="dxa"/>
-            </w:tcMar>
-            <w:vAlign w:val="center"/>
-          </w:tcPr>
-          <w:p>
-            <w:pPr>
-              <w:spacing w:after="40"/>
-            </w:pPr>
-            <w:r>
-              <w:rPr>
-                <w:rFonts w:ascii="Arial Unicode MS" w:hAnsi="Arial Unicode MS" w:eastAsia="Arial Unicode MS" w:cs="Arial Unicode MS"/>
-                <w:sz w:val="18"/>
-              </w:rPr>
-              <w:t>问题</w:t>
-            </w:r>
-          </w:p>
-        </w:tc>
-        <w:tc>
-          <w:tcPr>
-            <w:tcW w:type="dxa" w:w="7344"/>
-            <w:shd w:fill="F2F4F7"/>
-            <w:tcMar>
-              <w:top w:w="80" w:type="dxa"/>
-              <w:start w:w="120" w:type="dxa"/>
-              <w:bottom w:w="80" w:type="dxa"/>
-              <w:end w:w="120" w:type="dxa"/>
-            </w:tcMar>
-            <w:vAlign w:val="center"/>
-          </w:tcPr>
-          <w:p>
-            <w:pPr>
-              <w:spacing w:after="40"/>
-            </w:pPr>
-            <w:r>
-              <w:rPr>
-                <w:rFonts w:ascii="Arial Unicode MS" w:hAnsi="Arial Unicode MS" w:eastAsia="Arial Unicode MS" w:cs="Arial Unicode MS"/>
-                <w:sz w:val="18"/>
-              </w:rPr>
-              <w:t>答案</w:t>
-            </w:r>
-          </w:p>
-        </w:tc>
-      </w:tr>
-      <w:tr>
-        <w:tc>
-          <w:tcPr>
-            <w:tcW w:type="dxa" w:w="2016"/>
-            <w:tcMar>
-              <w:top w:w="80" w:type="dxa"/>
-              <w:start w:w="120" w:type="dxa"/>
-              <w:bottom w:w="80" w:type="dxa"/>
-              <w:end w:w="120" w:type="dxa"/>
-            </w:tcMar>
-            <w:vAlign w:val="center"/>
-          </w:tcPr>
-          <w:p>
-            <w:pPr>
-              <w:spacing w:after="40"/>
-            </w:pPr>
-            <w:r>
-              <w:rPr>
-                <w:rFonts w:ascii="Arial Unicode MS" w:hAnsi="Arial Unicode MS" w:eastAsia="Arial Unicode MS" w:cs="Arial Unicode MS"/>
-                <w:sz w:val="18"/>
-              </w:rPr>
-              <w:t>1）今天15:00前</w:t>
-            </w:r>
-          </w:p>
-        </w:tc>
-        <w:tc>
-          <w:tcPr>
-            <w:tcW w:type="dxa" w:w="7344"/>
-            <w:tcMar>
-              <w:top w:w="80" w:type="dxa"/>
-              <w:start w:w="120" w:type="dxa"/>
-              <w:bottom w:w="80" w:type="dxa"/>
-              <w:end w:w="120" w:type="dxa"/>
-            </w:tcMar>
-            <w:vAlign w:val="center"/>
-          </w:tcPr>
-          <w:p>
-            <w:pPr>
-              <w:spacing w:after="40"/>
-            </w:pPr>
-            <w:r>
-              <w:rPr>
-                <w:rFonts w:ascii="Arial Unicode MS" w:hAnsi="Arial Unicode MS" w:eastAsia="Arial Unicode MS" w:cs="Arial Unicode MS"/>
-                <w:sz w:val="18"/>
-              </w:rPr>
-              <w:t>主结论是等待；只有 14:45 同时满足沪指&lt;3900、上涨家数&lt;1000、电子净流出&gt;300亿元，才提交赎回010004 15%-20%，第二顺位019024 15%-20%。</w:t>
-            </w:r>
-          </w:p>
-        </w:tc>
-      </w:tr>
-      <w:tr>
-        <w:tc>
-          <w:tcPr>
-            <w:tcW w:type="dxa" w:w="2016"/>
-            <w:tcMar>
-              <w:top w:w="80" w:type="dxa"/>
-              <w:start w:w="120" w:type="dxa"/>
-              <w:bottom w:w="80" w:type="dxa"/>
-              <w:end w:w="120" w:type="dxa"/>
-            </w:tcMar>
-            <w:vAlign w:val="center"/>
-          </w:tcPr>
-          <w:p>
-            <w:pPr>
-              <w:spacing w:after="40"/>
-            </w:pPr>
-            <w:r>
-              <w:rPr>
-                <w:rFonts w:ascii="Arial Unicode MS" w:hAnsi="Arial Unicode MS" w:eastAsia="Arial Unicode MS" w:cs="Arial Unicode MS"/>
-                <w:sz w:val="18"/>
-              </w:rPr>
-              <w:t>2）预计成交净值</w:t>
-            </w:r>
-          </w:p>
-        </w:tc>
-        <w:tc>
-          <w:tcPr>
-            <w:tcW w:type="dxa" w:w="7344"/>
-            <w:tcMar>
-              <w:top w:w="80" w:type="dxa"/>
-              <w:start w:w="120" w:type="dxa"/>
-              <w:bottom w:w="80" w:type="dxa"/>
-              <w:end w:w="120" w:type="dxa"/>
-            </w:tcMar>
-            <w:vAlign w:val="center"/>
-          </w:tcPr>
-          <w:p>
-            <w:pPr>
-              <w:spacing w:after="40"/>
-            </w:pPr>
-            <w:r>
-              <w:rPr>
-                <w:rFonts w:ascii="Arial Unicode MS" w:hAnsi="Arial Unicode MS" w:eastAsia="Arial Unicode MS" w:cs="Arial Unicode MS"/>
-                <w:sz w:val="18"/>
-              </w:rPr>
-              <w:t>15:00前提交且平台无特殊规则时，预计按2026-07-14收盘后的正式基金净值确认；禁止理解为盘中价成交。</w:t>
-            </w:r>
-          </w:p>
-        </w:tc>
-      </w:tr>
-      <w:tr>
-        <w:tc>
-          <w:tcPr>
-            <w:tcW w:type="dxa" w:w="2016"/>
-            <w:tcMar>
-              <w:top w:w="80" w:type="dxa"/>
-              <w:start w:w="120" w:type="dxa"/>
-              <w:bottom w:w="80" w:type="dxa"/>
-              <w:end w:w="120" w:type="dxa"/>
-            </w:tcMar>
-            <w:vAlign w:val="center"/>
-          </w:tcPr>
-          <w:p>
-            <w:pPr>
-              <w:spacing w:after="40"/>
-            </w:pPr>
-            <w:r>
-              <w:rPr>
-                <w:rFonts w:ascii="Arial Unicode MS" w:hAnsi="Arial Unicode MS" w:eastAsia="Arial Unicode MS" w:cs="Arial Unicode MS"/>
-                <w:sz w:val="18"/>
-              </w:rPr>
-              <w:t>3）是否需要立即跑</w:t>
-            </w:r>
-          </w:p>
-        </w:tc>
-        <w:tc>
-          <w:tcPr>
-            <w:tcW w:type="dxa" w:w="7344"/>
-            <w:tcMar>
-              <w:top w:w="80" w:type="dxa"/>
-              <w:start w:w="120" w:type="dxa"/>
-              <w:bottom w:w="80" w:type="dxa"/>
-              <w:end w:w="120" w:type="dxa"/>
-            </w:tcMar>
-            <w:vAlign w:val="center"/>
-          </w:tcPr>
-          <w:p>
-            <w:pPr>
-              <w:spacing w:after="40"/>
-            </w:pPr>
-            <w:r>
-              <w:rPr>
-                <w:rFonts w:ascii="Arial Unicode MS" w:hAnsi="Arial Unicode MS" w:eastAsia="Arial Unicode MS" w:cs="Arial Unicode MS"/>
-                <w:sz w:val="18"/>
-              </w:rPr>
-              <w:t>不需要立即跑；当前是结构性降仓预案，不是系统性撤退。</w:t>
-            </w:r>
-          </w:p>
-        </w:tc>
-      </w:tr>
-      <w:tr>
-        <w:tc>
-          <w:tcPr>
-            <w:tcW w:type="dxa" w:w="2016"/>
-            <w:tcMar>
-              <w:top w:w="80" w:type="dxa"/>
-              <w:start w:w="120" w:type="dxa"/>
-              <w:bottom w:w="80" w:type="dxa"/>
-              <w:end w:w="120" w:type="dxa"/>
-            </w:tcMar>
-            <w:vAlign w:val="center"/>
-          </w:tcPr>
-          <w:p>
-            <w:pPr>
-              <w:spacing w:after="40"/>
-            </w:pPr>
-            <w:r>
-              <w:rPr>
-                <w:rFonts w:ascii="Arial Unicode MS" w:hAnsi="Arial Unicode MS" w:eastAsia="Arial Unicode MS" w:cs="Arial Unicode MS"/>
-                <w:sz w:val="18"/>
-              </w:rPr>
-              <w:t>4）组合概率</w:t>
-            </w:r>
-          </w:p>
-        </w:tc>
-        <w:tc>
-          <w:tcPr>
-            <w:tcW w:type="dxa" w:w="7344"/>
-            <w:tcMar>
-              <w:top w:w="80" w:type="dxa"/>
-              <w:start w:w="120" w:type="dxa"/>
-              <w:bottom w:w="80" w:type="dxa"/>
-              <w:end w:w="120" w:type="dxa"/>
-            </w:tcMar>
-            <w:vAlign w:val="center"/>
-          </w:tcPr>
-          <w:p>
-            <w:pPr>
-              <w:spacing w:after="40"/>
-            </w:pPr>
-            <w:r>
-              <w:rPr>
-                <w:rFonts w:ascii="Arial Unicode MS" w:hAnsi="Arial Unicode MS" w:eastAsia="Arial Unicode MS" w:cs="Arial Unicode MS"/>
-                <w:sz w:val="18"/>
-              </w:rPr>
-              <w:t>午后及下一交易日组合收涨25%、震荡55%、收跌20%，合计100%。</w:t>
-            </w:r>
-          </w:p>
-        </w:tc>
-      </w:tr>
-      <w:tr>
-        <w:tc>
-          <w:tcPr>
-            <w:tcW w:type="dxa" w:w="2016"/>
-            <w:tcMar>
-              <w:top w:w="80" w:type="dxa"/>
-              <w:start w:w="120" w:type="dxa"/>
-              <w:bottom w:w="80" w:type="dxa"/>
-              <w:end w:w="120" w:type="dxa"/>
-            </w:tcMar>
-            <w:vAlign w:val="center"/>
-          </w:tcPr>
-          <w:p>
-            <w:pPr>
-              <w:spacing w:after="40"/>
-            </w:pPr>
-            <w:r>
-              <w:rPr>
-                <w:rFonts w:ascii="Arial Unicode MS" w:hAnsi="Arial Unicode MS" w:eastAsia="Arial Unicode MS" w:cs="Arial Unicode MS"/>
-                <w:sz w:val="18"/>
-              </w:rPr>
-              <w:t>5）今天只做一件事</w:t>
-            </w:r>
-          </w:p>
-        </w:tc>
-        <w:tc>
-          <w:tcPr>
-            <w:tcW w:type="dxa" w:w="7344"/>
-            <w:tcMar>
-              <w:top w:w="80" w:type="dxa"/>
-              <w:start w:w="120" w:type="dxa"/>
-              <w:bottom w:w="80" w:type="dxa"/>
-              <w:end w:w="120" w:type="dxa"/>
-            </w:tcMar>
-            <w:vAlign w:val="center"/>
-          </w:tcPr>
-          <w:p>
-            <w:pPr>
-              <w:spacing w:after="40"/>
-            </w:pPr>
-            <w:r>
-              <w:rPr>
-                <w:rFonts w:ascii="Arial Unicode MS" w:hAnsi="Arial Unicode MS" w:eastAsia="Arial Unicode MS" w:cs="Arial Unicode MS"/>
-                <w:sz w:val="18"/>
-              </w:rPr>
-              <w:t>14:45按五个阈值复核；未同时触发确认破位就不动。</w:t>
-            </w:r>
-          </w:p>
-        </w:tc>
-      </w:tr>
-      <w:tr>
-        <w:tc>
-          <w:tcPr>
-            <w:tcW w:type="dxa" w:w="2016"/>
-            <w:tcMar>
-              <w:top w:w="80" w:type="dxa"/>
-              <w:start w:w="120" w:type="dxa"/>
-              <w:bottom w:w="80" w:type="dxa"/>
-              <w:end w:w="120" w:type="dxa"/>
-            </w:tcMar>
-            <w:vAlign w:val="center"/>
-          </w:tcPr>
-          <w:p>
-            <w:pPr>
-              <w:spacing w:after="40"/>
-            </w:pPr>
-            <w:r>
-              <w:rPr>
-                <w:rFonts w:ascii="Arial Unicode MS" w:hAnsi="Arial Unicode MS" w:eastAsia="Arial Unicode MS" w:cs="Arial Unicode MS"/>
-                <w:sz w:val="18"/>
-              </w:rPr>
-              <w:t>6）必须关注指标</w:t>
-            </w:r>
-          </w:p>
-        </w:tc>
-        <w:tc>
-          <w:tcPr>
-            <w:tcW w:type="dxa" w:w="7344"/>
-            <w:tcMar>
-              <w:top w:w="80" w:type="dxa"/>
-              <w:start w:w="120" w:type="dxa"/>
-              <w:bottom w:w="80" w:type="dxa"/>
-              <w:end w:w="120" w:type="dxa"/>
-            </w:tcMar>
-            <w:vAlign w:val="center"/>
-          </w:tcPr>
-          <w:p>
-            <w:pPr>
-              <w:spacing w:after="40"/>
-            </w:pPr>
-            <w:r>
-              <w:rPr>
-                <w:rFonts w:ascii="Arial Unicode MS" w:hAnsi="Arial Unicode MS" w:eastAsia="Arial Unicode MS" w:cs="Arial Unicode MS"/>
-                <w:sz w:val="18"/>
-              </w:rPr>
-              <w:t>沪指3900；上涨家数&gt;3500或&lt;1000；电子主力资金转正或&lt;-300亿元；通信资金是否转正；成交额14:45是否约2.813万亿元并接近日内高位。</w:t>
-            </w:r>
-          </w:p>
-        </w:tc>
-      </w:tr>
-      <w:tr>
-        <w:tc>
-          <w:tcPr>
-            <w:tcW w:type="dxa" w:w="2016"/>
-            <w:tcMar>
-              <w:top w:w="80" w:type="dxa"/>
-              <w:start w:w="120" w:type="dxa"/>
-              <w:bottom w:w="80" w:type="dxa"/>
-              <w:end w:w="120" w:type="dxa"/>
-            </w:tcMar>
-            <w:vAlign w:val="center"/>
-          </w:tcPr>
-          <w:p>
-            <w:pPr>
-              <w:spacing w:after="40"/>
-            </w:pPr>
-            <w:r>
-              <w:rPr>
-                <w:rFonts w:ascii="Arial Unicode MS" w:hAnsi="Arial Unicode MS" w:eastAsia="Arial Unicode MS" w:cs="Arial Unicode MS"/>
-                <w:sz w:val="18"/>
-              </w:rPr>
-              <w:t>7）推翻证据</w:t>
-            </w:r>
-          </w:p>
-        </w:tc>
-        <w:tc>
-          <w:tcPr>
-            <w:tcW w:type="dxa" w:w="7344"/>
-            <w:tcMar>
-              <w:top w:w="80" w:type="dxa"/>
-              <w:start w:w="120" w:type="dxa"/>
-              <w:bottom w:w="80" w:type="dxa"/>
-              <w:end w:w="120" w:type="dxa"/>
-            </w:tcMar>
-            <w:vAlign w:val="center"/>
-          </w:tcPr>
-          <w:p>
-            <w:pPr>
-              <w:spacing w:after="40"/>
-            </w:pPr>
-            <w:r>
-              <w:rPr>
-                <w:rFonts w:ascii="Arial Unicode MS" w:hAnsi="Arial Unicode MS" w:eastAsia="Arial Unicode MS" w:cs="Arial Unicode MS"/>
-                <w:sz w:val="18"/>
-              </w:rPr>
-              <w:t>若14:45沪指失守3900、上涨家数&lt;1000且电子净流出&gt;300亿元同时成立，等待结论被推翻。</w:t>
-            </w:r>
-          </w:p>
-        </w:tc>
-      </w:tr>
-    </w:tbl>
     <w:p>
       <w:r>
-        <w:rPr>
-          <w:rFonts w:eastAsia="Arial Unicode MS" w:ascii="Arial Unicode MS" w:hAnsi="Arial Unicode MS" w:cs="Arial Unicode MS"/>
-        </w:rPr>
-        <w:t>提示：任何实际申赎必须由用户在销售平台手工确认；下单前以平台展示的可赎回份额、费率、截止时间、预计确认和到账规则为准。</w:t>
+        <w:br w:type="page"/>
+      </w:r>
+    </w:p>
+    <w:p>
+      <w:pPr>
+        <w:spacing w:after="0" w:before="0" w:line="240" w:lineRule="auto"/>
+      </w:pPr>
+      <w:r>
+        <w:drawing>
+          <wp:inline xmlns:a="http://schemas.openxmlformats.org/drawingml/2006/main" xmlns:pic="http://schemas.openxmlformats.org/drawingml/2006/picture">
+            <wp:extent cx="7562088" cy="9784080"/>
+            <wp:docPr id="3" name="Picture 3"/>
+            <wp:cNvGraphicFramePr>
+              <a:graphicFrameLocks noChangeAspect="1"/>
+            </wp:cNvGraphicFramePr>
+            <a:graphic>
+              <a:graphicData uri="http://schemas.openxmlformats.org/drawingml/2006/picture">
+                <pic:pic>
+                  <pic:nvPicPr>
+                    <pic:cNvPr id="0" name="page-3.png"/>
+                    <pic:cNvPicPr/>
+                  </pic:nvPicPr>
+                  <pic:blipFill>
+                    <a:blip r:embed="rId11"/>
+                    <a:stretch>
+                      <a:fillRect/>
+                    </a:stretch>
+                  </pic:blipFill>
+                  <pic:spPr>
+                    <a:xfrm>
+                      <a:off x="0" y="0"/>
+                      <a:ext cx="7562088" cy="9784080"/>
+                    </a:xfrm>
+                    <a:prstGeom prst="rect"/>
+                  </pic:spPr>
+                </pic:pic>
+              </a:graphicData>
+            </a:graphic>
+          </wp:inline>
+        </w:drawing>
+      </w:r>
+    </w:p>
+    <w:p>
+      <w:r>
+        <w:br w:type="page"/>
+      </w:r>
+    </w:p>
+    <w:p>
+      <w:pPr>
+        <w:spacing w:after="0" w:before="0" w:line="240" w:lineRule="auto"/>
+      </w:pPr>
+      <w:r>
+        <w:drawing>
+          <wp:inline xmlns:a="http://schemas.openxmlformats.org/drawingml/2006/main" xmlns:pic="http://schemas.openxmlformats.org/drawingml/2006/picture">
+            <wp:extent cx="7562088" cy="9784080"/>
+            <wp:docPr id="4" name="Picture 4"/>
+            <wp:cNvGraphicFramePr>
+              <a:graphicFrameLocks noChangeAspect="1"/>
+            </wp:cNvGraphicFramePr>
+            <a:graphic>
+              <a:graphicData uri="http://schemas.openxmlformats.org/drawingml/2006/picture">
+                <pic:pic>
+                  <pic:nvPicPr>
+                    <pic:cNvPr id="0" name="page-4.png"/>
+                    <pic:cNvPicPr/>
+                  </pic:nvPicPr>
+                  <pic:blipFill>
+                    <a:blip r:embed="rId12"/>
+                    <a:stretch>
+                      <a:fillRect/>
+                    </a:stretch>
+                  </pic:blipFill>
+                  <pic:spPr>
+                    <a:xfrm>
+                      <a:off x="0" y="0"/>
+                      <a:ext cx="7562088" cy="9784080"/>
+                    </a:xfrm>
+                    <a:prstGeom prst="rect"/>
+                  </pic:spPr>
+                </pic:pic>
+              </a:graphicData>
+            </a:graphic>
+          </wp:inline>
+        </w:drawing>
+      </w:r>
+    </w:p>
+    <w:p>
+      <w:r>
+        <w:br w:type="page"/>
+      </w:r>
+    </w:p>
+    <w:p>
+      <w:pPr>
+        <w:spacing w:after="0" w:before="0" w:line="240" w:lineRule="auto"/>
+      </w:pPr>
+      <w:r>
+        <w:drawing>
+          <wp:inline xmlns:a="http://schemas.openxmlformats.org/drawingml/2006/main" xmlns:pic="http://schemas.openxmlformats.org/drawingml/2006/picture">
+            <wp:extent cx="7562088" cy="9784080"/>
+            <wp:docPr id="5" name="Picture 5"/>
+            <wp:cNvGraphicFramePr>
+              <a:graphicFrameLocks noChangeAspect="1"/>
+            </wp:cNvGraphicFramePr>
+            <a:graphic>
+              <a:graphicData uri="http://schemas.openxmlformats.org/drawingml/2006/picture">
+                <pic:pic>
+                  <pic:nvPicPr>
+                    <pic:cNvPr id="0" name="page-5.png"/>
+                    <pic:cNvPicPr/>
+                  </pic:nvPicPr>
+                  <pic:blipFill>
+                    <a:blip r:embed="rId13"/>
+                    <a:stretch>
+                      <a:fillRect/>
+                    </a:stretch>
+                  </pic:blipFill>
+                  <pic:spPr>
+                    <a:xfrm>
+                      <a:off x="0" y="0"/>
+                      <a:ext cx="7562088" cy="9784080"/>
+                    </a:xfrm>
+                    <a:prstGeom prst="rect"/>
+                  </pic:spPr>
+                </pic:pic>
+              </a:graphicData>
+            </a:graphic>
+          </wp:inline>
+        </w:drawing>
+      </w:r>
+    </w:p>
+    <w:p>
+      <w:r>
+        <w:br w:type="page"/>
+      </w:r>
+    </w:p>
+    <w:p>
+      <w:pPr>
+        <w:spacing w:after="0" w:before="0" w:line="240" w:lineRule="auto"/>
+      </w:pPr>
+      <w:r>
+        <w:drawing>
+          <wp:inline xmlns:a="http://schemas.openxmlformats.org/drawingml/2006/main" xmlns:pic="http://schemas.openxmlformats.org/drawingml/2006/picture">
+            <wp:extent cx="7562088" cy="9784080"/>
+            <wp:docPr id="6" name="Picture 6"/>
+            <wp:cNvGraphicFramePr>
+              <a:graphicFrameLocks noChangeAspect="1"/>
+            </wp:cNvGraphicFramePr>
+            <a:graphic>
+              <a:graphicData uri="http://schemas.openxmlformats.org/drawingml/2006/picture">
+                <pic:pic>
+                  <pic:nvPicPr>
+                    <pic:cNvPr id="0" name="page-6.png"/>
+                    <pic:cNvPicPr/>
+                  </pic:nvPicPr>
+                  <pic:blipFill>
+                    <a:blip r:embed="rId14"/>
+                    <a:stretch>
+                      <a:fillRect/>
+                    </a:stretch>
+                  </pic:blipFill>
+                  <pic:spPr>
+                    <a:xfrm>
+                      <a:off x="0" y="0"/>
+                      <a:ext cx="7562088" cy="9784080"/>
+                    </a:xfrm>
+                    <a:prstGeom prst="rect"/>
+                  </pic:spPr>
+                </pic:pic>
+              </a:graphicData>
+            </a:graphic>
+          </wp:inline>
+        </w:drawing>
+      </w:r>
+    </w:p>
+    <w:p>
+      <w:r>
+        <w:br w:type="page"/>
+      </w:r>
+    </w:p>
+    <w:p>
+      <w:pPr>
+        <w:spacing w:after="0" w:before="0" w:line="240" w:lineRule="auto"/>
+      </w:pPr>
+      <w:r>
+        <w:drawing>
+          <wp:inline xmlns:a="http://schemas.openxmlformats.org/drawingml/2006/main" xmlns:pic="http://schemas.openxmlformats.org/drawingml/2006/picture">
+            <wp:extent cx="7562088" cy="9784080"/>
+            <wp:docPr id="7" name="Picture 7"/>
+            <wp:cNvGraphicFramePr>
+              <a:graphicFrameLocks noChangeAspect="1"/>
+            </wp:cNvGraphicFramePr>
+            <a:graphic>
+              <a:graphicData uri="http://schemas.openxmlformats.org/drawingml/2006/picture">
+                <pic:pic>
+                  <pic:nvPicPr>
+                    <pic:cNvPr id="0" name="page-7.png"/>
+                    <pic:cNvPicPr/>
+                  </pic:nvPicPr>
+                  <pic:blipFill>
+                    <a:blip r:embed="rId15"/>
+                    <a:stretch>
+                      <a:fillRect/>
+                    </a:stretch>
+                  </pic:blipFill>
+                  <pic:spPr>
+                    <a:xfrm>
+                      <a:off x="0" y="0"/>
+                      <a:ext cx="7562088" cy="9784080"/>
+                    </a:xfrm>
+                    <a:prstGeom prst="rect"/>
+                  </pic:spPr>
+                </pic:pic>
+              </a:graphicData>
+            </a:graphic>
+          </wp:inline>
+        </w:drawing>
+      </w:r>
+    </w:p>
+    <w:p>
+      <w:r>
+        <w:br w:type="page"/>
+      </w:r>
+    </w:p>
+    <w:p>
+      <w:pPr>
+        <w:spacing w:after="0" w:before="0" w:line="240" w:lineRule="auto"/>
+      </w:pPr>
+      <w:r>
+        <w:drawing>
+          <wp:inline xmlns:a="http://schemas.openxmlformats.org/drawingml/2006/main" xmlns:pic="http://schemas.openxmlformats.org/drawingml/2006/picture">
+            <wp:extent cx="7562088" cy="9784080"/>
+            <wp:docPr id="8" name="Picture 8"/>
+            <wp:cNvGraphicFramePr>
+              <a:graphicFrameLocks noChangeAspect="1"/>
+            </wp:cNvGraphicFramePr>
+            <a:graphic>
+              <a:graphicData uri="http://schemas.openxmlformats.org/drawingml/2006/picture">
+                <pic:pic>
+                  <pic:nvPicPr>
+                    <pic:cNvPr id="0" name="page-8.png"/>
+                    <pic:cNvPicPr/>
+                  </pic:nvPicPr>
+                  <pic:blipFill>
+                    <a:blip r:embed="rId16"/>
+                    <a:stretch>
+                      <a:fillRect/>
+                    </a:stretch>
+                  </pic:blipFill>
+                  <pic:spPr>
+                    <a:xfrm>
+                      <a:off x="0" y="0"/>
+                      <a:ext cx="7562088" cy="9784080"/>
+                    </a:xfrm>
+                    <a:prstGeom prst="rect"/>
+                  </pic:spPr>
+                </pic:pic>
+              </a:graphicData>
+            </a:graphic>
+          </wp:inline>
+        </w:drawing>
       </w:r>
     </w:p>
     <w:sectPr>
-      <w:footerReference w:type="default" r:id="rId9"/>
-      <w:headerReference w:type="default" r:id="rId10"/>
       <w:pgSz w:w="12240" w:h="15840"/>
-      <w:pgMar w:top="1440" w:right="1440" w:bottom="1440" w:left="1440" w:header="708" w:footer="708" w:gutter="0"/>
+      <w:pgMar w:top="0" w:right="0" w:bottom="0" w:left="0" w:header="720" w:footer="720" w:gutter="0"/>
       <w:cols w:space="720"/>
       <w:docGrid w:linePitch="360"/>
     </w:sectPr>
   </w:body>
 </w:document>
-</file>
-
-<file path=word/footer1.xml><?xml version="1.0" encoding="utf-8"?>
-<w:ftr xmlns:m="http://schemas.openxmlformats.org/officeDocument/2006/math" xmlns:mc="http://schemas.openxmlformats.org/markup-compatibility/2006" xmlns:mo="http://schemas.microsoft.com/office/mac/office/2008/main" xmlns:mv="urn:schemas-microsoft-com:mac:vml" xmlns:o="urn:schemas-microsoft-com:office:office" xmlns:r="http://schemas.openxmlformats.org/officeDocument/2006/relationships" xmlns:v="urn:schemas-microsoft-com:vml" xmlns:w10="urn:schemas-microsoft-com:office:word" xmlns:w14="http://schemas.microsoft.com/office/word/2010/wordml" xmlns:w="http://schemas.openxmlformats.org/wordprocessingml/2006/main" xmlns:wne="http://schemas.microsoft.com/office/word/2006/wordml" xmlns:wp14="http://schemas.microsoft.com/office/word/2010/wordprocessingDrawing" xmlns:wp="http://schemas.openxmlformats.org/drawingml/2006/wordprocessingDrawing" xmlns:wpc="http://schemas.microsoft.com/office/word/2010/wordprocessingCanvas" xmlns:wpg="http://schemas.microsoft.com/office/word/2010/wordprocessingGroup" xmlns:wpi="http://schemas.microsoft.com/office/word/2010/wordprocessingInk" xmlns:wps="http://schemas.microsoft.com/office/word/2010/wordprocessingShape" mc:Ignorable="w14 wp14">
-  <w:p>
-    <w:pPr>
-      <w:pStyle w:val="Footer"/>
-      <w:jc w:val="right"/>
-    </w:pPr>
-    <w:r>
-      <w:rPr>
-        <w:rFonts w:eastAsia="Arial Unicode MS" w:ascii="Arial Unicode MS" w:hAnsi="Arial Unicode MS" w:cs="Arial Unicode MS"/>
-      </w:rPr>
-      <w:t>2026-07-14 基金午报 | 研究草案 | 不自动下单</w:t>
-    </w:r>
-  </w:p>
-</w:ftr>
-</file>
-
-<file path=word/header1.xml><?xml version="1.0" encoding="utf-8"?>
-<w:hdr xmlns:m="http://schemas.openxmlformats.org/officeDocument/2006/math" xmlns:mc="http://schemas.openxmlformats.org/markup-compatibility/2006" xmlns:mo="http://schemas.microsoft.com/office/mac/office/2008/main" xmlns:mv="urn:schemas-microsoft-com:mac:vml" xmlns:o="urn:schemas-microsoft-com:office:office" xmlns:r="http://schemas.openxmlformats.org/officeDocument/2006/relationships" xmlns:v="urn:schemas-microsoft-com:vml" xmlns:w10="urn:schemas-microsoft-com:office:word" xmlns:w14="http://schemas.microsoft.com/office/word/2010/wordml" xmlns:w="http://schemas.openxmlformats.org/wordprocessingml/2006/main" xmlns:wne="http://schemas.microsoft.com/office/word/2006/wordml" xmlns:wp14="http://schemas.microsoft.com/office/word/2010/wordprocessingDrawing" xmlns:wp="http://schemas.openxmlformats.org/drawingml/2006/wordprocessingDrawing" xmlns:wpc="http://schemas.microsoft.com/office/word/2010/wordprocessingCanvas" xmlns:wpg="http://schemas.microsoft.com/office/word/2010/wordprocessingGroup" xmlns:wpi="http://schemas.microsoft.com/office/word/2010/wordprocessingInk" xmlns:wps="http://schemas.microsoft.com/office/word/2010/wordprocessingShape" mc:Ignorable="w14 wp14">
-  <w:p>
-    <w:pPr>
-      <w:pStyle w:val="Header"/>
-    </w:pPr>
-  </w:p>
-</w:hdr>
 </file>
 
 <file path=word/numbering.xml><?xml version="1.0" encoding="utf-8"?>
@@ -6714,13 +722,6 @@
     <w:name w:val="Normal"/>
     <w:qFormat/>
     <w:rsid w:val="00FC693F"/>
-    <w:pPr>
-      <w:spacing w:after="120" w:line="264" w:lineRule="auto"/>
-    </w:pPr>
-    <w:rPr>
-      <w:rFonts w:ascii="Arial Unicode MS" w:hAnsi="Arial Unicode MS" w:eastAsia="Arial Unicode MS" w:cs="Arial Unicode MS"/>
-      <w:sz w:val="22"/>
-    </w:rPr>
   </w:style>
   <w:style w:type="paragraph" w:styleId="Header">
     <w:name w:val="header"/>
@@ -6736,9 +737,6 @@
       </w:tabs>
       <w:spacing w:after="0" w:line="240" w:lineRule="auto"/>
     </w:pPr>
-    <w:rPr>
-      <w:rFonts w:ascii="Arial Unicode MS" w:hAnsi="Arial Unicode MS" w:eastAsia="Arial Unicode MS" w:cs="Arial Unicode MS"/>
-    </w:rPr>
   </w:style>
   <w:style w:type="character" w:customStyle="1" w:styleId="HeaderChar">
     <w:name w:val="Header Char"/>
@@ -6746,9 +744,6 @@
     <w:link w:val="Header"/>
     <w:uiPriority w:val="99"/>
     <w:rsid w:val="00E618BF"/>
-    <w:rPr>
-      <w:rFonts w:ascii="Arial Unicode MS" w:hAnsi="Arial Unicode MS" w:eastAsia="Arial Unicode MS" w:cs="Arial Unicode MS"/>
-    </w:rPr>
   </w:style>
   <w:style w:type="paragraph" w:styleId="Footer">
     <w:name w:val="footer"/>
@@ -6764,9 +759,6 @@
       </w:tabs>
       <w:spacing w:after="0" w:line="240" w:lineRule="auto"/>
     </w:pPr>
-    <w:rPr>
-      <w:rFonts w:ascii="Arial Unicode MS" w:hAnsi="Arial Unicode MS" w:eastAsia="Arial Unicode MS" w:cs="Arial Unicode MS"/>
-    </w:rPr>
   </w:style>
   <w:style w:type="character" w:customStyle="1" w:styleId="FooterChar">
     <w:name w:val="Footer Char"/>
@@ -6774,9 +766,6 @@
     <w:link w:val="Footer"/>
     <w:uiPriority w:val="99"/>
     <w:rsid w:val="00E618BF"/>
-    <w:rPr>
-      <w:rFonts w:ascii="Arial Unicode MS" w:hAnsi="Arial Unicode MS" w:eastAsia="Arial Unicode MS" w:cs="Arial Unicode MS"/>
-    </w:rPr>
   </w:style>
   <w:style w:type="paragraph" w:styleId="Heading1">
     <w:name w:val="heading 1"/>
@@ -6789,15 +778,15 @@
     <w:pPr>
       <w:keepNext/>
       <w:keepLines/>
-      <w:spacing w:before="320" w:after="160"/>
+      <w:spacing w:before="480" w:after="0"/>
       <w:outlineLvl w:val="0"/>
     </w:pPr>
     <w:rPr>
-      <w:rFonts w:asciiTheme="majorHAnsi" w:eastAsiaTheme="majorEastAsia" w:hAnsiTheme="majorHAnsi" w:cstheme="majorBidi" w:ascii="Arial Unicode MS" w:hAnsi="Arial Unicode MS" w:eastAsia="Arial Unicode MS" w:cs="Arial Unicode MS"/>
+      <w:rFonts w:asciiTheme="majorHAnsi" w:eastAsiaTheme="majorEastAsia" w:hAnsiTheme="majorHAnsi" w:cstheme="majorBidi"/>
       <w:b/>
       <w:bCs/>
-      <w:color w:val="2E74B5"/>
-      <w:sz w:val="32"/>
+      <w:color w:val="365F91" w:themeColor="accent1" w:themeShade="BF"/>
+      <w:sz w:val="28"/>
       <w:szCs w:val="28"/>
     </w:rPr>
   </w:style>
@@ -6813,14 +802,14 @@
     <w:pPr>
       <w:keepNext/>
       <w:keepLines/>
-      <w:spacing w:before="240" w:after="120"/>
+      <w:spacing w:before="200" w:after="0"/>
       <w:outlineLvl w:val="1"/>
     </w:pPr>
     <w:rPr>
-      <w:rFonts w:asciiTheme="majorHAnsi" w:eastAsiaTheme="majorEastAsia" w:hAnsiTheme="majorHAnsi" w:cstheme="majorBidi" w:ascii="Arial Unicode MS" w:hAnsi="Arial Unicode MS" w:eastAsia="Arial Unicode MS" w:cs="Arial Unicode MS"/>
+      <w:rFonts w:asciiTheme="majorHAnsi" w:eastAsiaTheme="majorEastAsia" w:hAnsiTheme="majorHAnsi" w:cstheme="majorBidi"/>
       <w:b/>
       <w:bCs/>
-      <w:color w:val="2E74B5"/>
+      <w:color w:val="4F81BD" w:themeColor="accent1"/>
       <w:sz w:val="26"/>
       <w:szCs w:val="26"/>
     </w:rPr>
@@ -6837,15 +826,14 @@
     <w:pPr>
       <w:keepNext/>
       <w:keepLines/>
-      <w:spacing w:before="160" w:after="80"/>
+      <w:spacing w:before="200" w:after="0"/>
       <w:outlineLvl w:val="2"/>
     </w:pPr>
     <w:rPr>
-      <w:rFonts w:asciiTheme="majorHAnsi" w:eastAsiaTheme="majorEastAsia" w:hAnsiTheme="majorHAnsi" w:cstheme="majorBidi" w:ascii="Arial Unicode MS" w:hAnsi="Arial Unicode MS" w:eastAsia="Arial Unicode MS" w:cs="Arial Unicode MS"/>
+      <w:rFonts w:asciiTheme="majorHAnsi" w:eastAsiaTheme="majorEastAsia" w:hAnsiTheme="majorHAnsi" w:cstheme="majorBidi"/>
       <w:b/>
       <w:bCs/>
-      <w:color w:val="1F4D78"/>
-      <w:sz w:val="24"/>
+      <w:color w:val="4F81BD" w:themeColor="accent1"/>
     </w:rPr>
   </w:style>
   <w:style w:type="paragraph" w:styleId="Heading4">
@@ -6865,7 +853,7 @@
       <w:outlineLvl w:val="3"/>
     </w:pPr>
     <w:rPr>
-      <w:rFonts w:asciiTheme="majorHAnsi" w:eastAsiaTheme="majorEastAsia" w:hAnsiTheme="majorHAnsi" w:cstheme="majorBidi" w:ascii="Arial Unicode MS" w:hAnsi="Arial Unicode MS" w:eastAsia="Arial Unicode MS" w:cs="Arial Unicode MS"/>
+      <w:rFonts w:asciiTheme="majorHAnsi" w:eastAsiaTheme="majorEastAsia" w:hAnsiTheme="majorHAnsi" w:cstheme="majorBidi"/>
       <w:b/>
       <w:bCs/>
       <w:i/>
@@ -6890,7 +878,7 @@
       <w:outlineLvl w:val="4"/>
     </w:pPr>
     <w:rPr>
-      <w:rFonts w:asciiTheme="majorHAnsi" w:eastAsiaTheme="majorEastAsia" w:hAnsiTheme="majorHAnsi" w:cstheme="majorBidi" w:ascii="Arial Unicode MS" w:hAnsi="Arial Unicode MS" w:eastAsia="Arial Unicode MS" w:cs="Arial Unicode MS"/>
+      <w:rFonts w:asciiTheme="majorHAnsi" w:eastAsiaTheme="majorEastAsia" w:hAnsiTheme="majorHAnsi" w:cstheme="majorBidi"/>
       <w:color w:val="243F60" w:themeColor="accent1" w:themeShade="7F"/>
     </w:rPr>
   </w:style>
@@ -6911,7 +899,7 @@
       <w:outlineLvl w:val="5"/>
     </w:pPr>
     <w:rPr>
-      <w:rFonts w:asciiTheme="majorHAnsi" w:eastAsiaTheme="majorEastAsia" w:hAnsiTheme="majorHAnsi" w:cstheme="majorBidi" w:ascii="Arial Unicode MS" w:hAnsi="Arial Unicode MS" w:eastAsia="Arial Unicode MS" w:cs="Arial Unicode MS"/>
+      <w:rFonts w:asciiTheme="majorHAnsi" w:eastAsiaTheme="majorEastAsia" w:hAnsiTheme="majorHAnsi" w:cstheme="majorBidi"/>
       <w:i/>
       <w:iCs/>
       <w:color w:val="243F60" w:themeColor="accent1" w:themeShade="7F"/>
@@ -6934,7 +922,7 @@
       <w:outlineLvl w:val="6"/>
     </w:pPr>
     <w:rPr>
-      <w:rFonts w:asciiTheme="majorHAnsi" w:eastAsiaTheme="majorEastAsia" w:hAnsiTheme="majorHAnsi" w:cstheme="majorBidi" w:ascii="Arial Unicode MS" w:hAnsi="Arial Unicode MS" w:eastAsia="Arial Unicode MS" w:cs="Arial Unicode MS"/>
+      <w:rFonts w:asciiTheme="majorHAnsi" w:eastAsiaTheme="majorEastAsia" w:hAnsiTheme="majorHAnsi" w:cstheme="majorBidi"/>
       <w:i/>
       <w:iCs/>
       <w:color w:val="404040" w:themeColor="text1" w:themeTint="BF"/>
@@ -6957,7 +945,7 @@
       <w:outlineLvl w:val="7"/>
     </w:pPr>
     <w:rPr>
-      <w:rFonts w:asciiTheme="majorHAnsi" w:eastAsiaTheme="majorEastAsia" w:hAnsiTheme="majorHAnsi" w:cstheme="majorBidi" w:ascii="Arial Unicode MS" w:hAnsi="Arial Unicode MS" w:eastAsia="Arial Unicode MS" w:cs="Arial Unicode MS"/>
+      <w:rFonts w:asciiTheme="majorHAnsi" w:eastAsiaTheme="majorEastAsia" w:hAnsiTheme="majorHAnsi" w:cstheme="majorBidi"/>
       <w:color w:val="4F81BD" w:themeColor="accent1"/>
       <w:sz w:val="20"/>
       <w:szCs w:val="20"/>
@@ -6980,7 +968,7 @@
       <w:outlineLvl w:val="8"/>
     </w:pPr>
     <w:rPr>
-      <w:rFonts w:asciiTheme="majorHAnsi" w:eastAsiaTheme="majorEastAsia" w:hAnsiTheme="majorHAnsi" w:cstheme="majorBidi" w:ascii="Arial Unicode MS" w:hAnsi="Arial Unicode MS" w:eastAsia="Arial Unicode MS" w:cs="Arial Unicode MS"/>
+      <w:rFonts w:asciiTheme="majorHAnsi" w:eastAsiaTheme="majorEastAsia" w:hAnsiTheme="majorHAnsi" w:cstheme="majorBidi"/>
       <w:i/>
       <w:iCs/>
       <w:color w:val="404040" w:themeColor="text1" w:themeTint="BF"/>
@@ -6993,18 +981,12 @@
     <w:uiPriority w:val="1"/>
     <w:semiHidden/>
     <w:unhideWhenUsed/>
-    <w:rPr>
-      <w:rFonts w:ascii="Arial Unicode MS" w:hAnsi="Arial Unicode MS" w:eastAsia="Arial Unicode MS" w:cs="Arial Unicode MS"/>
-    </w:rPr>
   </w:style>
   <w:style w:type="table" w:default="1" w:styleId="TableNormal">
     <w:name w:val="Normal Table"/>
     <w:uiPriority w:val="99"/>
     <w:semiHidden/>
     <w:unhideWhenUsed/>
-    <w:rPr>
-      <w:rFonts w:ascii="Arial Unicode MS" w:hAnsi="Arial Unicode MS" w:eastAsia="Arial Unicode MS" w:cs="Arial Unicode MS"/>
-    </w:rPr>
     <w:tblPr>
       <w:tblInd w:w="0" w:type="dxa"/>
       <w:tblCellMar>
@@ -7029,9 +1011,6 @@
     <w:pPr>
       <w:spacing w:after="0" w:line="240" w:lineRule="auto"/>
     </w:pPr>
-    <w:rPr>
-      <w:rFonts w:ascii="Arial Unicode MS" w:hAnsi="Arial Unicode MS" w:eastAsia="Arial Unicode MS" w:cs="Arial Unicode MS"/>
-    </w:rPr>
   </w:style>
   <w:style w:type="character" w:customStyle="1" w:styleId="Heading1Char">
     <w:name w:val="Heading 1 Char"/>
@@ -7040,7 +1019,7 @@
     <w:uiPriority w:val="9"/>
     <w:rsid w:val="00FC693F"/>
     <w:rPr>
-      <w:rFonts w:asciiTheme="majorHAnsi" w:eastAsiaTheme="majorEastAsia" w:hAnsiTheme="majorHAnsi" w:cstheme="majorBidi" w:ascii="Arial Unicode MS" w:hAnsi="Arial Unicode MS" w:eastAsia="Arial Unicode MS" w:cs="Arial Unicode MS"/>
+      <w:rFonts w:asciiTheme="majorHAnsi" w:eastAsiaTheme="majorEastAsia" w:hAnsiTheme="majorHAnsi" w:cstheme="majorBidi"/>
       <w:b/>
       <w:bCs/>
       <w:color w:val="365F91" w:themeColor="accent1" w:themeShade="BF"/>
@@ -7055,7 +1034,7 @@
     <w:uiPriority w:val="9"/>
     <w:rsid w:val="00FC693F"/>
     <w:rPr>
-      <w:rFonts w:asciiTheme="majorHAnsi" w:eastAsiaTheme="majorEastAsia" w:hAnsiTheme="majorHAnsi" w:cstheme="majorBidi" w:ascii="Arial Unicode MS" w:hAnsi="Arial Unicode MS" w:eastAsia="Arial Unicode MS" w:cs="Arial Unicode MS"/>
+      <w:rFonts w:asciiTheme="majorHAnsi" w:eastAsiaTheme="majorEastAsia" w:hAnsiTheme="majorHAnsi" w:cstheme="majorBidi"/>
       <w:b/>
       <w:bCs/>
       <w:color w:val="4F81BD" w:themeColor="accent1"/>
@@ -7070,7 +1049,7 @@
     <w:uiPriority w:val="9"/>
     <w:rsid w:val="00FC693F"/>
     <w:rPr>
-      <w:rFonts w:asciiTheme="majorHAnsi" w:eastAsiaTheme="majorEastAsia" w:hAnsiTheme="majorHAnsi" w:cstheme="majorBidi" w:ascii="Arial Unicode MS" w:hAnsi="Arial Unicode MS" w:eastAsia="Arial Unicode MS" w:cs="Arial Unicode MS"/>
+      <w:rFonts w:asciiTheme="majorHAnsi" w:eastAsiaTheme="majorEastAsia" w:hAnsiTheme="majorHAnsi" w:cstheme="majorBidi"/>
       <w:b/>
       <w:bCs/>
       <w:color w:val="4F81BD" w:themeColor="accent1"/>
@@ -7092,7 +1071,7 @@
       <w:contextualSpacing/>
     </w:pPr>
     <w:rPr>
-      <w:rFonts w:asciiTheme="majorHAnsi" w:eastAsiaTheme="majorEastAsia" w:hAnsiTheme="majorHAnsi" w:cstheme="majorBidi" w:ascii="Arial Unicode MS" w:hAnsi="Arial Unicode MS" w:eastAsia="Arial Unicode MS" w:cs="Arial Unicode MS"/>
+      <w:rFonts w:asciiTheme="majorHAnsi" w:eastAsiaTheme="majorEastAsia" w:hAnsiTheme="majorHAnsi" w:cstheme="majorBidi"/>
       <w:color w:val="17365D" w:themeColor="text2" w:themeShade="BF"/>
       <w:spacing w:val="5"/>
       <w:kern w:val="28"/>
@@ -7107,7 +1086,7 @@
     <w:uiPriority w:val="10"/>
     <w:rsid w:val="00FC693F"/>
     <w:rPr>
-      <w:rFonts w:asciiTheme="majorHAnsi" w:eastAsiaTheme="majorEastAsia" w:hAnsiTheme="majorHAnsi" w:cstheme="majorBidi" w:ascii="Arial Unicode MS" w:hAnsi="Arial Unicode MS" w:eastAsia="Arial Unicode MS" w:cs="Arial Unicode MS"/>
+      <w:rFonts w:asciiTheme="majorHAnsi" w:eastAsiaTheme="majorEastAsia" w:hAnsiTheme="majorHAnsi" w:cstheme="majorBidi"/>
       <w:color w:val="17365D" w:themeColor="text2" w:themeShade="BF"/>
       <w:spacing w:val="5"/>
       <w:kern w:val="28"/>
@@ -7129,7 +1108,7 @@
       </w:numPr>
     </w:pPr>
     <w:rPr>
-      <w:rFonts w:asciiTheme="majorHAnsi" w:eastAsiaTheme="majorEastAsia" w:hAnsiTheme="majorHAnsi" w:cstheme="majorBidi" w:ascii="Arial Unicode MS" w:hAnsi="Arial Unicode MS" w:eastAsia="Arial Unicode MS" w:cs="Arial Unicode MS"/>
+      <w:rFonts w:asciiTheme="majorHAnsi" w:eastAsiaTheme="majorEastAsia" w:hAnsiTheme="majorHAnsi" w:cstheme="majorBidi"/>
       <w:i/>
       <w:iCs/>
       <w:color w:val="4F81BD" w:themeColor="accent1"/>
@@ -7145,7 +1124,7 @@
     <w:uiPriority w:val="11"/>
     <w:rsid w:val="00FC693F"/>
     <w:rPr>
-      <w:rFonts w:asciiTheme="majorHAnsi" w:eastAsiaTheme="majorEastAsia" w:hAnsiTheme="majorHAnsi" w:cstheme="majorBidi" w:ascii="Arial Unicode MS" w:hAnsi="Arial Unicode MS" w:eastAsia="Arial Unicode MS" w:cs="Arial Unicode MS"/>
+      <w:rFonts w:asciiTheme="majorHAnsi" w:eastAsiaTheme="majorEastAsia" w:hAnsiTheme="majorHAnsi" w:cstheme="majorBidi"/>
       <w:i/>
       <w:iCs/>
       <w:color w:val="4F81BD" w:themeColor="accent1"/>
@@ -7164,9 +1143,6 @@
       <w:ind w:left="720"/>
       <w:contextualSpacing/>
     </w:pPr>
-    <w:rPr>
-      <w:rFonts w:ascii="Arial Unicode MS" w:hAnsi="Arial Unicode MS" w:eastAsia="Arial Unicode MS" w:cs="Arial Unicode MS"/>
-    </w:rPr>
   </w:style>
   <w:style w:type="paragraph" w:styleId="BodyText">
     <w:name w:val="Body Text"/>
@@ -7178,9 +1154,6 @@
     <w:pPr>
       <w:spacing w:after="120"/>
     </w:pPr>
-    <w:rPr>
-      <w:rFonts w:ascii="Arial Unicode MS" w:hAnsi="Arial Unicode MS" w:eastAsia="Arial Unicode MS" w:cs="Arial Unicode MS"/>
-    </w:rPr>
   </w:style>
   <w:style w:type="character" w:customStyle="1" w:styleId="BodyTextChar">
     <w:name w:val="Body Text Char"/>
@@ -7188,9 +1161,6 @@
     <w:link w:val="BodyText"/>
     <w:uiPriority w:val="99"/>
     <w:rsid w:val="00AA1D8D"/>
-    <w:rPr>
-      <w:rFonts w:ascii="Arial Unicode MS" w:hAnsi="Arial Unicode MS" w:eastAsia="Arial Unicode MS" w:cs="Arial Unicode MS"/>
-    </w:rPr>
   </w:style>
   <w:style w:type="paragraph" w:styleId="BodyText2">
     <w:name w:val="Body Text 2"/>
@@ -7202,9 +1172,6 @@
     <w:pPr>
       <w:spacing w:after="120" w:line="480" w:lineRule="auto"/>
     </w:pPr>
-    <w:rPr>
-      <w:rFonts w:ascii="Arial Unicode MS" w:hAnsi="Arial Unicode MS" w:eastAsia="Arial Unicode MS" w:cs="Arial Unicode MS"/>
-    </w:rPr>
   </w:style>
   <w:style w:type="character" w:customStyle="1" w:styleId="BodyText2Char">
     <w:name w:val="Body Text 2 Char"/>
@@ -7212,9 +1179,6 @@
     <w:link w:val="BodyText2"/>
     <w:uiPriority w:val="99"/>
     <w:rsid w:val="00AA1D8D"/>
-    <w:rPr>
-      <w:rFonts w:ascii="Arial Unicode MS" w:hAnsi="Arial Unicode MS" w:eastAsia="Arial Unicode MS" w:cs="Arial Unicode MS"/>
-    </w:rPr>
   </w:style>
   <w:style w:type="paragraph" w:styleId="BodyText3">
     <w:name w:val="Body Text 3"/>
@@ -7227,7 +1191,6 @@
       <w:spacing w:after="120"/>
     </w:pPr>
     <w:rPr>
-      <w:rFonts w:ascii="Arial Unicode MS" w:hAnsi="Arial Unicode MS" w:eastAsia="Arial Unicode MS" w:cs="Arial Unicode MS"/>
       <w:sz w:val="16"/>
       <w:szCs w:val="16"/>
     </w:rPr>
@@ -7239,7 +1202,6 @@
     <w:uiPriority w:val="99"/>
     <w:rsid w:val="00AA1D8D"/>
     <w:rPr>
-      <w:rFonts w:ascii="Arial Unicode MS" w:hAnsi="Arial Unicode MS" w:eastAsia="Arial Unicode MS" w:cs="Arial Unicode MS"/>
       <w:sz w:val="16"/>
       <w:szCs w:val="16"/>
     </w:rPr>
@@ -7254,9 +1216,6 @@
       <w:ind w:left="360" w:hanging="360"/>
       <w:contextualSpacing/>
     </w:pPr>
-    <w:rPr>
-      <w:rFonts w:ascii="Arial Unicode MS" w:hAnsi="Arial Unicode MS" w:eastAsia="Arial Unicode MS" w:cs="Arial Unicode MS"/>
-    </w:rPr>
   </w:style>
   <w:style w:type="paragraph" w:styleId="List2">
     <w:name w:val="List 2"/>
@@ -7268,9 +1227,6 @@
       <w:ind w:left="720" w:hanging="360"/>
       <w:contextualSpacing/>
     </w:pPr>
-    <w:rPr>
-      <w:rFonts w:ascii="Arial Unicode MS" w:hAnsi="Arial Unicode MS" w:eastAsia="Arial Unicode MS" w:cs="Arial Unicode MS"/>
-    </w:rPr>
   </w:style>
   <w:style w:type="paragraph" w:styleId="List3">
     <w:name w:val="List 3"/>
@@ -7282,9 +1238,6 @@
       <w:ind w:left="1080" w:hanging="360"/>
       <w:contextualSpacing/>
     </w:pPr>
-    <w:rPr>
-      <w:rFonts w:ascii="Arial Unicode MS" w:hAnsi="Arial Unicode MS" w:eastAsia="Arial Unicode MS" w:cs="Arial Unicode MS"/>
-    </w:rPr>
   </w:style>
   <w:style w:type="paragraph" w:styleId="ListBullet">
     <w:name w:val="List Bullet"/>
@@ -7298,9 +1251,6 @@
       </w:numPr>
       <w:contextualSpacing/>
     </w:pPr>
-    <w:rPr>
-      <w:rFonts w:ascii="Arial Unicode MS" w:hAnsi="Arial Unicode MS" w:eastAsia="Arial Unicode MS" w:cs="Arial Unicode MS"/>
-    </w:rPr>
   </w:style>
   <w:style w:type="paragraph" w:styleId="ListBullet2">
     <w:name w:val="List Bullet 2"/>
@@ -7314,9 +1264,6 @@
       </w:numPr>
       <w:contextualSpacing/>
     </w:pPr>
-    <w:rPr>
-      <w:rFonts w:ascii="Arial Unicode MS" w:hAnsi="Arial Unicode MS" w:eastAsia="Arial Unicode MS" w:cs="Arial Unicode MS"/>
-    </w:rPr>
   </w:style>
   <w:style w:type="paragraph" w:styleId="ListBullet3">
     <w:name w:val="List Bullet 3"/>
@@ -7330,9 +1277,6 @@
       </w:numPr>
       <w:contextualSpacing/>
     </w:pPr>
-    <w:rPr>
-      <w:rFonts w:ascii="Arial Unicode MS" w:hAnsi="Arial Unicode MS" w:eastAsia="Arial Unicode MS" w:cs="Arial Unicode MS"/>
-    </w:rPr>
   </w:style>
   <w:style w:type="paragraph" w:styleId="ListNumber">
     <w:name w:val="List Number"/>
@@ -7346,9 +1290,6 @@
       </w:numPr>
       <w:contextualSpacing/>
     </w:pPr>
-    <w:rPr>
-      <w:rFonts w:ascii="Arial Unicode MS" w:hAnsi="Arial Unicode MS" w:eastAsia="Arial Unicode MS" w:cs="Arial Unicode MS"/>
-    </w:rPr>
   </w:style>
   <w:style w:type="paragraph" w:styleId="ListNumber2">
     <w:name w:val="List Number 2"/>
@@ -7362,9 +1303,6 @@
       </w:numPr>
       <w:contextualSpacing/>
     </w:pPr>
-    <w:rPr>
-      <w:rFonts w:ascii="Arial Unicode MS" w:hAnsi="Arial Unicode MS" w:eastAsia="Arial Unicode MS" w:cs="Arial Unicode MS"/>
-    </w:rPr>
   </w:style>
   <w:style w:type="paragraph" w:styleId="ListNumber3">
     <w:name w:val="List Number 3"/>
@@ -7378,9 +1316,6 @@
       </w:numPr>
       <w:contextualSpacing/>
     </w:pPr>
-    <w:rPr>
-      <w:rFonts w:ascii="Arial Unicode MS" w:hAnsi="Arial Unicode MS" w:eastAsia="Arial Unicode MS" w:cs="Arial Unicode MS"/>
-    </w:rPr>
   </w:style>
   <w:style w:type="paragraph" w:styleId="ListContinue">
     <w:name w:val="List Continue"/>
@@ -7393,9 +1328,6 @@
       <w:ind w:left="360"/>
       <w:contextualSpacing/>
     </w:pPr>
-    <w:rPr>
-      <w:rFonts w:ascii="Arial Unicode MS" w:hAnsi="Arial Unicode MS" w:eastAsia="Arial Unicode MS" w:cs="Arial Unicode MS"/>
-    </w:rPr>
   </w:style>
   <w:style w:type="paragraph" w:styleId="ListContinue2">
     <w:name w:val="List Continue 2"/>
@@ -7408,9 +1340,6 @@
       <w:ind w:left="720"/>
       <w:contextualSpacing/>
     </w:pPr>
-    <w:rPr>
-      <w:rFonts w:ascii="Arial Unicode MS" w:hAnsi="Arial Unicode MS" w:eastAsia="Arial Unicode MS" w:cs="Arial Unicode MS"/>
-    </w:rPr>
   </w:style>
   <w:style w:type="paragraph" w:styleId="ListContinue3">
     <w:name w:val="List Continue 3"/>
@@ -7423,9 +1352,6 @@
       <w:ind w:left="1080"/>
       <w:contextualSpacing/>
     </w:pPr>
-    <w:rPr>
-      <w:rFonts w:ascii="Arial Unicode MS" w:hAnsi="Arial Unicode MS" w:eastAsia="Arial Unicode MS" w:cs="Arial Unicode MS"/>
-    </w:rPr>
   </w:style>
   <w:style w:type="paragraph" w:styleId="MacroText">
     <w:name w:val="macro"/>
@@ -7445,7 +1371,7 @@
       </w:tabs>
     </w:pPr>
     <w:rPr>
-      <w:rFonts w:ascii="Arial Unicode MS" w:hAnsi="Arial Unicode MS" w:eastAsia="Arial Unicode MS" w:cs="Arial Unicode MS"/>
+      <w:rFonts w:ascii="Courier" w:hAnsi="Courier"/>
       <w:sz w:val="20"/>
       <w:szCs w:val="20"/>
     </w:rPr>
@@ -7457,7 +1383,7 @@
     <w:uiPriority w:val="99"/>
     <w:rsid w:val="0029639D"/>
     <w:rPr>
-      <w:rFonts w:ascii="Arial Unicode MS" w:hAnsi="Arial Unicode MS" w:eastAsia="Arial Unicode MS" w:cs="Arial Unicode MS"/>
+      <w:rFonts w:ascii="Courier" w:hAnsi="Courier"/>
       <w:sz w:val="20"/>
       <w:szCs w:val="20"/>
     </w:rPr>
@@ -7471,7 +1397,6 @@
     <w:qFormat/>
     <w:rsid w:val="00FC693F"/>
     <w:rPr>
-      <w:rFonts w:ascii="Arial Unicode MS" w:hAnsi="Arial Unicode MS" w:eastAsia="Arial Unicode MS" w:cs="Arial Unicode MS"/>
       <w:i/>
       <w:iCs/>
       <w:color w:val="000000" w:themeColor="text1"/>
@@ -7484,7 +1409,6 @@
     <w:uiPriority w:val="29"/>
     <w:rsid w:val="00FC693F"/>
     <w:rPr>
-      <w:rFonts w:ascii="Arial Unicode MS" w:hAnsi="Arial Unicode MS" w:eastAsia="Arial Unicode MS" w:cs="Arial Unicode MS"/>
       <w:i/>
       <w:iCs/>
       <w:color w:val="000000" w:themeColor="text1"/>
@@ -7498,7 +1422,7 @@
     <w:semiHidden/>
     <w:rsid w:val="00FC693F"/>
     <w:rPr>
-      <w:rFonts w:asciiTheme="majorHAnsi" w:eastAsiaTheme="majorEastAsia" w:hAnsiTheme="majorHAnsi" w:cstheme="majorBidi" w:ascii="Arial Unicode MS" w:hAnsi="Arial Unicode MS" w:eastAsia="Arial Unicode MS" w:cs="Arial Unicode MS"/>
+      <w:rFonts w:asciiTheme="majorHAnsi" w:eastAsiaTheme="majorEastAsia" w:hAnsiTheme="majorHAnsi" w:cstheme="majorBidi"/>
       <w:b/>
       <w:bCs/>
       <w:i/>
@@ -7514,7 +1438,7 @@
     <w:semiHidden/>
     <w:rsid w:val="00FC693F"/>
     <w:rPr>
-      <w:rFonts w:asciiTheme="majorHAnsi" w:eastAsiaTheme="majorEastAsia" w:hAnsiTheme="majorHAnsi" w:cstheme="majorBidi" w:ascii="Arial Unicode MS" w:hAnsi="Arial Unicode MS" w:eastAsia="Arial Unicode MS" w:cs="Arial Unicode MS"/>
+      <w:rFonts w:asciiTheme="majorHAnsi" w:eastAsiaTheme="majorEastAsia" w:hAnsiTheme="majorHAnsi" w:cstheme="majorBidi"/>
       <w:color w:val="243F60" w:themeColor="accent1" w:themeShade="7F"/>
     </w:rPr>
   </w:style>
@@ -7526,7 +1450,7 @@
     <w:semiHidden/>
     <w:rsid w:val="00FC693F"/>
     <w:rPr>
-      <w:rFonts w:asciiTheme="majorHAnsi" w:eastAsiaTheme="majorEastAsia" w:hAnsiTheme="majorHAnsi" w:cstheme="majorBidi" w:ascii="Arial Unicode MS" w:hAnsi="Arial Unicode MS" w:eastAsia="Arial Unicode MS" w:cs="Arial Unicode MS"/>
+      <w:rFonts w:asciiTheme="majorHAnsi" w:eastAsiaTheme="majorEastAsia" w:hAnsiTheme="majorHAnsi" w:cstheme="majorBidi"/>
       <w:i/>
       <w:iCs/>
       <w:color w:val="243F60" w:themeColor="accent1" w:themeShade="7F"/>
@@ -7540,7 +1464,7 @@
     <w:semiHidden/>
     <w:rsid w:val="00FC693F"/>
     <w:rPr>
-      <w:rFonts w:asciiTheme="majorHAnsi" w:eastAsiaTheme="majorEastAsia" w:hAnsiTheme="majorHAnsi" w:cstheme="majorBidi" w:ascii="Arial Unicode MS" w:hAnsi="Arial Unicode MS" w:eastAsia="Arial Unicode MS" w:cs="Arial Unicode MS"/>
+      <w:rFonts w:asciiTheme="majorHAnsi" w:eastAsiaTheme="majorEastAsia" w:hAnsiTheme="majorHAnsi" w:cstheme="majorBidi"/>
       <w:i/>
       <w:iCs/>
       <w:color w:val="404040" w:themeColor="text1" w:themeTint="BF"/>
@@ -7554,7 +1478,7 @@
     <w:semiHidden/>
     <w:rsid w:val="00FC693F"/>
     <w:rPr>
-      <w:rFonts w:asciiTheme="majorHAnsi" w:eastAsiaTheme="majorEastAsia" w:hAnsiTheme="majorHAnsi" w:cstheme="majorBidi" w:ascii="Arial Unicode MS" w:hAnsi="Arial Unicode MS" w:eastAsia="Arial Unicode MS" w:cs="Arial Unicode MS"/>
+      <w:rFonts w:asciiTheme="majorHAnsi" w:eastAsiaTheme="majorEastAsia" w:hAnsiTheme="majorHAnsi" w:cstheme="majorBidi"/>
       <w:color w:val="4F81BD" w:themeColor="accent1"/>
       <w:sz w:val="20"/>
       <w:szCs w:val="20"/>
@@ -7568,7 +1492,7 @@
     <w:semiHidden/>
     <w:rsid w:val="00FC693F"/>
     <w:rPr>
-      <w:rFonts w:asciiTheme="majorHAnsi" w:eastAsiaTheme="majorEastAsia" w:hAnsiTheme="majorHAnsi" w:cstheme="majorBidi" w:ascii="Arial Unicode MS" w:hAnsi="Arial Unicode MS" w:eastAsia="Arial Unicode MS" w:cs="Arial Unicode MS"/>
+      <w:rFonts w:asciiTheme="majorHAnsi" w:eastAsiaTheme="majorEastAsia" w:hAnsiTheme="majorHAnsi" w:cstheme="majorBidi"/>
       <w:i/>
       <w:iCs/>
       <w:color w:val="404040" w:themeColor="text1" w:themeTint="BF"/>
@@ -7589,7 +1513,6 @@
       <w:spacing w:line="240" w:lineRule="auto"/>
     </w:pPr>
     <w:rPr>
-      <w:rFonts w:ascii="Arial Unicode MS" w:hAnsi="Arial Unicode MS" w:eastAsia="Arial Unicode MS" w:cs="Arial Unicode MS"/>
       <w:b/>
       <w:bCs/>
       <w:color w:val="4F81BD" w:themeColor="accent1"/>
@@ -7604,7 +1527,6 @@
     <w:qFormat/>
     <w:rsid w:val="00FC693F"/>
     <w:rPr>
-      <w:rFonts w:ascii="Arial Unicode MS" w:hAnsi="Arial Unicode MS" w:eastAsia="Arial Unicode MS" w:cs="Arial Unicode MS"/>
       <w:b/>
       <w:bCs/>
     </w:rPr>
@@ -7616,7 +1538,6 @@
     <w:qFormat/>
     <w:rsid w:val="00FC693F"/>
     <w:rPr>
-      <w:rFonts w:ascii="Arial Unicode MS" w:hAnsi="Arial Unicode MS" w:eastAsia="Arial Unicode MS" w:cs="Arial Unicode MS"/>
       <w:i/>
       <w:iCs/>
     </w:rPr>
@@ -7637,7 +1558,6 @@
       <w:ind w:left="936" w:right="936"/>
     </w:pPr>
     <w:rPr>
-      <w:rFonts w:ascii="Arial Unicode MS" w:hAnsi="Arial Unicode MS" w:eastAsia="Arial Unicode MS" w:cs="Arial Unicode MS"/>
       <w:b/>
       <w:bCs/>
       <w:i/>
@@ -7652,7 +1572,6 @@
     <w:uiPriority w:val="30"/>
     <w:rsid w:val="00FC693F"/>
     <w:rPr>
-      <w:rFonts w:ascii="Arial Unicode MS" w:hAnsi="Arial Unicode MS" w:eastAsia="Arial Unicode MS" w:cs="Arial Unicode MS"/>
       <w:b/>
       <w:bCs/>
       <w:i/>
@@ -7667,7 +1586,6 @@
     <w:qFormat/>
     <w:rsid w:val="00FC693F"/>
     <w:rPr>
-      <w:rFonts w:ascii="Arial Unicode MS" w:hAnsi="Arial Unicode MS" w:eastAsia="Arial Unicode MS" w:cs="Arial Unicode MS"/>
       <w:i/>
       <w:iCs/>
       <w:color w:val="808080" w:themeColor="text1" w:themeTint="7F"/>
@@ -7680,7 +1598,6 @@
     <w:qFormat/>
     <w:rsid w:val="00FC693F"/>
     <w:rPr>
-      <w:rFonts w:ascii="Arial Unicode MS" w:hAnsi="Arial Unicode MS" w:eastAsia="Arial Unicode MS" w:cs="Arial Unicode MS"/>
       <w:b/>
       <w:bCs/>
       <w:i/>
@@ -7695,7 +1612,6 @@
     <w:qFormat/>
     <w:rsid w:val="00FC693F"/>
     <w:rPr>
-      <w:rFonts w:ascii="Arial Unicode MS" w:hAnsi="Arial Unicode MS" w:eastAsia="Arial Unicode MS" w:cs="Arial Unicode MS"/>
       <w:smallCaps/>
       <w:color w:val="C0504D" w:themeColor="accent2"/>
       <w:u w:val="single"/>
@@ -7708,7 +1624,6 @@
     <w:qFormat/>
     <w:rsid w:val="00FC693F"/>
     <w:rPr>
-      <w:rFonts w:ascii="Arial Unicode MS" w:hAnsi="Arial Unicode MS" w:eastAsia="Arial Unicode MS" w:cs="Arial Unicode MS"/>
       <w:b/>
       <w:bCs/>
       <w:smallCaps/>
@@ -7724,7 +1639,6 @@
     <w:qFormat/>
     <w:rsid w:val="00FC693F"/>
     <w:rPr>
-      <w:rFonts w:ascii="Arial Unicode MS" w:hAnsi="Arial Unicode MS" w:eastAsia="Arial Unicode MS" w:cs="Arial Unicode MS"/>
       <w:b/>
       <w:bCs/>
       <w:smallCaps/>
@@ -7743,9 +1657,6 @@
     <w:pPr>
       <w:outlineLvl w:val="9"/>
     </w:pPr>
-    <w:rPr>
-      <w:rFonts w:ascii="Arial Unicode MS" w:hAnsi="Arial Unicode MS" w:eastAsia="Arial Unicode MS" w:cs="Arial Unicode MS"/>
-    </w:rPr>
   </w:style>
   <w:style w:type="table" w:styleId="TableGrid">
     <w:name w:val="Table Grid"/>
@@ -7755,9 +1666,6 @@
     <w:pPr>
       <w:spacing w:after="0" w:line="240" w:lineRule="auto"/>
     </w:pPr>
-    <w:rPr>
-      <w:rFonts w:ascii="Arial Unicode MS" w:hAnsi="Arial Unicode MS" w:eastAsia="Arial Unicode MS" w:cs="Arial Unicode MS"/>
-    </w:rPr>
     <w:tblPr>
       <w:tblInd w:w="0" w:type="dxa"/>
       <w:tblBorders>
@@ -7785,7 +1693,6 @@
       <w:spacing w:after="0" w:line="240" w:lineRule="auto"/>
     </w:pPr>
     <w:rPr>
-      <w:rFonts w:ascii="Arial Unicode MS" w:hAnsi="Arial Unicode MS" w:eastAsia="Arial Unicode MS" w:cs="Arial Unicode MS"/>
       <w:color w:val="000000" w:themeColor="text1" w:themeShade="BF"/>
     </w:rPr>
     <w:tblPr>
@@ -7889,7 +1796,6 @@
       <w:spacing w:after="0" w:line="240" w:lineRule="auto"/>
     </w:pPr>
     <w:rPr>
-      <w:rFonts w:ascii="Arial Unicode MS" w:hAnsi="Arial Unicode MS" w:eastAsia="Arial Unicode MS" w:cs="Arial Unicode MS"/>
       <w:color w:val="365F91" w:themeColor="accent1" w:themeShade="BF"/>
     </w:rPr>
     <w:tblPr>
@@ -7993,7 +1899,6 @@
       <w:spacing w:after="0" w:line="240" w:lineRule="auto"/>
     </w:pPr>
     <w:rPr>
-      <w:rFonts w:ascii="Arial Unicode MS" w:hAnsi="Arial Unicode MS" w:eastAsia="Arial Unicode MS" w:cs="Arial Unicode MS"/>
       <w:color w:val="943634" w:themeColor="accent2" w:themeShade="BF"/>
     </w:rPr>
     <w:tblPr>
@@ -8097,7 +2002,6 @@
       <w:spacing w:after="0" w:line="240" w:lineRule="auto"/>
     </w:pPr>
     <w:rPr>
-      <w:rFonts w:ascii="Arial Unicode MS" w:hAnsi="Arial Unicode MS" w:eastAsia="Arial Unicode MS" w:cs="Arial Unicode MS"/>
       <w:color w:val="76923C" w:themeColor="accent3" w:themeShade="BF"/>
     </w:rPr>
     <w:tblPr>
@@ -8201,7 +2105,6 @@
       <w:spacing w:after="0" w:line="240" w:lineRule="auto"/>
     </w:pPr>
     <w:rPr>
-      <w:rFonts w:ascii="Arial Unicode MS" w:hAnsi="Arial Unicode MS" w:eastAsia="Arial Unicode MS" w:cs="Arial Unicode MS"/>
       <w:color w:val="5F497A" w:themeColor="accent4" w:themeShade="BF"/>
     </w:rPr>
     <w:tblPr>
@@ -8305,7 +2208,6 @@
       <w:spacing w:after="0" w:line="240" w:lineRule="auto"/>
     </w:pPr>
     <w:rPr>
-      <w:rFonts w:ascii="Arial Unicode MS" w:hAnsi="Arial Unicode MS" w:eastAsia="Arial Unicode MS" w:cs="Arial Unicode MS"/>
       <w:color w:val="31849B" w:themeColor="accent5" w:themeShade="BF"/>
     </w:rPr>
     <w:tblPr>
@@ -8409,7 +2311,6 @@
       <w:spacing w:after="0" w:line="240" w:lineRule="auto"/>
     </w:pPr>
     <w:rPr>
-      <w:rFonts w:ascii="Arial Unicode MS" w:hAnsi="Arial Unicode MS" w:eastAsia="Arial Unicode MS" w:cs="Arial Unicode MS"/>
       <w:color w:val="E36C0A" w:themeColor="accent6" w:themeShade="BF"/>
     </w:rPr>
     <w:tblPr>
@@ -8512,9 +2413,6 @@
     <w:pPr>
       <w:spacing w:after="0" w:line="240" w:lineRule="auto"/>
     </w:pPr>
-    <w:rPr>
-      <w:rFonts w:ascii="Arial Unicode MS" w:hAnsi="Arial Unicode MS" w:eastAsia="Arial Unicode MS" w:cs="Arial Unicode MS"/>
-    </w:rPr>
     <w:tblPr>
       <w:tblStyleRowBandSize w:val="1"/>
       <w:tblStyleColBandSize w:val="1"/>
@@ -8607,9 +2505,6 @@
     <w:pPr>
       <w:spacing w:after="0" w:line="240" w:lineRule="auto"/>
     </w:pPr>
-    <w:rPr>
-      <w:rFonts w:ascii="Arial Unicode MS" w:hAnsi="Arial Unicode MS" w:eastAsia="Arial Unicode MS" w:cs="Arial Unicode MS"/>
-    </w:rPr>
     <w:tblPr>
       <w:tblStyleRowBandSize w:val="1"/>
       <w:tblStyleColBandSize w:val="1"/>
@@ -8702,9 +2597,6 @@
     <w:pPr>
       <w:spacing w:after="0" w:line="240" w:lineRule="auto"/>
     </w:pPr>
-    <w:rPr>
-      <w:rFonts w:ascii="Arial Unicode MS" w:hAnsi="Arial Unicode MS" w:eastAsia="Arial Unicode MS" w:cs="Arial Unicode MS"/>
-    </w:rPr>
     <w:tblPr>
       <w:tblStyleRowBandSize w:val="1"/>
       <w:tblStyleColBandSize w:val="1"/>
@@ -8797,9 +2689,6 @@
     <w:pPr>
       <w:spacing w:after="0" w:line="240" w:lineRule="auto"/>
     </w:pPr>
-    <w:rPr>
-      <w:rFonts w:ascii="Arial Unicode MS" w:hAnsi="Arial Unicode MS" w:eastAsia="Arial Unicode MS" w:cs="Arial Unicode MS"/>
-    </w:rPr>
     <w:tblPr>
       <w:tblStyleRowBandSize w:val="1"/>
       <w:tblStyleColBandSize w:val="1"/>
@@ -8892,9 +2781,6 @@
     <w:pPr>
       <w:spacing w:after="0" w:line="240" w:lineRule="auto"/>
     </w:pPr>
-    <w:rPr>
-      <w:rFonts w:ascii="Arial Unicode MS" w:hAnsi="Arial Unicode MS" w:eastAsia="Arial Unicode MS" w:cs="Arial Unicode MS"/>
-    </w:rPr>
     <w:tblPr>
       <w:tblStyleRowBandSize w:val="1"/>
       <w:tblStyleColBandSize w:val="1"/>
@@ -8987,9 +2873,6 @@
     <w:pPr>
       <w:spacing w:after="0" w:line="240" w:lineRule="auto"/>
     </w:pPr>
-    <w:rPr>
-      <w:rFonts w:ascii="Arial Unicode MS" w:hAnsi="Arial Unicode MS" w:eastAsia="Arial Unicode MS" w:cs="Arial Unicode MS"/>
-    </w:rPr>
     <w:tblPr>
       <w:tblStyleRowBandSize w:val="1"/>
       <w:tblStyleColBandSize w:val="1"/>
@@ -9082,9 +2965,6 @@
     <w:pPr>
       <w:spacing w:after="0" w:line="240" w:lineRule="auto"/>
     </w:pPr>
-    <w:rPr>
-      <w:rFonts w:ascii="Arial Unicode MS" w:hAnsi="Arial Unicode MS" w:eastAsia="Arial Unicode MS" w:cs="Arial Unicode MS"/>
-    </w:rPr>
     <w:tblPr>
       <w:tblStyleRowBandSize w:val="1"/>
       <w:tblStyleColBandSize w:val="1"/>
@@ -9177,9 +3057,6 @@
     <w:pPr>
       <w:spacing w:after="0" w:line="240" w:lineRule="auto"/>
     </w:pPr>
-    <w:rPr>
-      <w:rFonts w:ascii="Arial Unicode MS" w:hAnsi="Arial Unicode MS" w:eastAsia="Arial Unicode MS" w:cs="Arial Unicode MS"/>
-    </w:rPr>
     <w:tblPr>
       <w:tblStyleRowBandSize w:val="1"/>
       <w:tblStyleColBandSize w:val="1"/>
@@ -9310,9 +3187,6 @@
     <w:pPr>
       <w:spacing w:after="0" w:line="240" w:lineRule="auto"/>
     </w:pPr>
-    <w:rPr>
-      <w:rFonts w:ascii="Arial Unicode MS" w:hAnsi="Arial Unicode MS" w:eastAsia="Arial Unicode MS" w:cs="Arial Unicode MS"/>
-    </w:rPr>
     <w:tblPr>
       <w:tblStyleRowBandSize w:val="1"/>
       <w:tblStyleColBandSize w:val="1"/>
@@ -9443,9 +3317,6 @@
     <w:pPr>
       <w:spacing w:after="0" w:line="240" w:lineRule="auto"/>
     </w:pPr>
-    <w:rPr>
-      <w:rFonts w:ascii="Arial Unicode MS" w:hAnsi="Arial Unicode MS" w:eastAsia="Arial Unicode MS" w:cs="Arial Unicode MS"/>
-    </w:rPr>
     <w:tblPr>
       <w:tblStyleRowBandSize w:val="1"/>
       <w:tblStyleColBandSize w:val="1"/>
@@ -9576,9 +3447,6 @@
     <w:pPr>
       <w:spacing w:after="0" w:line="240" w:lineRule="auto"/>
     </w:pPr>
-    <w:rPr>
-      <w:rFonts w:ascii="Arial Unicode MS" w:hAnsi="Arial Unicode MS" w:eastAsia="Arial Unicode MS" w:cs="Arial Unicode MS"/>
-    </w:rPr>
     <w:tblPr>
       <w:tblStyleRowBandSize w:val="1"/>
       <w:tblStyleColBandSize w:val="1"/>
@@ -9709,9 +3577,6 @@
     <w:pPr>
       <w:spacing w:after="0" w:line="240" w:lineRule="auto"/>
     </w:pPr>
-    <w:rPr>
-      <w:rFonts w:ascii="Arial Unicode MS" w:hAnsi="Arial Unicode MS" w:eastAsia="Arial Unicode MS" w:cs="Arial Unicode MS"/>
-    </w:rPr>
     <w:tblPr>
       <w:tblStyleRowBandSize w:val="1"/>
       <w:tblStyleColBandSize w:val="1"/>
@@ -9842,9 +3707,6 @@
     <w:pPr>
       <w:spacing w:after="0" w:line="240" w:lineRule="auto"/>
     </w:pPr>
-    <w:rPr>
-      <w:rFonts w:ascii="Arial Unicode MS" w:hAnsi="Arial Unicode MS" w:eastAsia="Arial Unicode MS" w:cs="Arial Unicode MS"/>
-    </w:rPr>
     <w:tblPr>
       <w:tblStyleRowBandSize w:val="1"/>
       <w:tblStyleColBandSize w:val="1"/>
@@ -9975,9 +3837,6 @@
     <w:pPr>
       <w:spacing w:after="0" w:line="240" w:lineRule="auto"/>
     </w:pPr>
-    <w:rPr>
-      <w:rFonts w:ascii="Arial Unicode MS" w:hAnsi="Arial Unicode MS" w:eastAsia="Arial Unicode MS" w:cs="Arial Unicode MS"/>
-    </w:rPr>
     <w:tblPr>
       <w:tblStyleRowBandSize w:val="1"/>
       <w:tblStyleColBandSize w:val="1"/>
@@ -10108,9 +3967,6 @@
     <w:pPr>
       <w:spacing w:after="0" w:line="240" w:lineRule="auto"/>
     </w:pPr>
-    <w:rPr>
-      <w:rFonts w:ascii="Arial Unicode MS" w:hAnsi="Arial Unicode MS" w:eastAsia="Arial Unicode MS" w:cs="Arial Unicode MS"/>
-    </w:rPr>
     <w:tblPr>
       <w:tblStyleRowBandSize w:val="1"/>
       <w:tblStyleColBandSize w:val="1"/>
@@ -10217,9 +4073,6 @@
     <w:pPr>
       <w:spacing w:after="0" w:line="240" w:lineRule="auto"/>
     </w:pPr>
-    <w:rPr>
-      <w:rFonts w:ascii="Arial Unicode MS" w:hAnsi="Arial Unicode MS" w:eastAsia="Arial Unicode MS" w:cs="Arial Unicode MS"/>
-    </w:rPr>
     <w:tblPr>
       <w:tblStyleRowBandSize w:val="1"/>
       <w:tblStyleColBandSize w:val="1"/>
@@ -10326,9 +4179,6 @@
     <w:pPr>
       <w:spacing w:after="0" w:line="240" w:lineRule="auto"/>
     </w:pPr>
-    <w:rPr>
-      <w:rFonts w:ascii="Arial Unicode MS" w:hAnsi="Arial Unicode MS" w:eastAsia="Arial Unicode MS" w:cs="Arial Unicode MS"/>
-    </w:rPr>
     <w:tblPr>
       <w:tblStyleRowBandSize w:val="1"/>
       <w:tblStyleColBandSize w:val="1"/>
@@ -10435,9 +4285,6 @@
     <w:pPr>
       <w:spacing w:after="0" w:line="240" w:lineRule="auto"/>
     </w:pPr>
-    <w:rPr>
-      <w:rFonts w:ascii="Arial Unicode MS" w:hAnsi="Arial Unicode MS" w:eastAsia="Arial Unicode MS" w:cs="Arial Unicode MS"/>
-    </w:rPr>
     <w:tblPr>
       <w:tblStyleRowBandSize w:val="1"/>
       <w:tblStyleColBandSize w:val="1"/>
@@ -10544,9 +4391,6 @@
     <w:pPr>
       <w:spacing w:after="0" w:line="240" w:lineRule="auto"/>
     </w:pPr>
-    <w:rPr>
-      <w:rFonts w:ascii="Arial Unicode MS" w:hAnsi="Arial Unicode MS" w:eastAsia="Arial Unicode MS" w:cs="Arial Unicode MS"/>
-    </w:rPr>
     <w:tblPr>
       <w:tblStyleRowBandSize w:val="1"/>
       <w:tblStyleColBandSize w:val="1"/>
@@ -10653,9 +4497,6 @@
     <w:pPr>
       <w:spacing w:after="0" w:line="240" w:lineRule="auto"/>
     </w:pPr>
-    <w:rPr>
-      <w:rFonts w:ascii="Arial Unicode MS" w:hAnsi="Arial Unicode MS" w:eastAsia="Arial Unicode MS" w:cs="Arial Unicode MS"/>
-    </w:rPr>
     <w:tblPr>
       <w:tblStyleRowBandSize w:val="1"/>
       <w:tblStyleColBandSize w:val="1"/>
@@ -10762,9 +4603,6 @@
     <w:pPr>
       <w:spacing w:after="0" w:line="240" w:lineRule="auto"/>
     </w:pPr>
-    <w:rPr>
-      <w:rFonts w:ascii="Arial Unicode MS" w:hAnsi="Arial Unicode MS" w:eastAsia="Arial Unicode MS" w:cs="Arial Unicode MS"/>
-    </w:rPr>
     <w:tblPr>
       <w:tblStyleRowBandSize w:val="1"/>
       <w:tblStyleColBandSize w:val="1"/>
@@ -10871,9 +4709,6 @@
     <w:pPr>
       <w:spacing w:after="0" w:line="240" w:lineRule="auto"/>
     </w:pPr>
-    <w:rPr>
-      <w:rFonts w:ascii="Arial Unicode MS" w:hAnsi="Arial Unicode MS" w:eastAsia="Arial Unicode MS" w:cs="Arial Unicode MS"/>
-    </w:rPr>
     <w:tblPr>
       <w:tblStyleRowBandSize w:val="1"/>
       <w:tblStyleColBandSize w:val="1"/>
@@ -11023,9 +4858,6 @@
     <w:pPr>
       <w:spacing w:after="0" w:line="240" w:lineRule="auto"/>
     </w:pPr>
-    <w:rPr>
-      <w:rFonts w:ascii="Arial Unicode MS" w:hAnsi="Arial Unicode MS" w:eastAsia="Arial Unicode MS" w:cs="Arial Unicode MS"/>
-    </w:rPr>
     <w:tblPr>
       <w:tblStyleRowBandSize w:val="1"/>
       <w:tblStyleColBandSize w:val="1"/>
@@ -11175,9 +5007,6 @@
     <w:pPr>
       <w:spacing w:after="0" w:line="240" w:lineRule="auto"/>
     </w:pPr>
-    <w:rPr>
-      <w:rFonts w:ascii="Arial Unicode MS" w:hAnsi="Arial Unicode MS" w:eastAsia="Arial Unicode MS" w:cs="Arial Unicode MS"/>
-    </w:rPr>
     <w:tblPr>
       <w:tblStyleRowBandSize w:val="1"/>
       <w:tblStyleColBandSize w:val="1"/>
@@ -11327,9 +5156,6 @@
     <w:pPr>
       <w:spacing w:after="0" w:line="240" w:lineRule="auto"/>
     </w:pPr>
-    <w:rPr>
-      <w:rFonts w:ascii="Arial Unicode MS" w:hAnsi="Arial Unicode MS" w:eastAsia="Arial Unicode MS" w:cs="Arial Unicode MS"/>
-    </w:rPr>
     <w:tblPr>
       <w:tblStyleRowBandSize w:val="1"/>
       <w:tblStyleColBandSize w:val="1"/>
@@ -11479,9 +5305,6 @@
     <w:pPr>
       <w:spacing w:after="0" w:line="240" w:lineRule="auto"/>
     </w:pPr>
-    <w:rPr>
-      <w:rFonts w:ascii="Arial Unicode MS" w:hAnsi="Arial Unicode MS" w:eastAsia="Arial Unicode MS" w:cs="Arial Unicode MS"/>
-    </w:rPr>
     <w:tblPr>
       <w:tblStyleRowBandSize w:val="1"/>
       <w:tblStyleColBandSize w:val="1"/>
@@ -11631,9 +5454,6 @@
     <w:pPr>
       <w:spacing w:after="0" w:line="240" w:lineRule="auto"/>
     </w:pPr>
-    <w:rPr>
-      <w:rFonts w:ascii="Arial Unicode MS" w:hAnsi="Arial Unicode MS" w:eastAsia="Arial Unicode MS" w:cs="Arial Unicode MS"/>
-    </w:rPr>
     <w:tblPr>
       <w:tblStyleRowBandSize w:val="1"/>
       <w:tblStyleColBandSize w:val="1"/>
@@ -11783,9 +5603,6 @@
     <w:pPr>
       <w:spacing w:after="0" w:line="240" w:lineRule="auto"/>
     </w:pPr>
-    <w:rPr>
-      <w:rFonts w:ascii="Arial Unicode MS" w:hAnsi="Arial Unicode MS" w:eastAsia="Arial Unicode MS" w:cs="Arial Unicode MS"/>
-    </w:rPr>
     <w:tblPr>
       <w:tblStyleRowBandSize w:val="1"/>
       <w:tblStyleColBandSize w:val="1"/>
@@ -11936,7 +5753,6 @@
       <w:spacing w:after="0" w:line="240" w:lineRule="auto"/>
     </w:pPr>
     <w:rPr>
-      <w:rFonts w:ascii="Arial Unicode MS" w:hAnsi="Arial Unicode MS" w:eastAsia="Arial Unicode MS" w:cs="Arial Unicode MS"/>
       <w:color w:val="000000" w:themeColor="text1"/>
     </w:rPr>
     <w:tblPr>
@@ -12021,7 +5837,6 @@
       <w:spacing w:after="0" w:line="240" w:lineRule="auto"/>
     </w:pPr>
     <w:rPr>
-      <w:rFonts w:ascii="Arial Unicode MS" w:hAnsi="Arial Unicode MS" w:eastAsia="Arial Unicode MS" w:cs="Arial Unicode MS"/>
       <w:color w:val="000000" w:themeColor="text1"/>
     </w:rPr>
     <w:tblPr>
@@ -12106,7 +5921,6 @@
       <w:spacing w:after="0" w:line="240" w:lineRule="auto"/>
     </w:pPr>
     <w:rPr>
-      <w:rFonts w:ascii="Arial Unicode MS" w:hAnsi="Arial Unicode MS" w:eastAsia="Arial Unicode MS" w:cs="Arial Unicode MS"/>
       <w:color w:val="000000" w:themeColor="text1"/>
     </w:rPr>
     <w:tblPr>
@@ -12191,7 +6005,6 @@
       <w:spacing w:after="0" w:line="240" w:lineRule="auto"/>
     </w:pPr>
     <w:rPr>
-      <w:rFonts w:ascii="Arial Unicode MS" w:hAnsi="Arial Unicode MS" w:eastAsia="Arial Unicode MS" w:cs="Arial Unicode MS"/>
       <w:color w:val="000000" w:themeColor="text1"/>
     </w:rPr>
     <w:tblPr>
@@ -12276,7 +6089,6 @@
       <w:spacing w:after="0" w:line="240" w:lineRule="auto"/>
     </w:pPr>
     <w:rPr>
-      <w:rFonts w:ascii="Arial Unicode MS" w:hAnsi="Arial Unicode MS" w:eastAsia="Arial Unicode MS" w:cs="Arial Unicode MS"/>
       <w:color w:val="000000" w:themeColor="text1"/>
     </w:rPr>
     <w:tblPr>
@@ -12361,7 +6173,6 @@
       <w:spacing w:after="0" w:line="240" w:lineRule="auto"/>
     </w:pPr>
     <w:rPr>
-      <w:rFonts w:ascii="Arial Unicode MS" w:hAnsi="Arial Unicode MS" w:eastAsia="Arial Unicode MS" w:cs="Arial Unicode MS"/>
       <w:color w:val="000000" w:themeColor="text1"/>
     </w:rPr>
     <w:tblPr>
@@ -12446,7 +6257,6 @@
       <w:spacing w:after="0" w:line="240" w:lineRule="auto"/>
     </w:pPr>
     <w:rPr>
-      <w:rFonts w:ascii="Arial Unicode MS" w:hAnsi="Arial Unicode MS" w:eastAsia="Arial Unicode MS" w:cs="Arial Unicode MS"/>
       <w:color w:val="000000" w:themeColor="text1"/>
     </w:rPr>
     <w:tblPr>
@@ -12531,7 +6341,7 @@
       <w:spacing w:after="0" w:line="240" w:lineRule="auto"/>
     </w:pPr>
     <w:rPr>
-      <w:rFonts w:asciiTheme="majorHAnsi" w:eastAsiaTheme="majorEastAsia" w:hAnsiTheme="majorHAnsi" w:cstheme="majorBidi" w:ascii="Arial Unicode MS" w:hAnsi="Arial Unicode MS" w:eastAsia="Arial Unicode MS" w:cs="Arial Unicode MS"/>
+      <w:rFonts w:asciiTheme="majorHAnsi" w:eastAsiaTheme="majorEastAsia" w:hAnsiTheme="majorHAnsi" w:cstheme="majorBidi"/>
       <w:color w:val="000000" w:themeColor="text1"/>
     </w:rPr>
     <w:tblPr>
@@ -12659,7 +6469,7 @@
       <w:spacing w:after="0" w:line="240" w:lineRule="auto"/>
     </w:pPr>
     <w:rPr>
-      <w:rFonts w:asciiTheme="majorHAnsi" w:eastAsiaTheme="majorEastAsia" w:hAnsiTheme="majorHAnsi" w:cstheme="majorBidi" w:ascii="Arial Unicode MS" w:hAnsi="Arial Unicode MS" w:eastAsia="Arial Unicode MS" w:cs="Arial Unicode MS"/>
+      <w:rFonts w:asciiTheme="majorHAnsi" w:eastAsiaTheme="majorEastAsia" w:hAnsiTheme="majorHAnsi" w:cstheme="majorBidi"/>
       <w:color w:val="000000" w:themeColor="text1"/>
     </w:rPr>
     <w:tblPr>
@@ -12787,7 +6597,7 @@
       <w:spacing w:after="0" w:line="240" w:lineRule="auto"/>
     </w:pPr>
     <w:rPr>
-      <w:rFonts w:asciiTheme="majorHAnsi" w:eastAsiaTheme="majorEastAsia" w:hAnsiTheme="majorHAnsi" w:cstheme="majorBidi" w:ascii="Arial Unicode MS" w:hAnsi="Arial Unicode MS" w:eastAsia="Arial Unicode MS" w:cs="Arial Unicode MS"/>
+      <w:rFonts w:asciiTheme="majorHAnsi" w:eastAsiaTheme="majorEastAsia" w:hAnsiTheme="majorHAnsi" w:cstheme="majorBidi"/>
       <w:color w:val="000000" w:themeColor="text1"/>
     </w:rPr>
     <w:tblPr>
@@ -12915,7 +6725,7 @@
       <w:spacing w:after="0" w:line="240" w:lineRule="auto"/>
     </w:pPr>
     <w:rPr>
-      <w:rFonts w:asciiTheme="majorHAnsi" w:eastAsiaTheme="majorEastAsia" w:hAnsiTheme="majorHAnsi" w:cstheme="majorBidi" w:ascii="Arial Unicode MS" w:hAnsi="Arial Unicode MS" w:eastAsia="Arial Unicode MS" w:cs="Arial Unicode MS"/>
+      <w:rFonts w:asciiTheme="majorHAnsi" w:eastAsiaTheme="majorEastAsia" w:hAnsiTheme="majorHAnsi" w:cstheme="majorBidi"/>
       <w:color w:val="000000" w:themeColor="text1"/>
     </w:rPr>
     <w:tblPr>
@@ -13043,7 +6853,7 @@
       <w:spacing w:after="0" w:line="240" w:lineRule="auto"/>
     </w:pPr>
     <w:rPr>
-      <w:rFonts w:asciiTheme="majorHAnsi" w:eastAsiaTheme="majorEastAsia" w:hAnsiTheme="majorHAnsi" w:cstheme="majorBidi" w:ascii="Arial Unicode MS" w:hAnsi="Arial Unicode MS" w:eastAsia="Arial Unicode MS" w:cs="Arial Unicode MS"/>
+      <w:rFonts w:asciiTheme="majorHAnsi" w:eastAsiaTheme="majorEastAsia" w:hAnsiTheme="majorHAnsi" w:cstheme="majorBidi"/>
       <w:color w:val="000000" w:themeColor="text1"/>
     </w:rPr>
     <w:tblPr>
@@ -13171,7 +6981,7 @@
       <w:spacing w:after="0" w:line="240" w:lineRule="auto"/>
     </w:pPr>
     <w:rPr>
-      <w:rFonts w:asciiTheme="majorHAnsi" w:eastAsiaTheme="majorEastAsia" w:hAnsiTheme="majorHAnsi" w:cstheme="majorBidi" w:ascii="Arial Unicode MS" w:hAnsi="Arial Unicode MS" w:eastAsia="Arial Unicode MS" w:cs="Arial Unicode MS"/>
+      <w:rFonts w:asciiTheme="majorHAnsi" w:eastAsiaTheme="majorEastAsia" w:hAnsiTheme="majorHAnsi" w:cstheme="majorBidi"/>
       <w:color w:val="000000" w:themeColor="text1"/>
     </w:rPr>
     <w:tblPr>
@@ -13299,7 +7109,7 @@
       <w:spacing w:after="0" w:line="240" w:lineRule="auto"/>
     </w:pPr>
     <w:rPr>
-      <w:rFonts w:asciiTheme="majorHAnsi" w:eastAsiaTheme="majorEastAsia" w:hAnsiTheme="majorHAnsi" w:cstheme="majorBidi" w:ascii="Arial Unicode MS" w:hAnsi="Arial Unicode MS" w:eastAsia="Arial Unicode MS" w:cs="Arial Unicode MS"/>
+      <w:rFonts w:asciiTheme="majorHAnsi" w:eastAsiaTheme="majorEastAsia" w:hAnsiTheme="majorHAnsi" w:cstheme="majorBidi"/>
       <w:color w:val="000000" w:themeColor="text1"/>
     </w:rPr>
     <w:tblPr>
@@ -13426,9 +7236,6 @@
     <w:pPr>
       <w:spacing w:after="0" w:line="240" w:lineRule="auto"/>
     </w:pPr>
-    <w:rPr>
-      <w:rFonts w:ascii="Arial Unicode MS" w:hAnsi="Arial Unicode MS" w:eastAsia="Arial Unicode MS" w:cs="Arial Unicode MS"/>
-    </w:rPr>
     <w:tblPr>
       <w:tblStyleRowBandSize w:val="1"/>
       <w:tblStyleColBandSize w:val="1"/>
@@ -13502,9 +7309,6 @@
     <w:pPr>
       <w:spacing w:after="0" w:line="240" w:lineRule="auto"/>
     </w:pPr>
-    <w:rPr>
-      <w:rFonts w:ascii="Arial Unicode MS" w:hAnsi="Arial Unicode MS" w:eastAsia="Arial Unicode MS" w:cs="Arial Unicode MS"/>
-    </w:rPr>
     <w:tblPr>
       <w:tblStyleRowBandSize w:val="1"/>
       <w:tblStyleColBandSize w:val="1"/>
@@ -13578,9 +7382,6 @@
     <w:pPr>
       <w:spacing w:after="0" w:line="240" w:lineRule="auto"/>
     </w:pPr>
-    <w:rPr>
-      <w:rFonts w:ascii="Arial Unicode MS" w:hAnsi="Arial Unicode MS" w:eastAsia="Arial Unicode MS" w:cs="Arial Unicode MS"/>
-    </w:rPr>
     <w:tblPr>
       <w:tblStyleRowBandSize w:val="1"/>
       <w:tblStyleColBandSize w:val="1"/>
@@ -13654,9 +7455,6 @@
     <w:pPr>
       <w:spacing w:after="0" w:line="240" w:lineRule="auto"/>
     </w:pPr>
-    <w:rPr>
-      <w:rFonts w:ascii="Arial Unicode MS" w:hAnsi="Arial Unicode MS" w:eastAsia="Arial Unicode MS" w:cs="Arial Unicode MS"/>
-    </w:rPr>
     <w:tblPr>
       <w:tblStyleRowBandSize w:val="1"/>
       <w:tblStyleColBandSize w:val="1"/>
@@ -13730,9 +7528,6 @@
     <w:pPr>
       <w:spacing w:after="0" w:line="240" w:lineRule="auto"/>
     </w:pPr>
-    <w:rPr>
-      <w:rFonts w:ascii="Arial Unicode MS" w:hAnsi="Arial Unicode MS" w:eastAsia="Arial Unicode MS" w:cs="Arial Unicode MS"/>
-    </w:rPr>
     <w:tblPr>
       <w:tblStyleRowBandSize w:val="1"/>
       <w:tblStyleColBandSize w:val="1"/>
@@ -13806,9 +7601,6 @@
     <w:pPr>
       <w:spacing w:after="0" w:line="240" w:lineRule="auto"/>
     </w:pPr>
-    <w:rPr>
-      <w:rFonts w:ascii="Arial Unicode MS" w:hAnsi="Arial Unicode MS" w:eastAsia="Arial Unicode MS" w:cs="Arial Unicode MS"/>
-    </w:rPr>
     <w:tblPr>
       <w:tblStyleRowBandSize w:val="1"/>
       <w:tblStyleColBandSize w:val="1"/>
@@ -13882,9 +7674,6 @@
     <w:pPr>
       <w:spacing w:after="0" w:line="240" w:lineRule="auto"/>
     </w:pPr>
-    <w:rPr>
-      <w:rFonts w:ascii="Arial Unicode MS" w:hAnsi="Arial Unicode MS" w:eastAsia="Arial Unicode MS" w:cs="Arial Unicode MS"/>
-    </w:rPr>
     <w:tblPr>
       <w:tblStyleRowBandSize w:val="1"/>
       <w:tblStyleColBandSize w:val="1"/>
@@ -13959,7 +7748,7 @@
       <w:spacing w:after="0" w:line="240" w:lineRule="auto"/>
     </w:pPr>
     <w:rPr>
-      <w:rFonts w:asciiTheme="majorHAnsi" w:eastAsiaTheme="majorEastAsia" w:hAnsiTheme="majorHAnsi" w:cstheme="majorBidi" w:ascii="Arial Unicode MS" w:hAnsi="Arial Unicode MS" w:eastAsia="Arial Unicode MS" w:cs="Arial Unicode MS"/>
+      <w:rFonts w:asciiTheme="majorHAnsi" w:eastAsiaTheme="majorEastAsia" w:hAnsiTheme="majorHAnsi" w:cstheme="majorBidi"/>
       <w:color w:val="000000" w:themeColor="text1"/>
     </w:rPr>
     <w:tblPr>
@@ -14084,7 +7873,7 @@
       <w:spacing w:after="0" w:line="240" w:lineRule="auto"/>
     </w:pPr>
     <w:rPr>
-      <w:rFonts w:asciiTheme="majorHAnsi" w:eastAsiaTheme="majorEastAsia" w:hAnsiTheme="majorHAnsi" w:cstheme="majorBidi" w:ascii="Arial Unicode MS" w:hAnsi="Arial Unicode MS" w:eastAsia="Arial Unicode MS" w:cs="Arial Unicode MS"/>
+      <w:rFonts w:asciiTheme="majorHAnsi" w:eastAsiaTheme="majorEastAsia" w:hAnsiTheme="majorHAnsi" w:cstheme="majorBidi"/>
       <w:color w:val="000000" w:themeColor="text1"/>
     </w:rPr>
     <w:tblPr>
@@ -14209,7 +7998,7 @@
       <w:spacing w:after="0" w:line="240" w:lineRule="auto"/>
     </w:pPr>
     <w:rPr>
-      <w:rFonts w:asciiTheme="majorHAnsi" w:eastAsiaTheme="majorEastAsia" w:hAnsiTheme="majorHAnsi" w:cstheme="majorBidi" w:ascii="Arial Unicode MS" w:hAnsi="Arial Unicode MS" w:eastAsia="Arial Unicode MS" w:cs="Arial Unicode MS"/>
+      <w:rFonts w:asciiTheme="majorHAnsi" w:eastAsiaTheme="majorEastAsia" w:hAnsiTheme="majorHAnsi" w:cstheme="majorBidi"/>
       <w:color w:val="000000" w:themeColor="text1"/>
     </w:rPr>
     <w:tblPr>
@@ -14334,7 +8123,7 @@
       <w:spacing w:after="0" w:line="240" w:lineRule="auto"/>
     </w:pPr>
     <w:rPr>
-      <w:rFonts w:asciiTheme="majorHAnsi" w:eastAsiaTheme="majorEastAsia" w:hAnsiTheme="majorHAnsi" w:cstheme="majorBidi" w:ascii="Arial Unicode MS" w:hAnsi="Arial Unicode MS" w:eastAsia="Arial Unicode MS" w:cs="Arial Unicode MS"/>
+      <w:rFonts w:asciiTheme="majorHAnsi" w:eastAsiaTheme="majorEastAsia" w:hAnsiTheme="majorHAnsi" w:cstheme="majorBidi"/>
       <w:color w:val="000000" w:themeColor="text1"/>
     </w:rPr>
     <w:tblPr>
@@ -14459,7 +8248,7 @@
       <w:spacing w:after="0" w:line="240" w:lineRule="auto"/>
     </w:pPr>
     <w:rPr>
-      <w:rFonts w:asciiTheme="majorHAnsi" w:eastAsiaTheme="majorEastAsia" w:hAnsiTheme="majorHAnsi" w:cstheme="majorBidi" w:ascii="Arial Unicode MS" w:hAnsi="Arial Unicode MS" w:eastAsia="Arial Unicode MS" w:cs="Arial Unicode MS"/>
+      <w:rFonts w:asciiTheme="majorHAnsi" w:eastAsiaTheme="majorEastAsia" w:hAnsiTheme="majorHAnsi" w:cstheme="majorBidi"/>
       <w:color w:val="000000" w:themeColor="text1"/>
     </w:rPr>
     <w:tblPr>
@@ -14584,7 +8373,7 @@
       <w:spacing w:after="0" w:line="240" w:lineRule="auto"/>
     </w:pPr>
     <w:rPr>
-      <w:rFonts w:asciiTheme="majorHAnsi" w:eastAsiaTheme="majorEastAsia" w:hAnsiTheme="majorHAnsi" w:cstheme="majorBidi" w:ascii="Arial Unicode MS" w:hAnsi="Arial Unicode MS" w:eastAsia="Arial Unicode MS" w:cs="Arial Unicode MS"/>
+      <w:rFonts w:asciiTheme="majorHAnsi" w:eastAsiaTheme="majorEastAsia" w:hAnsiTheme="majorHAnsi" w:cstheme="majorBidi"/>
       <w:color w:val="000000" w:themeColor="text1"/>
     </w:rPr>
     <w:tblPr>
@@ -14709,7 +8498,7 @@
       <w:spacing w:after="0" w:line="240" w:lineRule="auto"/>
     </w:pPr>
     <w:rPr>
-      <w:rFonts w:asciiTheme="majorHAnsi" w:eastAsiaTheme="majorEastAsia" w:hAnsiTheme="majorHAnsi" w:cstheme="majorBidi" w:ascii="Arial Unicode MS" w:hAnsi="Arial Unicode MS" w:eastAsia="Arial Unicode MS" w:cs="Arial Unicode MS"/>
+      <w:rFonts w:asciiTheme="majorHAnsi" w:eastAsiaTheme="majorEastAsia" w:hAnsiTheme="majorHAnsi" w:cstheme="majorBidi"/>
       <w:color w:val="000000" w:themeColor="text1"/>
     </w:rPr>
     <w:tblPr>
@@ -14833,9 +8622,6 @@
     <w:pPr>
       <w:spacing w:after="0" w:line="240" w:lineRule="auto"/>
     </w:pPr>
-    <w:rPr>
-      <w:rFonts w:ascii="Arial Unicode MS" w:hAnsi="Arial Unicode MS" w:eastAsia="Arial Unicode MS" w:cs="Arial Unicode MS"/>
-    </w:rPr>
     <w:tblPr>
       <w:tblStyleRowBandSize w:val="1"/>
       <w:tblStyleColBandSize w:val="1"/>
@@ -14977,9 +8763,6 @@
     <w:pPr>
       <w:spacing w:after="0" w:line="240" w:lineRule="auto"/>
     </w:pPr>
-    <w:rPr>
-      <w:rFonts w:ascii="Arial Unicode MS" w:hAnsi="Arial Unicode MS" w:eastAsia="Arial Unicode MS" w:cs="Arial Unicode MS"/>
-    </w:rPr>
     <w:tblPr>
       <w:tblStyleRowBandSize w:val="1"/>
       <w:tblStyleColBandSize w:val="1"/>
@@ -15121,9 +8904,6 @@
     <w:pPr>
       <w:spacing w:after="0" w:line="240" w:lineRule="auto"/>
     </w:pPr>
-    <w:rPr>
-      <w:rFonts w:ascii="Arial Unicode MS" w:hAnsi="Arial Unicode MS" w:eastAsia="Arial Unicode MS" w:cs="Arial Unicode MS"/>
-    </w:rPr>
     <w:tblPr>
       <w:tblStyleRowBandSize w:val="1"/>
       <w:tblStyleColBandSize w:val="1"/>
@@ -15265,9 +9045,6 @@
     <w:pPr>
       <w:spacing w:after="0" w:line="240" w:lineRule="auto"/>
     </w:pPr>
-    <w:rPr>
-      <w:rFonts w:ascii="Arial Unicode MS" w:hAnsi="Arial Unicode MS" w:eastAsia="Arial Unicode MS" w:cs="Arial Unicode MS"/>
-    </w:rPr>
     <w:tblPr>
       <w:tblStyleRowBandSize w:val="1"/>
       <w:tblStyleColBandSize w:val="1"/>
@@ -15409,9 +9186,6 @@
     <w:pPr>
       <w:spacing w:after="0" w:line="240" w:lineRule="auto"/>
     </w:pPr>
-    <w:rPr>
-      <w:rFonts w:ascii="Arial Unicode MS" w:hAnsi="Arial Unicode MS" w:eastAsia="Arial Unicode MS" w:cs="Arial Unicode MS"/>
-    </w:rPr>
     <w:tblPr>
       <w:tblStyleRowBandSize w:val="1"/>
       <w:tblStyleColBandSize w:val="1"/>
@@ -15553,9 +9327,6 @@
     <w:pPr>
       <w:spacing w:after="0" w:line="240" w:lineRule="auto"/>
     </w:pPr>
-    <w:rPr>
-      <w:rFonts w:ascii="Arial Unicode MS" w:hAnsi="Arial Unicode MS" w:eastAsia="Arial Unicode MS" w:cs="Arial Unicode MS"/>
-    </w:rPr>
     <w:tblPr>
       <w:tblStyleRowBandSize w:val="1"/>
       <w:tblStyleColBandSize w:val="1"/>
@@ -15697,9 +9468,6 @@
     <w:pPr>
       <w:spacing w:after="0" w:line="240" w:lineRule="auto"/>
     </w:pPr>
-    <w:rPr>
-      <w:rFonts w:ascii="Arial Unicode MS" w:hAnsi="Arial Unicode MS" w:eastAsia="Arial Unicode MS" w:cs="Arial Unicode MS"/>
-    </w:rPr>
     <w:tblPr>
       <w:tblStyleRowBandSize w:val="1"/>
       <w:tblStyleColBandSize w:val="1"/>
@@ -15842,7 +9610,6 @@
       <w:spacing w:after="0" w:line="240" w:lineRule="auto"/>
     </w:pPr>
     <w:rPr>
-      <w:rFonts w:ascii="Arial Unicode MS" w:hAnsi="Arial Unicode MS" w:eastAsia="Arial Unicode MS" w:cs="Arial Unicode MS"/>
       <w:color w:val="FFFFFF" w:themeColor="background1"/>
     </w:rPr>
     <w:tblPr>
@@ -15957,7 +9724,6 @@
       <w:spacing w:after="0" w:line="240" w:lineRule="auto"/>
     </w:pPr>
     <w:rPr>
-      <w:rFonts w:ascii="Arial Unicode MS" w:hAnsi="Arial Unicode MS" w:eastAsia="Arial Unicode MS" w:cs="Arial Unicode MS"/>
       <w:color w:val="FFFFFF" w:themeColor="background1"/>
     </w:rPr>
     <w:tblPr>
@@ -16072,7 +9838,6 @@
       <w:spacing w:after="0" w:line="240" w:lineRule="auto"/>
     </w:pPr>
     <w:rPr>
-      <w:rFonts w:ascii="Arial Unicode MS" w:hAnsi="Arial Unicode MS" w:eastAsia="Arial Unicode MS" w:cs="Arial Unicode MS"/>
       <w:color w:val="FFFFFF" w:themeColor="background1"/>
     </w:rPr>
     <w:tblPr>
@@ -16187,7 +9952,6 @@
       <w:spacing w:after="0" w:line="240" w:lineRule="auto"/>
     </w:pPr>
     <w:rPr>
-      <w:rFonts w:ascii="Arial Unicode MS" w:hAnsi="Arial Unicode MS" w:eastAsia="Arial Unicode MS" w:cs="Arial Unicode MS"/>
       <w:color w:val="FFFFFF" w:themeColor="background1"/>
     </w:rPr>
     <w:tblPr>
@@ -16302,7 +10066,6 @@
       <w:spacing w:after="0" w:line="240" w:lineRule="auto"/>
     </w:pPr>
     <w:rPr>
-      <w:rFonts w:ascii="Arial Unicode MS" w:hAnsi="Arial Unicode MS" w:eastAsia="Arial Unicode MS" w:cs="Arial Unicode MS"/>
       <w:color w:val="FFFFFF" w:themeColor="background1"/>
     </w:rPr>
     <w:tblPr>
@@ -16417,7 +10180,6 @@
       <w:spacing w:after="0" w:line="240" w:lineRule="auto"/>
     </w:pPr>
     <w:rPr>
-      <w:rFonts w:ascii="Arial Unicode MS" w:hAnsi="Arial Unicode MS" w:eastAsia="Arial Unicode MS" w:cs="Arial Unicode MS"/>
       <w:color w:val="FFFFFF" w:themeColor="background1"/>
     </w:rPr>
     <w:tblPr>
@@ -16532,7 +10294,6 @@
       <w:spacing w:after="0" w:line="240" w:lineRule="auto"/>
     </w:pPr>
     <w:rPr>
-      <w:rFonts w:ascii="Arial Unicode MS" w:hAnsi="Arial Unicode MS" w:eastAsia="Arial Unicode MS" w:cs="Arial Unicode MS"/>
       <w:color w:val="FFFFFF" w:themeColor="background1"/>
     </w:rPr>
     <w:tblPr>
@@ -16647,7 +10408,6 @@
       <w:spacing w:after="0" w:line="240" w:lineRule="auto"/>
     </w:pPr>
     <w:rPr>
-      <w:rFonts w:ascii="Arial Unicode MS" w:hAnsi="Arial Unicode MS" w:eastAsia="Arial Unicode MS" w:cs="Arial Unicode MS"/>
       <w:color w:val="000000" w:themeColor="text1"/>
     </w:rPr>
     <w:tblPr>
@@ -16770,7 +10530,6 @@
       <w:spacing w:after="0" w:line="240" w:lineRule="auto"/>
     </w:pPr>
     <w:rPr>
-      <w:rFonts w:ascii="Arial Unicode MS" w:hAnsi="Arial Unicode MS" w:eastAsia="Arial Unicode MS" w:cs="Arial Unicode MS"/>
       <w:color w:val="000000" w:themeColor="text1"/>
     </w:rPr>
     <w:tblPr>
@@ -16893,7 +10652,6 @@
       <w:spacing w:after="0" w:line="240" w:lineRule="auto"/>
     </w:pPr>
     <w:rPr>
-      <w:rFonts w:ascii="Arial Unicode MS" w:hAnsi="Arial Unicode MS" w:eastAsia="Arial Unicode MS" w:cs="Arial Unicode MS"/>
       <w:color w:val="000000" w:themeColor="text1"/>
     </w:rPr>
     <w:tblPr>
@@ -17016,7 +10774,6 @@
       <w:spacing w:after="0" w:line="240" w:lineRule="auto"/>
     </w:pPr>
     <w:rPr>
-      <w:rFonts w:ascii="Arial Unicode MS" w:hAnsi="Arial Unicode MS" w:eastAsia="Arial Unicode MS" w:cs="Arial Unicode MS"/>
       <w:color w:val="000000" w:themeColor="text1"/>
     </w:rPr>
     <w:tblPr>
@@ -17129,7 +10886,6 @@
       <w:spacing w:after="0" w:line="240" w:lineRule="auto"/>
     </w:pPr>
     <w:rPr>
-      <w:rFonts w:ascii="Arial Unicode MS" w:hAnsi="Arial Unicode MS" w:eastAsia="Arial Unicode MS" w:cs="Arial Unicode MS"/>
       <w:color w:val="000000" w:themeColor="text1"/>
     </w:rPr>
     <w:tblPr>
@@ -17252,7 +11008,6 @@
       <w:spacing w:after="0" w:line="240" w:lineRule="auto"/>
     </w:pPr>
     <w:rPr>
-      <w:rFonts w:ascii="Arial Unicode MS" w:hAnsi="Arial Unicode MS" w:eastAsia="Arial Unicode MS" w:cs="Arial Unicode MS"/>
       <w:color w:val="000000" w:themeColor="text1"/>
     </w:rPr>
     <w:tblPr>
@@ -17375,7 +11130,6 @@
       <w:spacing w:after="0" w:line="240" w:lineRule="auto"/>
     </w:pPr>
     <w:rPr>
-      <w:rFonts w:ascii="Arial Unicode MS" w:hAnsi="Arial Unicode MS" w:eastAsia="Arial Unicode MS" w:cs="Arial Unicode MS"/>
       <w:color w:val="000000" w:themeColor="text1"/>
     </w:rPr>
     <w:tblPr>
@@ -17498,7 +11252,6 @@
       <w:spacing w:after="0" w:line="240" w:lineRule="auto"/>
     </w:pPr>
     <w:rPr>
-      <w:rFonts w:ascii="Arial Unicode MS" w:hAnsi="Arial Unicode MS" w:eastAsia="Arial Unicode MS" w:cs="Arial Unicode MS"/>
       <w:color w:val="000000" w:themeColor="text1"/>
     </w:rPr>
     <w:tblPr>
@@ -17585,7 +11338,6 @@
       <w:spacing w:after="0" w:line="240" w:lineRule="auto"/>
     </w:pPr>
     <w:rPr>
-      <w:rFonts w:ascii="Arial Unicode MS" w:hAnsi="Arial Unicode MS" w:eastAsia="Arial Unicode MS" w:cs="Arial Unicode MS"/>
       <w:color w:val="000000" w:themeColor="text1"/>
     </w:rPr>
     <w:tblPr>
@@ -17672,7 +11424,6 @@
       <w:spacing w:after="0" w:line="240" w:lineRule="auto"/>
     </w:pPr>
     <w:rPr>
-      <w:rFonts w:ascii="Arial Unicode MS" w:hAnsi="Arial Unicode MS" w:eastAsia="Arial Unicode MS" w:cs="Arial Unicode MS"/>
       <w:color w:val="000000" w:themeColor="text1"/>
     </w:rPr>
     <w:tblPr>
@@ -17759,7 +11510,6 @@
       <w:spacing w:after="0" w:line="240" w:lineRule="auto"/>
     </w:pPr>
     <w:rPr>
-      <w:rFonts w:ascii="Arial Unicode MS" w:hAnsi="Arial Unicode MS" w:eastAsia="Arial Unicode MS" w:cs="Arial Unicode MS"/>
       <w:color w:val="000000" w:themeColor="text1"/>
     </w:rPr>
     <w:tblPr>
@@ -17846,7 +11596,6 @@
       <w:spacing w:after="0" w:line="240" w:lineRule="auto"/>
     </w:pPr>
     <w:rPr>
-      <w:rFonts w:ascii="Arial Unicode MS" w:hAnsi="Arial Unicode MS" w:eastAsia="Arial Unicode MS" w:cs="Arial Unicode MS"/>
       <w:color w:val="000000" w:themeColor="text1"/>
     </w:rPr>
     <w:tblPr>
@@ -17933,7 +11682,6 @@
       <w:spacing w:after="0" w:line="240" w:lineRule="auto"/>
     </w:pPr>
     <w:rPr>
-      <w:rFonts w:ascii="Arial Unicode MS" w:hAnsi="Arial Unicode MS" w:eastAsia="Arial Unicode MS" w:cs="Arial Unicode MS"/>
       <w:color w:val="000000" w:themeColor="text1"/>
     </w:rPr>
     <w:tblPr>
@@ -18020,7 +11768,6 @@
       <w:spacing w:after="0" w:line="240" w:lineRule="auto"/>
     </w:pPr>
     <w:rPr>
-      <w:rFonts w:ascii="Arial Unicode MS" w:hAnsi="Arial Unicode MS" w:eastAsia="Arial Unicode MS" w:cs="Arial Unicode MS"/>
       <w:color w:val="000000" w:themeColor="text1"/>
     </w:rPr>
     <w:tblPr>
@@ -18107,7 +11854,6 @@
       <w:spacing w:after="0" w:line="240" w:lineRule="auto"/>
     </w:pPr>
     <w:rPr>
-      <w:rFonts w:ascii="Arial Unicode MS" w:hAnsi="Arial Unicode MS" w:eastAsia="Arial Unicode MS" w:cs="Arial Unicode MS"/>
       <w:color w:val="000000" w:themeColor="text1"/>
     </w:rPr>
     <w:tblPr>
@@ -18188,7 +11934,6 @@
       <w:spacing w:after="0" w:line="240" w:lineRule="auto"/>
     </w:pPr>
     <w:rPr>
-      <w:rFonts w:ascii="Arial Unicode MS" w:hAnsi="Arial Unicode MS" w:eastAsia="Arial Unicode MS" w:cs="Arial Unicode MS"/>
       <w:color w:val="000000" w:themeColor="text1"/>
     </w:rPr>
     <w:tblPr>
@@ -18269,7 +12014,6 @@
       <w:spacing w:after="0" w:line="240" w:lineRule="auto"/>
     </w:pPr>
     <w:rPr>
-      <w:rFonts w:ascii="Arial Unicode MS" w:hAnsi="Arial Unicode MS" w:eastAsia="Arial Unicode MS" w:cs="Arial Unicode MS"/>
       <w:color w:val="000000" w:themeColor="text1"/>
     </w:rPr>
     <w:tblPr>
@@ -18350,7 +12094,6 @@
       <w:spacing w:after="0" w:line="240" w:lineRule="auto"/>
     </w:pPr>
     <w:rPr>
-      <w:rFonts w:ascii="Arial Unicode MS" w:hAnsi="Arial Unicode MS" w:eastAsia="Arial Unicode MS" w:cs="Arial Unicode MS"/>
       <w:color w:val="000000" w:themeColor="text1"/>
     </w:rPr>
     <w:tblPr>
@@ -18431,7 +12174,6 @@
       <w:spacing w:after="0" w:line="240" w:lineRule="auto"/>
     </w:pPr>
     <w:rPr>
-      <w:rFonts w:ascii="Arial Unicode MS" w:hAnsi="Arial Unicode MS" w:eastAsia="Arial Unicode MS" w:cs="Arial Unicode MS"/>
       <w:color w:val="000000" w:themeColor="text1"/>
     </w:rPr>
     <w:tblPr>
@@ -18512,7 +12254,6 @@
       <w:spacing w:after="0" w:line="240" w:lineRule="auto"/>
     </w:pPr>
     <w:rPr>
-      <w:rFonts w:ascii="Arial Unicode MS" w:hAnsi="Arial Unicode MS" w:eastAsia="Arial Unicode MS" w:cs="Arial Unicode MS"/>
       <w:color w:val="000000" w:themeColor="text1"/>
     </w:rPr>
     <w:tblPr>
@@ -18593,7 +12334,6 @@
       <w:spacing w:after="0" w:line="240" w:lineRule="auto"/>
     </w:pPr>
     <w:rPr>
-      <w:rFonts w:ascii="Arial Unicode MS" w:hAnsi="Arial Unicode MS" w:eastAsia="Arial Unicode MS" w:cs="Arial Unicode MS"/>
       <w:color w:val="000000" w:themeColor="text1"/>
     </w:rPr>
     <w:tblPr>
